--- a/Etapa Elaboración - Iteración 2/Estimacion 03 - Kairos - NexTech.docx
+++ b/Etapa Elaboración - Iteración 2/Estimacion 03 - Kairos - NexTech.docx
@@ -992,12 +992,12 @@
             <wp:extent cx="1200150" cy="1200150"/>
             <wp:effectExtent b="0" l="0" r="0" t="0"/>
             <wp:wrapSquare wrapText="bothSides" distB="0" distT="0" distL="114300" distR="114300"/>
-            <wp:docPr descr="psi-negro.png" id="18" name="image4.png"/>
+            <wp:docPr descr="psi-negro.png" id="18" name="image3.png"/>
             <a:graphic>
               <a:graphicData uri="http://schemas.openxmlformats.org/drawingml/2006/picture">
                 <pic:pic>
                   <pic:nvPicPr>
-                    <pic:cNvPr descr="psi-negro.png" id="0" name="image4.png"/>
+                    <pic:cNvPr descr="psi-negro.png" id="0" name="image3.png"/>
                     <pic:cNvPicPr preferRelativeResize="0"/>
                   </pic:nvPicPr>
                   <pic:blipFill>
@@ -1047,12 +1047,12 @@
             <wp:extent cx="1304925" cy="2019300"/>
             <wp:effectExtent b="0" l="0" r="0" t="0"/>
             <wp:wrapSquare wrapText="bothSides" distB="0" distT="0" distL="114300" distR="114300"/>
-            <wp:docPr descr="UNPA.JPG" id="19" name="image2.jpg"/>
+            <wp:docPr descr="UNPA.JPG" id="19" name="image4.jpg"/>
             <a:graphic>
               <a:graphicData uri="http://schemas.openxmlformats.org/drawingml/2006/picture">
                 <pic:pic>
                   <pic:nvPicPr>
-                    <pic:cNvPr descr="UNPA.JPG" id="0" name="image2.jpg"/>
+                    <pic:cNvPr descr="UNPA.JPG" id="0" name="image4.jpg"/>
                     <pic:cNvPicPr preferRelativeResize="0"/>
                   </pic:nvPicPr>
                   <pic:blipFill>
@@ -1388,12 +1388,12 @@
             <wp:extent cx="1200150" cy="1200150"/>
             <wp:effectExtent b="0" l="0" r="0" t="0"/>
             <wp:wrapSquare wrapText="bothSides" distB="0" distT="0" distL="114300" distR="114300"/>
-            <wp:docPr id="14" name="image3.png"/>
+            <wp:docPr id="14" name="image1.png"/>
             <a:graphic>
               <a:graphicData uri="http://schemas.openxmlformats.org/drawingml/2006/picture">
                 <pic:pic>
                   <pic:nvPicPr>
-                    <pic:cNvPr id="0" name="image3.png"/>
+                    <pic:cNvPr id="0" name="image1.png"/>
                     <pic:cNvPicPr preferRelativeResize="0"/>
                   </pic:nvPicPr>
                   <pic:blipFill>
@@ -1491,7 +1491,7 @@
     </w:p>
     <w:sdt>
       <w:sdtPr>
-        <w:id w:val="372788010"/>
+        <w:id w:val="-1180007653"/>
         <w:docPartObj>
           <w:docPartGallery w:val="Table of Contents"/>
           <w:docPartUnique w:val="1"/>
@@ -21160,12 +21160,12 @@
           <wp:extent cx="669290" cy="669290"/>
           <wp:effectExtent b="0" l="0" r="0" t="0"/>
           <wp:wrapSquare wrapText="bothSides" distB="0" distT="0" distL="114300" distR="114300"/>
-          <wp:docPr descr="psi-negro.png" id="15" name="image1.png"/>
+          <wp:docPr descr="psi-negro.png" id="15" name="image2.png"/>
           <a:graphic>
             <a:graphicData uri="http://schemas.openxmlformats.org/drawingml/2006/picture">
               <pic:pic>
                 <pic:nvPicPr>
-                  <pic:cNvPr descr="psi-negro.png" id="0" name="image1.png"/>
+                  <pic:cNvPr descr="psi-negro.png" id="0" name="image2.png"/>
                   <pic:cNvPicPr preferRelativeResize="0"/>
                 </pic:nvPicPr>
                 <pic:blipFill>

--- a/Etapa Elaboración - Iteración 2/Estimacion 03 - Kairos - NexTech.docx
+++ b/Etapa Elaboración - Iteración 2/Estimacion 03 - Kairos - NexTech.docx
@@ -992,12 +992,12 @@
             <wp:extent cx="1200150" cy="1200150"/>
             <wp:effectExtent b="0" l="0" r="0" t="0"/>
             <wp:wrapSquare wrapText="bothSides" distB="0" distT="0" distL="114300" distR="114300"/>
-            <wp:docPr descr="psi-negro.png" id="18" name="image3.png"/>
+            <wp:docPr descr="psi-negro.png" id="18" name="image2.png"/>
             <a:graphic>
               <a:graphicData uri="http://schemas.openxmlformats.org/drawingml/2006/picture">
                 <pic:pic>
                   <pic:nvPicPr>
-                    <pic:cNvPr descr="psi-negro.png" id="0" name="image3.png"/>
+                    <pic:cNvPr descr="psi-negro.png" id="0" name="image2.png"/>
                     <pic:cNvPicPr preferRelativeResize="0"/>
                   </pic:nvPicPr>
                   <pic:blipFill>
@@ -1047,12 +1047,12 @@
             <wp:extent cx="1304925" cy="2019300"/>
             <wp:effectExtent b="0" l="0" r="0" t="0"/>
             <wp:wrapSquare wrapText="bothSides" distB="0" distT="0" distL="114300" distR="114300"/>
-            <wp:docPr descr="UNPA.JPG" id="19" name="image4.jpg"/>
+            <wp:docPr descr="UNPA.JPG" id="19" name="image5.jpg"/>
             <a:graphic>
               <a:graphicData uri="http://schemas.openxmlformats.org/drawingml/2006/picture">
                 <pic:pic>
                   <pic:nvPicPr>
-                    <pic:cNvPr descr="UNPA.JPG" id="0" name="image4.jpg"/>
+                    <pic:cNvPr descr="UNPA.JPG" id="0" name="image5.jpg"/>
                     <pic:cNvPicPr preferRelativeResize="0"/>
                   </pic:nvPicPr>
                   <pic:blipFill>
@@ -1388,12 +1388,12 @@
             <wp:extent cx="1200150" cy="1200150"/>
             <wp:effectExtent b="0" l="0" r="0" t="0"/>
             <wp:wrapSquare wrapText="bothSides" distB="0" distT="0" distL="114300" distR="114300"/>
-            <wp:docPr id="14" name="image1.png"/>
+            <wp:docPr id="14" name="image3.png"/>
             <a:graphic>
               <a:graphicData uri="http://schemas.openxmlformats.org/drawingml/2006/picture">
                 <pic:pic>
                   <pic:nvPicPr>
-                    <pic:cNvPr id="0" name="image1.png"/>
+                    <pic:cNvPr id="0" name="image3.png"/>
                     <pic:cNvPicPr preferRelativeResize="0"/>
                   </pic:nvPicPr>
                   <pic:blipFill>
@@ -1491,7 +1491,7 @@
     </w:p>
     <w:sdt>
       <w:sdtPr>
-        <w:id w:val="-1180007653"/>
+        <w:id w:val="-778872269"/>
         <w:docPartObj>
           <w:docPartGallery w:val="Table of Contents"/>
           <w:docPartUnique w:val="1"/>
@@ -19611,12 +19611,12 @@
             <wp:extent cx="6926942" cy="1955353"/>
             <wp:effectExtent b="0" l="0" r="0" t="0"/>
             <wp:wrapTopAndBottom distB="114300" distT="114300"/>
-            <wp:docPr id="17" name="image6.png"/>
+            <wp:docPr id="17" name="image4.png"/>
             <a:graphic>
               <a:graphicData uri="http://schemas.openxmlformats.org/drawingml/2006/picture">
                 <pic:pic>
                   <pic:nvPicPr>
-                    <pic:cNvPr id="0" name="image6.png"/>
+                    <pic:cNvPr id="0" name="image4.png"/>
                     <pic:cNvPicPr preferRelativeResize="0"/>
                   </pic:nvPicPr>
                   <pic:blipFill>
@@ -21160,12 +21160,12 @@
           <wp:extent cx="669290" cy="669290"/>
           <wp:effectExtent b="0" l="0" r="0" t="0"/>
           <wp:wrapSquare wrapText="bothSides" distB="0" distT="0" distL="114300" distR="114300"/>
-          <wp:docPr descr="psi-negro.png" id="15" name="image2.png"/>
+          <wp:docPr descr="psi-negro.png" id="15" name="image1.png"/>
           <a:graphic>
             <a:graphicData uri="http://schemas.openxmlformats.org/drawingml/2006/picture">
               <pic:pic>
                 <pic:nvPicPr>
-                  <pic:cNvPr descr="psi-negro.png" id="0" name="image2.png"/>
+                  <pic:cNvPr descr="psi-negro.png" id="0" name="image1.png"/>
                   <pic:cNvPicPr preferRelativeResize="0"/>
                 </pic:nvPicPr>
                 <pic:blipFill>
@@ -21205,12 +21205,12 @@
           <wp:extent cx="425450" cy="666750"/>
           <wp:effectExtent b="0" l="0" r="0" t="0"/>
           <wp:wrapSquare wrapText="bothSides" distB="0" distT="0" distL="114300" distR="114300"/>
-          <wp:docPr descr="UNPA.JPG" id="16" name="image5.jpg"/>
+          <wp:docPr descr="UNPA.JPG" id="16" name="image6.jpg"/>
           <a:graphic>
             <a:graphicData uri="http://schemas.openxmlformats.org/drawingml/2006/picture">
               <pic:pic>
                 <pic:nvPicPr>
-                  <pic:cNvPr descr="UNPA.JPG" id="0" name="image5.jpg"/>
+                  <pic:cNvPr descr="UNPA.JPG" id="0" name="image6.jpg"/>
                   <pic:cNvPicPr preferRelativeResize="0"/>
                 </pic:nvPicPr>
                 <pic:blipFill>

--- a/Etapa Elaboración - Iteración 2/Estimacion 03 - Kairos - NexTech.docx
+++ b/Etapa Elaboración - Iteración 2/Estimacion 03 - Kairos - NexTech.docx
@@ -992,12 +992,12 @@
             <wp:extent cx="1200150" cy="1200150"/>
             <wp:effectExtent b="0" l="0" r="0" t="0"/>
             <wp:wrapSquare wrapText="bothSides" distB="0" distT="0" distL="114300" distR="114300"/>
-            <wp:docPr descr="psi-negro.png" id="18" name="image2.png"/>
+            <wp:docPr descr="psi-negro.png" id="18" name="image1.png"/>
             <a:graphic>
               <a:graphicData uri="http://schemas.openxmlformats.org/drawingml/2006/picture">
                 <pic:pic>
                   <pic:nvPicPr>
-                    <pic:cNvPr descr="psi-negro.png" id="0" name="image2.png"/>
+                    <pic:cNvPr descr="psi-negro.png" id="0" name="image1.png"/>
                     <pic:cNvPicPr preferRelativeResize="0"/>
                   </pic:nvPicPr>
                   <pic:blipFill>
@@ -1491,7 +1491,7 @@
     </w:p>
     <w:sdt>
       <w:sdtPr>
-        <w:id w:val="-778872269"/>
+        <w:id w:val="-122812232"/>
         <w:docPartObj>
           <w:docPartGallery w:val="Table of Contents"/>
           <w:docPartUnique w:val="1"/>
@@ -21160,12 +21160,12 @@
           <wp:extent cx="669290" cy="669290"/>
           <wp:effectExtent b="0" l="0" r="0" t="0"/>
           <wp:wrapSquare wrapText="bothSides" distB="0" distT="0" distL="114300" distR="114300"/>
-          <wp:docPr descr="psi-negro.png" id="15" name="image1.png"/>
+          <wp:docPr descr="psi-negro.png" id="15" name="image2.png"/>
           <a:graphic>
             <a:graphicData uri="http://schemas.openxmlformats.org/drawingml/2006/picture">
               <pic:pic>
                 <pic:nvPicPr>
-                  <pic:cNvPr descr="psi-negro.png" id="0" name="image1.png"/>
+                  <pic:cNvPr descr="psi-negro.png" id="0" name="image2.png"/>
                   <pic:cNvPicPr preferRelativeResize="0"/>
                 </pic:nvPicPr>
                 <pic:blipFill>

--- a/Etapa Elaboración - Iteración 2/Estimacion 03 - Kairos - NexTech.docx
+++ b/Etapa Elaboración - Iteración 2/Estimacion 03 - Kairos - NexTech.docx
@@ -992,12 +992,12 @@
             <wp:extent cx="1200150" cy="1200150"/>
             <wp:effectExtent b="0" l="0" r="0" t="0"/>
             <wp:wrapSquare wrapText="bothSides" distB="0" distT="0" distL="114300" distR="114300"/>
-            <wp:docPr descr="psi-negro.png" id="18" name="image1.png"/>
+            <wp:docPr descr="psi-negro.png" id="18" name="image4.png"/>
             <a:graphic>
               <a:graphicData uri="http://schemas.openxmlformats.org/drawingml/2006/picture">
                 <pic:pic>
                   <pic:nvPicPr>
-                    <pic:cNvPr descr="psi-negro.png" id="0" name="image1.png"/>
+                    <pic:cNvPr descr="psi-negro.png" id="0" name="image4.png"/>
                     <pic:cNvPicPr preferRelativeResize="0"/>
                   </pic:nvPicPr>
                   <pic:blipFill>
@@ -1047,12 +1047,12 @@
             <wp:extent cx="1304925" cy="2019300"/>
             <wp:effectExtent b="0" l="0" r="0" t="0"/>
             <wp:wrapSquare wrapText="bothSides" distB="0" distT="0" distL="114300" distR="114300"/>
-            <wp:docPr descr="UNPA.JPG" id="19" name="image5.jpg"/>
+            <wp:docPr descr="UNPA.JPG" id="19" name="image6.jpg"/>
             <a:graphic>
               <a:graphicData uri="http://schemas.openxmlformats.org/drawingml/2006/picture">
                 <pic:pic>
                   <pic:nvPicPr>
-                    <pic:cNvPr descr="UNPA.JPG" id="0" name="image5.jpg"/>
+                    <pic:cNvPr descr="UNPA.JPG" id="0" name="image6.jpg"/>
                     <pic:cNvPicPr preferRelativeResize="0"/>
                   </pic:nvPicPr>
                   <pic:blipFill>
@@ -1388,12 +1388,12 @@
             <wp:extent cx="1200150" cy="1200150"/>
             <wp:effectExtent b="0" l="0" r="0" t="0"/>
             <wp:wrapSquare wrapText="bothSides" distB="0" distT="0" distL="114300" distR="114300"/>
-            <wp:docPr id="14" name="image3.png"/>
+            <wp:docPr id="14" name="image2.png"/>
             <a:graphic>
               <a:graphicData uri="http://schemas.openxmlformats.org/drawingml/2006/picture">
                 <pic:pic>
                   <pic:nvPicPr>
-                    <pic:cNvPr id="0" name="image3.png"/>
+                    <pic:cNvPr id="0" name="image2.png"/>
                     <pic:cNvPicPr preferRelativeResize="0"/>
                   </pic:nvPicPr>
                   <pic:blipFill>
@@ -1491,7 +1491,7 @@
     </w:p>
     <w:sdt>
       <w:sdtPr>
-        <w:id w:val="-122812232"/>
+        <w:id w:val="1476837721"/>
         <w:docPartObj>
           <w:docPartGallery w:val="Table of Contents"/>
           <w:docPartUnique w:val="1"/>
@@ -19611,12 +19611,12 @@
             <wp:extent cx="6926942" cy="1955353"/>
             <wp:effectExtent b="0" l="0" r="0" t="0"/>
             <wp:wrapTopAndBottom distB="114300" distT="114300"/>
-            <wp:docPr id="17" name="image4.png"/>
+            <wp:docPr id="17" name="image5.png"/>
             <a:graphic>
               <a:graphicData uri="http://schemas.openxmlformats.org/drawingml/2006/picture">
                 <pic:pic>
                   <pic:nvPicPr>
-                    <pic:cNvPr id="0" name="image4.png"/>
+                    <pic:cNvPr id="0" name="image5.png"/>
                     <pic:cNvPicPr preferRelativeResize="0"/>
                   </pic:nvPicPr>
                   <pic:blipFill>
@@ -21160,12 +21160,12 @@
           <wp:extent cx="669290" cy="669290"/>
           <wp:effectExtent b="0" l="0" r="0" t="0"/>
           <wp:wrapSquare wrapText="bothSides" distB="0" distT="0" distL="114300" distR="114300"/>
-          <wp:docPr descr="psi-negro.png" id="15" name="image2.png"/>
+          <wp:docPr descr="psi-negro.png" id="15" name="image3.png"/>
           <a:graphic>
             <a:graphicData uri="http://schemas.openxmlformats.org/drawingml/2006/picture">
               <pic:pic>
                 <pic:nvPicPr>
-                  <pic:cNvPr descr="psi-negro.png" id="0" name="image2.png"/>
+                  <pic:cNvPr descr="psi-negro.png" id="0" name="image3.png"/>
                   <pic:cNvPicPr preferRelativeResize="0"/>
                 </pic:nvPicPr>
                 <pic:blipFill>
@@ -21205,12 +21205,12 @@
           <wp:extent cx="425450" cy="666750"/>
           <wp:effectExtent b="0" l="0" r="0" t="0"/>
           <wp:wrapSquare wrapText="bothSides" distB="0" distT="0" distL="114300" distR="114300"/>
-          <wp:docPr descr="UNPA.JPG" id="16" name="image6.jpg"/>
+          <wp:docPr descr="UNPA.JPG" id="16" name="image1.jpg"/>
           <a:graphic>
             <a:graphicData uri="http://schemas.openxmlformats.org/drawingml/2006/picture">
               <pic:pic>
                 <pic:nvPicPr>
-                  <pic:cNvPr descr="UNPA.JPG" id="0" name="image6.jpg"/>
+                  <pic:cNvPr descr="UNPA.JPG" id="0" name="image1.jpg"/>
                   <pic:cNvPicPr preferRelativeResize="0"/>
                 </pic:nvPicPr>
                 <pic:blipFill>

--- a/Etapa Elaboración - Iteración 2/Estimacion 03 - Kairos - NexTech.docx
+++ b/Etapa Elaboración - Iteración 2/Estimacion 03 - Kairos - NexTech.docx
@@ -1047,12 +1047,12 @@
             <wp:extent cx="1304925" cy="2019300"/>
             <wp:effectExtent b="0" l="0" r="0" t="0"/>
             <wp:wrapSquare wrapText="bothSides" distB="0" distT="0" distL="114300" distR="114300"/>
-            <wp:docPr descr="UNPA.JPG" id="19" name="image6.jpg"/>
+            <wp:docPr descr="UNPA.JPG" id="19" name="image1.jpg"/>
             <a:graphic>
               <a:graphicData uri="http://schemas.openxmlformats.org/drawingml/2006/picture">
                 <pic:pic>
                   <pic:nvPicPr>
-                    <pic:cNvPr descr="UNPA.JPG" id="0" name="image6.jpg"/>
+                    <pic:cNvPr descr="UNPA.JPG" id="0" name="image1.jpg"/>
                     <pic:cNvPicPr preferRelativeResize="0"/>
                   </pic:nvPicPr>
                   <pic:blipFill>
@@ -1388,12 +1388,12 @@
             <wp:extent cx="1200150" cy="1200150"/>
             <wp:effectExtent b="0" l="0" r="0" t="0"/>
             <wp:wrapSquare wrapText="bothSides" distB="0" distT="0" distL="114300" distR="114300"/>
-            <wp:docPr id="14" name="image2.png"/>
+            <wp:docPr id="14" name="image5.png"/>
             <a:graphic>
               <a:graphicData uri="http://schemas.openxmlformats.org/drawingml/2006/picture">
                 <pic:pic>
                   <pic:nvPicPr>
-                    <pic:cNvPr id="0" name="image2.png"/>
+                    <pic:cNvPr id="0" name="image5.png"/>
                     <pic:cNvPicPr preferRelativeResize="0"/>
                   </pic:nvPicPr>
                   <pic:blipFill>
@@ -1491,7 +1491,7 @@
     </w:p>
     <w:sdt>
       <w:sdtPr>
-        <w:id w:val="1476837721"/>
+        <w:id w:val="-1696262150"/>
         <w:docPartObj>
           <w:docPartGallery w:val="Table of Contents"/>
           <w:docPartUnique w:val="1"/>
@@ -19611,12 +19611,12 @@
             <wp:extent cx="6926942" cy="1955353"/>
             <wp:effectExtent b="0" l="0" r="0" t="0"/>
             <wp:wrapTopAndBottom distB="114300" distT="114300"/>
-            <wp:docPr id="17" name="image5.png"/>
+            <wp:docPr id="17" name="image6.png"/>
             <a:graphic>
               <a:graphicData uri="http://schemas.openxmlformats.org/drawingml/2006/picture">
                 <pic:pic>
                   <pic:nvPicPr>
-                    <pic:cNvPr id="0" name="image5.png"/>
+                    <pic:cNvPr id="0" name="image6.png"/>
                     <pic:cNvPicPr preferRelativeResize="0"/>
                   </pic:nvPicPr>
                   <pic:blipFill>
@@ -21160,12 +21160,12 @@
           <wp:extent cx="669290" cy="669290"/>
           <wp:effectExtent b="0" l="0" r="0" t="0"/>
           <wp:wrapSquare wrapText="bothSides" distB="0" distT="0" distL="114300" distR="114300"/>
-          <wp:docPr descr="psi-negro.png" id="15" name="image3.png"/>
+          <wp:docPr descr="psi-negro.png" id="15" name="image2.png"/>
           <a:graphic>
             <a:graphicData uri="http://schemas.openxmlformats.org/drawingml/2006/picture">
               <pic:pic>
                 <pic:nvPicPr>
-                  <pic:cNvPr descr="psi-negro.png" id="0" name="image3.png"/>
+                  <pic:cNvPr descr="psi-negro.png" id="0" name="image2.png"/>
                   <pic:cNvPicPr preferRelativeResize="0"/>
                 </pic:nvPicPr>
                 <pic:blipFill>
@@ -21205,12 +21205,12 @@
           <wp:extent cx="425450" cy="666750"/>
           <wp:effectExtent b="0" l="0" r="0" t="0"/>
           <wp:wrapSquare wrapText="bothSides" distB="0" distT="0" distL="114300" distR="114300"/>
-          <wp:docPr descr="UNPA.JPG" id="16" name="image1.jpg"/>
+          <wp:docPr descr="UNPA.JPG" id="16" name="image3.jpg"/>
           <a:graphic>
             <a:graphicData uri="http://schemas.openxmlformats.org/drawingml/2006/picture">
               <pic:pic>
                 <pic:nvPicPr>
-                  <pic:cNvPr descr="UNPA.JPG" id="0" name="image1.jpg"/>
+                  <pic:cNvPr descr="UNPA.JPG" id="0" name="image3.jpg"/>
                   <pic:cNvPicPr preferRelativeResize="0"/>
                 </pic:nvPicPr>
                 <pic:blipFill>

--- a/Etapa Elaboración - Iteración 2/Estimacion 03 - Kairos - NexTech.docx
+++ b/Etapa Elaboración - Iteración 2/Estimacion 03 - Kairos - NexTech.docx
@@ -1047,12 +1047,12 @@
             <wp:extent cx="1304925" cy="2019300"/>
             <wp:effectExtent b="0" l="0" r="0" t="0"/>
             <wp:wrapSquare wrapText="bothSides" distB="0" distT="0" distL="114300" distR="114300"/>
-            <wp:docPr descr="UNPA.JPG" id="19" name="image1.jpg"/>
+            <wp:docPr descr="UNPA.JPG" id="19" name="image6.jpg"/>
             <a:graphic>
               <a:graphicData uri="http://schemas.openxmlformats.org/drawingml/2006/picture">
                 <pic:pic>
                   <pic:nvPicPr>
-                    <pic:cNvPr descr="UNPA.JPG" id="0" name="image1.jpg"/>
+                    <pic:cNvPr descr="UNPA.JPG" id="0" name="image6.jpg"/>
                     <pic:cNvPicPr preferRelativeResize="0"/>
                   </pic:nvPicPr>
                   <pic:blipFill>
@@ -1388,12 +1388,12 @@
             <wp:extent cx="1200150" cy="1200150"/>
             <wp:effectExtent b="0" l="0" r="0" t="0"/>
             <wp:wrapSquare wrapText="bothSides" distB="0" distT="0" distL="114300" distR="114300"/>
-            <wp:docPr id="14" name="image5.png"/>
+            <wp:docPr id="14" name="image1.png"/>
             <a:graphic>
               <a:graphicData uri="http://schemas.openxmlformats.org/drawingml/2006/picture">
                 <pic:pic>
                   <pic:nvPicPr>
-                    <pic:cNvPr id="0" name="image5.png"/>
+                    <pic:cNvPr id="0" name="image1.png"/>
                     <pic:cNvPicPr preferRelativeResize="0"/>
                   </pic:nvPicPr>
                   <pic:blipFill>
@@ -1491,7 +1491,7 @@
     </w:p>
     <w:sdt>
       <w:sdtPr>
-        <w:id w:val="-1696262150"/>
+        <w:id w:val="-38495001"/>
         <w:docPartObj>
           <w:docPartGallery w:val="Table of Contents"/>
           <w:docPartUnique w:val="1"/>
@@ -19611,12 +19611,12 @@
             <wp:extent cx="6926942" cy="1955353"/>
             <wp:effectExtent b="0" l="0" r="0" t="0"/>
             <wp:wrapTopAndBottom distB="114300" distT="114300"/>
-            <wp:docPr id="17" name="image6.png"/>
+            <wp:docPr id="17" name="image5.png"/>
             <a:graphic>
               <a:graphicData uri="http://schemas.openxmlformats.org/drawingml/2006/picture">
                 <pic:pic>
                   <pic:nvPicPr>
-                    <pic:cNvPr id="0" name="image6.png"/>
+                    <pic:cNvPr id="0" name="image5.png"/>
                     <pic:cNvPicPr preferRelativeResize="0"/>
                   </pic:nvPicPr>
                   <pic:blipFill>

--- a/Etapa Elaboración - Iteración 2/Estimacion 03 - Kairos - NexTech.docx
+++ b/Etapa Elaboración - Iteración 2/Estimacion 03 - Kairos - NexTech.docx
@@ -992,12 +992,12 @@
             <wp:extent cx="1200150" cy="1200150"/>
             <wp:effectExtent b="0" l="0" r="0" t="0"/>
             <wp:wrapSquare wrapText="bothSides" distB="0" distT="0" distL="114300" distR="114300"/>
-            <wp:docPr descr="psi-negro.png" id="18" name="image4.png"/>
+            <wp:docPr descr="psi-negro.png" id="18" name="image5.png"/>
             <a:graphic>
               <a:graphicData uri="http://schemas.openxmlformats.org/drawingml/2006/picture">
                 <pic:pic>
                   <pic:nvPicPr>
-                    <pic:cNvPr descr="psi-negro.png" id="0" name="image4.png"/>
+                    <pic:cNvPr descr="psi-negro.png" id="0" name="image5.png"/>
                     <pic:cNvPicPr preferRelativeResize="0"/>
                   </pic:nvPicPr>
                   <pic:blipFill>
@@ -1047,12 +1047,12 @@
             <wp:extent cx="1304925" cy="2019300"/>
             <wp:effectExtent b="0" l="0" r="0" t="0"/>
             <wp:wrapSquare wrapText="bothSides" distB="0" distT="0" distL="114300" distR="114300"/>
-            <wp:docPr descr="UNPA.JPG" id="19" name="image6.jpg"/>
+            <wp:docPr descr="UNPA.JPG" id="19" name="image1.jpg"/>
             <a:graphic>
               <a:graphicData uri="http://schemas.openxmlformats.org/drawingml/2006/picture">
                 <pic:pic>
                   <pic:nvPicPr>
-                    <pic:cNvPr descr="UNPA.JPG" id="0" name="image6.jpg"/>
+                    <pic:cNvPr descr="UNPA.JPG" id="0" name="image1.jpg"/>
                     <pic:cNvPicPr preferRelativeResize="0"/>
                   </pic:nvPicPr>
                   <pic:blipFill>
@@ -1388,12 +1388,12 @@
             <wp:extent cx="1200150" cy="1200150"/>
             <wp:effectExtent b="0" l="0" r="0" t="0"/>
             <wp:wrapSquare wrapText="bothSides" distB="0" distT="0" distL="114300" distR="114300"/>
-            <wp:docPr id="14" name="image1.png"/>
+            <wp:docPr id="14" name="image3.png"/>
             <a:graphic>
               <a:graphicData uri="http://schemas.openxmlformats.org/drawingml/2006/picture">
                 <pic:pic>
                   <pic:nvPicPr>
-                    <pic:cNvPr id="0" name="image1.png"/>
+                    <pic:cNvPr id="0" name="image3.png"/>
                     <pic:cNvPicPr preferRelativeResize="0"/>
                   </pic:nvPicPr>
                   <pic:blipFill>
@@ -1491,7 +1491,7 @@
     </w:p>
     <w:sdt>
       <w:sdtPr>
-        <w:id w:val="-38495001"/>
+        <w:id w:val="-1412255714"/>
         <w:docPartObj>
           <w:docPartGallery w:val="Table of Contents"/>
           <w:docPartUnique w:val="1"/>
@@ -19611,12 +19611,12 @@
             <wp:extent cx="6926942" cy="1955353"/>
             <wp:effectExtent b="0" l="0" r="0" t="0"/>
             <wp:wrapTopAndBottom distB="114300" distT="114300"/>
-            <wp:docPr id="17" name="image5.png"/>
+            <wp:docPr id="17" name="image6.png"/>
             <a:graphic>
               <a:graphicData uri="http://schemas.openxmlformats.org/drawingml/2006/picture">
                 <pic:pic>
                   <pic:nvPicPr>
-                    <pic:cNvPr id="0" name="image5.png"/>
+                    <pic:cNvPr id="0" name="image6.png"/>
                     <pic:cNvPicPr preferRelativeResize="0"/>
                   </pic:nvPicPr>
                   <pic:blipFill>
@@ -21205,12 +21205,12 @@
           <wp:extent cx="425450" cy="666750"/>
           <wp:effectExtent b="0" l="0" r="0" t="0"/>
           <wp:wrapSquare wrapText="bothSides" distB="0" distT="0" distL="114300" distR="114300"/>
-          <wp:docPr descr="UNPA.JPG" id="16" name="image3.jpg"/>
+          <wp:docPr descr="UNPA.JPG" id="16" name="image4.jpg"/>
           <a:graphic>
             <a:graphicData uri="http://schemas.openxmlformats.org/drawingml/2006/picture">
               <pic:pic>
                 <pic:nvPicPr>
-                  <pic:cNvPr descr="UNPA.JPG" id="0" name="image3.jpg"/>
+                  <pic:cNvPr descr="UNPA.JPG" id="0" name="image4.jpg"/>
                   <pic:cNvPicPr preferRelativeResize="0"/>
                 </pic:nvPicPr>
                 <pic:blipFill>

--- a/Etapa Elaboración - Iteración 2/Estimacion 03 - Kairos - NexTech.docx
+++ b/Etapa Elaboración - Iteración 2/Estimacion 03 - Kairos - NexTech.docx
@@ -992,12 +992,12 @@
             <wp:extent cx="1200150" cy="1200150"/>
             <wp:effectExtent b="0" l="0" r="0" t="0"/>
             <wp:wrapSquare wrapText="bothSides" distB="0" distT="0" distL="114300" distR="114300"/>
-            <wp:docPr descr="psi-negro.png" id="18" name="image5.png"/>
+            <wp:docPr descr="psi-negro.png" id="18" name="image4.png"/>
             <a:graphic>
               <a:graphicData uri="http://schemas.openxmlformats.org/drawingml/2006/picture">
                 <pic:pic>
                   <pic:nvPicPr>
-                    <pic:cNvPr descr="psi-negro.png" id="0" name="image5.png"/>
+                    <pic:cNvPr descr="psi-negro.png" id="0" name="image4.png"/>
                     <pic:cNvPicPr preferRelativeResize="0"/>
                   </pic:nvPicPr>
                   <pic:blipFill>
@@ -1047,12 +1047,12 @@
             <wp:extent cx="1304925" cy="2019300"/>
             <wp:effectExtent b="0" l="0" r="0" t="0"/>
             <wp:wrapSquare wrapText="bothSides" distB="0" distT="0" distL="114300" distR="114300"/>
-            <wp:docPr descr="UNPA.JPG" id="19" name="image1.jpg"/>
+            <wp:docPr descr="UNPA.JPG" id="19" name="image2.jpg"/>
             <a:graphic>
               <a:graphicData uri="http://schemas.openxmlformats.org/drawingml/2006/picture">
                 <pic:pic>
                   <pic:nvPicPr>
-                    <pic:cNvPr descr="UNPA.JPG" id="0" name="image1.jpg"/>
+                    <pic:cNvPr descr="UNPA.JPG" id="0" name="image2.jpg"/>
                     <pic:cNvPicPr preferRelativeResize="0"/>
                   </pic:nvPicPr>
                   <pic:blipFill>
@@ -1491,7 +1491,7 @@
     </w:p>
     <w:sdt>
       <w:sdtPr>
-        <w:id w:val="-1412255714"/>
+        <w:id w:val="-361266332"/>
         <w:docPartObj>
           <w:docPartGallery w:val="Table of Contents"/>
           <w:docPartUnique w:val="1"/>
@@ -21160,12 +21160,12 @@
           <wp:extent cx="669290" cy="669290"/>
           <wp:effectExtent b="0" l="0" r="0" t="0"/>
           <wp:wrapSquare wrapText="bothSides" distB="0" distT="0" distL="114300" distR="114300"/>
-          <wp:docPr descr="psi-negro.png" id="15" name="image2.png"/>
+          <wp:docPr descr="psi-negro.png" id="15" name="image5.png"/>
           <a:graphic>
             <a:graphicData uri="http://schemas.openxmlformats.org/drawingml/2006/picture">
               <pic:pic>
                 <pic:nvPicPr>
-                  <pic:cNvPr descr="psi-negro.png" id="0" name="image2.png"/>
+                  <pic:cNvPr descr="psi-negro.png" id="0" name="image5.png"/>
                   <pic:cNvPicPr preferRelativeResize="0"/>
                 </pic:nvPicPr>
                 <pic:blipFill>
@@ -21205,12 +21205,12 @@
           <wp:extent cx="425450" cy="666750"/>
           <wp:effectExtent b="0" l="0" r="0" t="0"/>
           <wp:wrapSquare wrapText="bothSides" distB="0" distT="0" distL="114300" distR="114300"/>
-          <wp:docPr descr="UNPA.JPG" id="16" name="image4.jpg"/>
+          <wp:docPr descr="UNPA.JPG" id="16" name="image1.jpg"/>
           <a:graphic>
             <a:graphicData uri="http://schemas.openxmlformats.org/drawingml/2006/picture">
               <pic:pic>
                 <pic:nvPicPr>
-                  <pic:cNvPr descr="UNPA.JPG" id="0" name="image4.jpg"/>
+                  <pic:cNvPr descr="UNPA.JPG" id="0" name="image1.jpg"/>
                   <pic:cNvPicPr preferRelativeResize="0"/>
                 </pic:nvPicPr>
                 <pic:blipFill>

--- a/Etapa Elaboración - Iteración 2/Estimacion 03 - Kairos - NexTech.docx
+++ b/Etapa Elaboración - Iteración 2/Estimacion 03 - Kairos - NexTech.docx
@@ -992,12 +992,12 @@
             <wp:extent cx="1200150" cy="1200150"/>
             <wp:effectExtent b="0" l="0" r="0" t="0"/>
             <wp:wrapSquare wrapText="bothSides" distB="0" distT="0" distL="114300" distR="114300"/>
-            <wp:docPr descr="psi-negro.png" id="18" name="image4.png"/>
+            <wp:docPr descr="psi-negro.png" id="18" name="image3.png"/>
             <a:graphic>
               <a:graphicData uri="http://schemas.openxmlformats.org/drawingml/2006/picture">
                 <pic:pic>
                   <pic:nvPicPr>
-                    <pic:cNvPr descr="psi-negro.png" id="0" name="image4.png"/>
+                    <pic:cNvPr descr="psi-negro.png" id="0" name="image3.png"/>
                     <pic:cNvPicPr preferRelativeResize="0"/>
                   </pic:nvPicPr>
                   <pic:blipFill>
@@ -1388,12 +1388,12 @@
             <wp:extent cx="1200150" cy="1200150"/>
             <wp:effectExtent b="0" l="0" r="0" t="0"/>
             <wp:wrapSquare wrapText="bothSides" distB="0" distT="0" distL="114300" distR="114300"/>
-            <wp:docPr id="14" name="image3.png"/>
+            <wp:docPr id="14" name="image4.png"/>
             <a:graphic>
               <a:graphicData uri="http://schemas.openxmlformats.org/drawingml/2006/picture">
                 <pic:pic>
                   <pic:nvPicPr>
-                    <pic:cNvPr id="0" name="image3.png"/>
+                    <pic:cNvPr id="0" name="image4.png"/>
                     <pic:cNvPicPr preferRelativeResize="0"/>
                   </pic:nvPicPr>
                   <pic:blipFill>
@@ -1491,7 +1491,7 @@
     </w:p>
     <w:sdt>
       <w:sdtPr>
-        <w:id w:val="-361266332"/>
+        <w:id w:val="-859224866"/>
         <w:docPartObj>
           <w:docPartGallery w:val="Table of Contents"/>
           <w:docPartUnique w:val="1"/>

--- a/Etapa Elaboración - Iteración 2/Estimacion 03 - Kairos - NexTech.docx
+++ b/Etapa Elaboración - Iteración 2/Estimacion 03 - Kairos - NexTech.docx
@@ -992,12 +992,12 @@
             <wp:extent cx="1200150" cy="1200150"/>
             <wp:effectExtent b="0" l="0" r="0" t="0"/>
             <wp:wrapSquare wrapText="bothSides" distB="0" distT="0" distL="114300" distR="114300"/>
-            <wp:docPr descr="psi-negro.png" id="18" name="image3.png"/>
+            <wp:docPr descr="psi-negro.png" id="18" name="image2.png"/>
             <a:graphic>
               <a:graphicData uri="http://schemas.openxmlformats.org/drawingml/2006/picture">
                 <pic:pic>
                   <pic:nvPicPr>
-                    <pic:cNvPr descr="psi-negro.png" id="0" name="image3.png"/>
+                    <pic:cNvPr descr="psi-negro.png" id="0" name="image2.png"/>
                     <pic:cNvPicPr preferRelativeResize="0"/>
                   </pic:nvPicPr>
                   <pic:blipFill>
@@ -1047,12 +1047,12 @@
             <wp:extent cx="1304925" cy="2019300"/>
             <wp:effectExtent b="0" l="0" r="0" t="0"/>
             <wp:wrapSquare wrapText="bothSides" distB="0" distT="0" distL="114300" distR="114300"/>
-            <wp:docPr descr="UNPA.JPG" id="19" name="image2.jpg"/>
+            <wp:docPr descr="UNPA.JPG" id="19" name="image5.jpg"/>
             <a:graphic>
               <a:graphicData uri="http://schemas.openxmlformats.org/drawingml/2006/picture">
                 <pic:pic>
                   <pic:nvPicPr>
-                    <pic:cNvPr descr="UNPA.JPG" id="0" name="image2.jpg"/>
+                    <pic:cNvPr descr="UNPA.JPG" id="0" name="image5.jpg"/>
                     <pic:cNvPicPr preferRelativeResize="0"/>
                   </pic:nvPicPr>
                   <pic:blipFill>
@@ -1388,12 +1388,12 @@
             <wp:extent cx="1200150" cy="1200150"/>
             <wp:effectExtent b="0" l="0" r="0" t="0"/>
             <wp:wrapSquare wrapText="bothSides" distB="0" distT="0" distL="114300" distR="114300"/>
-            <wp:docPr id="14" name="image4.png"/>
+            <wp:docPr id="14" name="image1.png"/>
             <a:graphic>
               <a:graphicData uri="http://schemas.openxmlformats.org/drawingml/2006/picture">
                 <pic:pic>
                   <pic:nvPicPr>
-                    <pic:cNvPr id="0" name="image4.png"/>
+                    <pic:cNvPr id="0" name="image1.png"/>
                     <pic:cNvPicPr preferRelativeResize="0"/>
                   </pic:nvPicPr>
                   <pic:blipFill>
@@ -1491,7 +1491,7 @@
     </w:p>
     <w:sdt>
       <w:sdtPr>
-        <w:id w:val="-859224866"/>
+        <w:id w:val="455135376"/>
         <w:docPartObj>
           <w:docPartGallery w:val="Table of Contents"/>
           <w:docPartUnique w:val="1"/>
@@ -19611,12 +19611,12 @@
             <wp:extent cx="6926942" cy="1955353"/>
             <wp:effectExtent b="0" l="0" r="0" t="0"/>
             <wp:wrapTopAndBottom distB="114300" distT="114300"/>
-            <wp:docPr id="17" name="image6.png"/>
+            <wp:docPr id="17" name="image4.png"/>
             <a:graphic>
               <a:graphicData uri="http://schemas.openxmlformats.org/drawingml/2006/picture">
                 <pic:pic>
                   <pic:nvPicPr>
-                    <pic:cNvPr id="0" name="image6.png"/>
+                    <pic:cNvPr id="0" name="image4.png"/>
                     <pic:cNvPicPr preferRelativeResize="0"/>
                   </pic:nvPicPr>
                   <pic:blipFill>
@@ -21160,12 +21160,12 @@
           <wp:extent cx="669290" cy="669290"/>
           <wp:effectExtent b="0" l="0" r="0" t="0"/>
           <wp:wrapSquare wrapText="bothSides" distB="0" distT="0" distL="114300" distR="114300"/>
-          <wp:docPr descr="psi-negro.png" id="15" name="image5.png"/>
+          <wp:docPr descr="psi-negro.png" id="15" name="image3.png"/>
           <a:graphic>
             <a:graphicData uri="http://schemas.openxmlformats.org/drawingml/2006/picture">
               <pic:pic>
                 <pic:nvPicPr>
-                  <pic:cNvPr descr="psi-negro.png" id="0" name="image5.png"/>
+                  <pic:cNvPr descr="psi-negro.png" id="0" name="image3.png"/>
                   <pic:cNvPicPr preferRelativeResize="0"/>
                 </pic:nvPicPr>
                 <pic:blipFill>
@@ -21205,12 +21205,12 @@
           <wp:extent cx="425450" cy="666750"/>
           <wp:effectExtent b="0" l="0" r="0" t="0"/>
           <wp:wrapSquare wrapText="bothSides" distB="0" distT="0" distL="114300" distR="114300"/>
-          <wp:docPr descr="UNPA.JPG" id="16" name="image1.jpg"/>
+          <wp:docPr descr="UNPA.JPG" id="16" name="image6.jpg"/>
           <a:graphic>
             <a:graphicData uri="http://schemas.openxmlformats.org/drawingml/2006/picture">
               <pic:pic>
                 <pic:nvPicPr>
-                  <pic:cNvPr descr="UNPA.JPG" id="0" name="image1.jpg"/>
+                  <pic:cNvPr descr="UNPA.JPG" id="0" name="image6.jpg"/>
                   <pic:cNvPicPr preferRelativeResize="0"/>
                 </pic:nvPicPr>
                 <pic:blipFill>

--- a/Etapa Elaboración - Iteración 2/Estimacion 03 - Kairos - NexTech.docx
+++ b/Etapa Elaboración - Iteración 2/Estimacion 03 - Kairos - NexTech.docx
@@ -22,7 +22,9 @@
         <w:rPr>
           <w:rFonts w:ascii="Cambria" w:cs="Cambria" w:eastAsia="Cambria" w:hAnsi="Cambria"/>
           <w:b w:val="0"/>
+          <w:bCs w:val="0"/>
           <w:i w:val="0"/>
+          <w:iCs w:val="0"/>
           <w:smallCaps w:val="0"/>
           <w:strike w:val="0"/>
           <w:color w:val="000000"/>
@@ -59,7 +61,9 @@
         <w:rPr>
           <w:rFonts w:ascii="Cambria" w:cs="Cambria" w:eastAsia="Cambria" w:hAnsi="Cambria"/>
           <w:b w:val="0"/>
+          <w:bCs w:val="0"/>
           <w:i w:val="0"/>
+          <w:iCs w:val="0"/>
           <w:smallCaps w:val="0"/>
           <w:strike w:val="0"/>
           <w:color w:val="000000"/>
@@ -96,7 +100,9 @@
         <w:rPr>
           <w:rFonts w:ascii="Cambria" w:cs="Cambria" w:eastAsia="Cambria" w:hAnsi="Cambria"/>
           <w:b w:val="0"/>
+          <w:bCs w:val="0"/>
           <w:i w:val="0"/>
+          <w:iCs w:val="0"/>
           <w:smallCaps w:val="0"/>
           <w:strike w:val="0"/>
           <w:color w:val="000000"/>
@@ -111,7 +117,9 @@
         <w:rPr>
           <w:rFonts w:ascii="Calibri" w:cs="Calibri" w:eastAsia="Calibri" w:hAnsi="Calibri"/>
           <w:b w:val="0"/>
+          <w:bCs w:val="0"/>
           <w:i w:val="0"/>
+          <w:iCs w:val="0"/>
           <w:smallCaps w:val="0"/>
           <w:strike w:val="0"/>
           <w:color w:val="000000"/>
@@ -231,7 +239,9 @@
         <w:rPr>
           <w:rFonts w:ascii="Calibri" w:cs="Calibri" w:eastAsia="Calibri" w:hAnsi="Calibri"/>
           <w:b w:val="0"/>
+          <w:bCs w:val="0"/>
           <w:i w:val="0"/>
+          <w:iCs w:val="0"/>
           <w:smallCaps w:val="0"/>
           <w:strike w:val="0"/>
           <w:color w:val="000000"/>
@@ -351,7 +361,9 @@
         <w:rPr>
           <w:rFonts w:ascii="Calibri" w:cs="Calibri" w:eastAsia="Calibri" w:hAnsi="Calibri"/>
           <w:b w:val="0"/>
+          <w:bCs w:val="0"/>
           <w:i w:val="0"/>
+          <w:iCs w:val="0"/>
           <w:smallCaps w:val="0"/>
           <w:strike w:val="0"/>
           <w:color w:val="000000"/>
@@ -471,7 +483,9 @@
         <w:rPr>
           <w:rFonts w:ascii="Calibri" w:cs="Calibri" w:eastAsia="Calibri" w:hAnsi="Calibri"/>
           <w:b w:val="0"/>
+          <w:bCs w:val="0"/>
           <w:i w:val="0"/>
+          <w:iCs w:val="0"/>
           <w:smallCaps w:val="0"/>
           <w:strike w:val="0"/>
           <w:color w:val="000000"/>
@@ -613,7 +627,9 @@
         <w:rPr>
           <w:rFonts w:ascii="Cambria" w:cs="Cambria" w:eastAsia="Cambria" w:hAnsi="Cambria"/>
           <w:b w:val="0"/>
+          <w:bCs w:val="0"/>
           <w:i w:val="0"/>
+          <w:iCs w:val="0"/>
           <w:smallCaps w:val="0"/>
           <w:strike w:val="0"/>
           <w:color w:val="000000"/>
@@ -628,7 +644,9 @@
         <w:rPr>
           <w:rFonts w:ascii="Cambria" w:cs="Cambria" w:eastAsia="Cambria" w:hAnsi="Cambria"/>
           <w:b w:val="0"/>
+          <w:bCs w:val="0"/>
           <w:i w:val="0"/>
+          <w:iCs w:val="0"/>
           <w:smallCaps w:val="0"/>
           <w:strike w:val="0"/>
           <w:color w:val="000000"/>
@@ -676,7 +694,9 @@
         <w:rPr>
           <w:rFonts w:ascii="Cambria" w:cs="Cambria" w:eastAsia="Cambria" w:hAnsi="Cambria"/>
           <w:b w:val="0"/>
+          <w:bCs w:val="0"/>
           <w:i w:val="0"/>
+          <w:iCs w:val="0"/>
           <w:smallCaps w:val="0"/>
           <w:strike w:val="0"/>
           <w:color w:val="000000"/>
@@ -722,7 +742,9 @@
         <w:rPr>
           <w:rFonts w:ascii="Calibri" w:cs="Calibri" w:eastAsia="Calibri" w:hAnsi="Calibri"/>
           <w:b w:val="0"/>
+          <w:bCs w:val="0"/>
           <w:i w:val="0"/>
+          <w:iCs w:val="0"/>
           <w:smallCaps w:val="0"/>
           <w:strike w:val="0"/>
           <w:color w:val="000000"/>
@@ -759,7 +781,9 @@
         <w:rPr>
           <w:rFonts w:ascii="Calibri" w:cs="Calibri" w:eastAsia="Calibri" w:hAnsi="Calibri"/>
           <w:b w:val="0"/>
+          <w:bCs w:val="0"/>
           <w:i w:val="0"/>
+          <w:iCs w:val="0"/>
           <w:smallCaps w:val="0"/>
           <w:strike w:val="0"/>
           <w:color w:val="000000"/>
@@ -796,7 +820,9 @@
         <w:rPr>
           <w:rFonts w:ascii="Calibri" w:cs="Calibri" w:eastAsia="Calibri" w:hAnsi="Calibri"/>
           <w:b w:val="0"/>
+          <w:bCs w:val="0"/>
           <w:i w:val="0"/>
+          <w:iCs w:val="0"/>
           <w:smallCaps w:val="0"/>
           <w:strike w:val="0"/>
           <w:color w:val="000000"/>
@@ -833,7 +859,9 @@
         <w:rPr>
           <w:rFonts w:ascii="Calibri" w:cs="Calibri" w:eastAsia="Calibri" w:hAnsi="Calibri"/>
           <w:b w:val="0"/>
+          <w:bCs w:val="0"/>
           <w:i w:val="0"/>
+          <w:iCs w:val="0"/>
           <w:smallCaps w:val="0"/>
           <w:strike w:val="0"/>
           <w:color w:val="000000"/>
@@ -870,7 +898,9 @@
         <w:rPr>
           <w:rFonts w:ascii="Calibri" w:cs="Calibri" w:eastAsia="Calibri" w:hAnsi="Calibri"/>
           <w:b w:val="0"/>
+          <w:bCs w:val="0"/>
           <w:i w:val="0"/>
+          <w:iCs w:val="0"/>
           <w:smallCaps w:val="0"/>
           <w:strike w:val="0"/>
           <w:color w:val="000000"/>
@@ -964,7 +994,9 @@
         <w:rPr>
           <w:rFonts w:ascii="Calibri" w:cs="Calibri" w:eastAsia="Calibri" w:hAnsi="Calibri"/>
           <w:b w:val="0"/>
+          <w:bCs w:val="0"/>
           <w:i w:val="1"/>
+          <w:iCs w:val="1"/>
           <w:smallCaps w:val="0"/>
           <w:strike w:val="0"/>
           <w:color w:val="548dd4"/>
@@ -978,6 +1010,7 @@
       <w:r>
         <w:rPr>
           <w:i w:val="1"/>
+          <w:iCs w:val="1"/>
           <w:color w:val="548dd4"/>
         </w:rPr>
         <w:drawing>
@@ -992,12 +1025,12 @@
             <wp:extent cx="1200150" cy="1200150"/>
             <wp:effectExtent b="0" l="0" r="0" t="0"/>
             <wp:wrapSquare wrapText="bothSides" distB="0" distT="0" distL="114300" distR="114300"/>
-            <wp:docPr descr="psi-negro.png" id="18" name="image2.png"/>
+            <wp:docPr descr="psi-negro.png" id="18" name="image4.png"/>
             <a:graphic>
               <a:graphicData uri="http://schemas.openxmlformats.org/drawingml/2006/picture">
                 <pic:pic>
                   <pic:nvPicPr>
-                    <pic:cNvPr descr="psi-negro.png" id="0" name="image2.png"/>
+                    <pic:cNvPr descr="psi-negro.png" id="0" name="image4.png"/>
                     <pic:cNvPicPr preferRelativeResize="0"/>
                   </pic:nvPicPr>
                   <pic:blipFill>
@@ -1025,7 +1058,9 @@
         <w:rPr>
           <w:rFonts w:ascii="Calibri" w:cs="Calibri" w:eastAsia="Calibri" w:hAnsi="Calibri"/>
           <w:b w:val="0"/>
+          <w:bCs w:val="0"/>
           <w:i w:val="1"/>
+          <w:iCs w:val="1"/>
           <w:smallCaps w:val="0"/>
           <w:strike w:val="0"/>
           <w:color w:val="548dd4"/>
@@ -1047,12 +1082,12 @@
             <wp:extent cx="1304925" cy="2019300"/>
             <wp:effectExtent b="0" l="0" r="0" t="0"/>
             <wp:wrapSquare wrapText="bothSides" distB="0" distT="0" distL="114300" distR="114300"/>
-            <wp:docPr descr="UNPA.JPG" id="19" name="image5.jpg"/>
+            <wp:docPr descr="UNPA.JPG" id="19" name="image3.jpg"/>
             <a:graphic>
               <a:graphicData uri="http://schemas.openxmlformats.org/drawingml/2006/picture">
                 <pic:pic>
                   <pic:nvPicPr>
-                    <pic:cNvPr descr="UNPA.JPG" id="0" name="image5.jpg"/>
+                    <pic:cNvPr descr="UNPA.JPG" id="0" name="image3.jpg"/>
                     <pic:cNvPicPr preferRelativeResize="0"/>
                   </pic:nvPicPr>
                   <pic:blipFill>
@@ -1108,7 +1143,9 @@
         <w:rPr>
           <w:rFonts w:ascii="Calibri" w:cs="Calibri" w:eastAsia="Calibri" w:hAnsi="Calibri"/>
           <w:b w:val="0"/>
+          <w:bCs w:val="0"/>
           <w:i w:val="1"/>
+          <w:iCs w:val="1"/>
           <w:smallCaps w:val="0"/>
           <w:strike w:val="0"/>
           <w:color w:val="548dd4"/>
@@ -1122,6 +1159,7 @@
       <w:r>
         <w:rPr>
           <w:i w:val="1"/>
+          <w:iCs w:val="1"/>
           <w:color w:val="548dd4"/>
         </w:rPr>
         <mc:AlternateContent>
@@ -1342,7 +1380,9 @@
         <w:rPr>
           <w:rFonts w:ascii="Calibri" w:cs="Calibri" w:eastAsia="Calibri" w:hAnsi="Calibri"/>
           <w:b w:val="0"/>
+          <w:bCs w:val="0"/>
           <w:i w:val="1"/>
+          <w:iCs w:val="1"/>
           <w:smallCaps w:val="0"/>
           <w:strike w:val="0"/>
           <w:color w:val="548dd4"/>
@@ -1460,7 +1500,9 @@
         <w:rPr>
           <w:rFonts w:ascii="Cambria" w:cs="Cambria" w:eastAsia="Cambria" w:hAnsi="Cambria"/>
           <w:b w:val="1"/>
+          <w:bCs w:val="1"/>
           <w:i w:val="0"/>
+          <w:iCs w:val="0"/>
           <w:smallCaps w:val="0"/>
           <w:strike w:val="0"/>
           <w:color w:val="366091"/>
@@ -1475,7 +1517,9 @@
         <w:rPr>
           <w:rFonts w:ascii="Cambria" w:cs="Cambria" w:eastAsia="Cambria" w:hAnsi="Cambria"/>
           <w:b w:val="1"/>
+          <w:bCs w:val="1"/>
           <w:i w:val="0"/>
+          <w:iCs w:val="0"/>
           <w:smallCaps w:val="0"/>
           <w:strike w:val="0"/>
           <w:color w:val="366091"/>
@@ -1491,7 +1535,7 @@
     </w:p>
     <w:sdt>
       <w:sdtPr>
-        <w:id w:val="455135376"/>
+        <w:id w:val="-1732047229"/>
         <w:docPartObj>
           <w:docPartGallery w:val="Table of Contents"/>
           <w:docPartUnique w:val="1"/>
@@ -1509,7 +1553,9 @@
             <w:rPr>
               <w:rFonts w:ascii="Arial" w:cs="Arial" w:eastAsia="Arial" w:hAnsi="Arial"/>
               <w:b w:val="1"/>
+              <w:bCs w:val="1"/>
               <w:i w:val="0"/>
+              <w:iCs w:val="0"/>
               <w:smallCaps w:val="0"/>
               <w:strike w:val="0"/>
               <w:color w:val="000000"/>
@@ -1530,7 +1576,9 @@
               <w:rPr>
                 <w:rFonts w:ascii="Calibri" w:cs="Calibri" w:eastAsia="Calibri" w:hAnsi="Calibri"/>
                 <w:b w:val="1"/>
-                <w:i w:val="0"/>
+                <w:bCs w:val="1"/>
+                <w:i w:val="0"/>
+                <w:iCs w:val="0"/>
                 <w:smallCaps w:val="0"/>
                 <w:strike w:val="0"/>
                 <w:color w:val="366091"/>
@@ -1563,7 +1611,9 @@
             <w:rPr>
               <w:rFonts w:ascii="Arial" w:cs="Arial" w:eastAsia="Arial" w:hAnsi="Arial"/>
               <w:b w:val="0"/>
+              <w:bCs w:val="0"/>
               <w:i w:val="0"/>
+              <w:iCs w:val="0"/>
               <w:smallCaps w:val="0"/>
               <w:strike w:val="0"/>
               <w:color w:val="000000"/>
@@ -1579,7 +1629,9 @@
               <w:rPr>
                 <w:rFonts w:ascii="Calibri" w:cs="Calibri" w:eastAsia="Calibri" w:hAnsi="Calibri"/>
                 <w:b w:val="0"/>
+                <w:bCs w:val="0"/>
                 <w:i w:val="1"/>
+                <w:iCs w:val="1"/>
                 <w:smallCaps w:val="0"/>
                 <w:strike w:val="0"/>
                 <w:color w:val="548dd4"/>
@@ -1612,7 +1664,9 @@
             <w:rPr>
               <w:rFonts w:ascii="Arial" w:cs="Arial" w:eastAsia="Arial" w:hAnsi="Arial"/>
               <w:b w:val="0"/>
+              <w:bCs w:val="0"/>
               <w:i w:val="0"/>
+              <w:iCs w:val="0"/>
               <w:smallCaps w:val="0"/>
               <w:strike w:val="0"/>
               <w:color w:val="000000"/>
@@ -1628,7 +1682,9 @@
               <w:rPr>
                 <w:rFonts w:ascii="Calibri" w:cs="Calibri" w:eastAsia="Calibri" w:hAnsi="Calibri"/>
                 <w:b w:val="0"/>
+                <w:bCs w:val="0"/>
                 <w:i w:val="1"/>
+                <w:iCs w:val="1"/>
                 <w:smallCaps w:val="0"/>
                 <w:strike w:val="0"/>
                 <w:color w:val="548dd4"/>
@@ -1661,7 +1717,9 @@
             <w:rPr>
               <w:rFonts w:ascii="Arial" w:cs="Arial" w:eastAsia="Arial" w:hAnsi="Arial"/>
               <w:b w:val="0"/>
+              <w:bCs w:val="0"/>
               <w:i w:val="0"/>
+              <w:iCs w:val="0"/>
               <w:smallCaps w:val="0"/>
               <w:strike w:val="0"/>
               <w:color w:val="000000"/>
@@ -1677,7 +1735,9 @@
               <w:rPr>
                 <w:rFonts w:ascii="Calibri" w:cs="Calibri" w:eastAsia="Calibri" w:hAnsi="Calibri"/>
                 <w:b w:val="0"/>
+                <w:bCs w:val="0"/>
                 <w:i w:val="1"/>
+                <w:iCs w:val="1"/>
                 <w:smallCaps w:val="0"/>
                 <w:strike w:val="0"/>
                 <w:color w:val="548dd4"/>
@@ -1710,7 +1770,9 @@
             <w:rPr>
               <w:rFonts w:ascii="Arial" w:cs="Arial" w:eastAsia="Arial" w:hAnsi="Arial"/>
               <w:b w:val="0"/>
+              <w:bCs w:val="0"/>
               <w:i w:val="0"/>
+              <w:iCs w:val="0"/>
               <w:smallCaps w:val="0"/>
               <w:strike w:val="0"/>
               <w:color w:val="000000"/>
@@ -1726,7 +1788,9 @@
               <w:rPr>
                 <w:rFonts w:ascii="Calibri" w:cs="Calibri" w:eastAsia="Calibri" w:hAnsi="Calibri"/>
                 <w:b w:val="0"/>
+                <w:bCs w:val="0"/>
                 <w:i w:val="1"/>
+                <w:iCs w:val="1"/>
                 <w:smallCaps w:val="0"/>
                 <w:strike w:val="0"/>
                 <w:color w:val="548dd4"/>
@@ -1759,7 +1823,9 @@
             <w:rPr>
               <w:rFonts w:ascii="Arial" w:cs="Arial" w:eastAsia="Arial" w:hAnsi="Arial"/>
               <w:b w:val="1"/>
+              <w:bCs w:val="1"/>
               <w:i w:val="0"/>
+              <w:iCs w:val="0"/>
               <w:smallCaps w:val="0"/>
               <w:strike w:val="0"/>
               <w:color w:val="000000"/>
@@ -1775,7 +1841,9 @@
               <w:rPr>
                 <w:rFonts w:ascii="Calibri" w:cs="Calibri" w:eastAsia="Calibri" w:hAnsi="Calibri"/>
                 <w:b w:val="1"/>
-                <w:i w:val="0"/>
+                <w:bCs w:val="1"/>
+                <w:i w:val="0"/>
+                <w:iCs w:val="0"/>
                 <w:smallCaps w:val="0"/>
                 <w:strike w:val="0"/>
                 <w:color w:val="366091"/>
@@ -1808,7 +1876,9 @@
             <w:rPr>
               <w:rFonts w:ascii="Arial" w:cs="Arial" w:eastAsia="Arial" w:hAnsi="Arial"/>
               <w:b w:val="0"/>
+              <w:bCs w:val="0"/>
               <w:i w:val="0"/>
+              <w:iCs w:val="0"/>
               <w:smallCaps w:val="0"/>
               <w:strike w:val="0"/>
               <w:color w:val="000000"/>
@@ -1824,7 +1894,9 @@
               <w:rPr>
                 <w:rFonts w:ascii="Calibri" w:cs="Calibri" w:eastAsia="Calibri" w:hAnsi="Calibri"/>
                 <w:b w:val="0"/>
+                <w:bCs w:val="0"/>
                 <w:i w:val="1"/>
+                <w:iCs w:val="1"/>
                 <w:smallCaps w:val="0"/>
                 <w:strike w:val="0"/>
                 <w:color w:val="548dd4"/>
@@ -1857,7 +1929,9 @@
             <w:rPr>
               <w:rFonts w:ascii="Arial" w:cs="Arial" w:eastAsia="Arial" w:hAnsi="Arial"/>
               <w:b w:val="0"/>
+              <w:bCs w:val="0"/>
               <w:i w:val="0"/>
+              <w:iCs w:val="0"/>
               <w:smallCaps w:val="0"/>
               <w:strike w:val="0"/>
               <w:color w:val="000000"/>
@@ -1873,7 +1947,9 @@
               <w:rPr>
                 <w:rFonts w:ascii="Calibri" w:cs="Calibri" w:eastAsia="Calibri" w:hAnsi="Calibri"/>
                 <w:b w:val="0"/>
+                <w:bCs w:val="0"/>
                 <w:i w:val="1"/>
+                <w:iCs w:val="1"/>
                 <w:smallCaps w:val="0"/>
                 <w:strike w:val="0"/>
                 <w:color w:val="548dd4"/>
@@ -1906,7 +1982,9 @@
             <w:rPr>
               <w:rFonts w:ascii="Arial" w:cs="Arial" w:eastAsia="Arial" w:hAnsi="Arial"/>
               <w:b w:val="0"/>
+              <w:bCs w:val="0"/>
               <w:i w:val="0"/>
+              <w:iCs w:val="0"/>
               <w:smallCaps w:val="0"/>
               <w:strike w:val="0"/>
               <w:color w:val="000000"/>
@@ -1922,7 +2000,9 @@
               <w:rPr>
                 <w:rFonts w:ascii="Calibri" w:cs="Calibri" w:eastAsia="Calibri" w:hAnsi="Calibri"/>
                 <w:b w:val="0"/>
+                <w:bCs w:val="0"/>
                 <w:i w:val="1"/>
+                <w:iCs w:val="1"/>
                 <w:smallCaps w:val="0"/>
                 <w:strike w:val="0"/>
                 <w:color w:val="548dd4"/>
@@ -1955,7 +2035,9 @@
             <w:rPr>
               <w:rFonts w:ascii="Arial" w:cs="Arial" w:eastAsia="Arial" w:hAnsi="Arial"/>
               <w:b w:val="0"/>
+              <w:bCs w:val="0"/>
               <w:i w:val="0"/>
+              <w:iCs w:val="0"/>
               <w:smallCaps w:val="0"/>
               <w:strike w:val="0"/>
               <w:color w:val="000000"/>
@@ -1971,7 +2053,9 @@
               <w:rPr>
                 <w:rFonts w:ascii="Calibri" w:cs="Calibri" w:eastAsia="Calibri" w:hAnsi="Calibri"/>
                 <w:b w:val="0"/>
+                <w:bCs w:val="0"/>
                 <w:i w:val="1"/>
+                <w:iCs w:val="1"/>
                 <w:smallCaps w:val="0"/>
                 <w:strike w:val="0"/>
                 <w:color w:val="548dd4"/>
@@ -2004,7 +2088,9 @@
             <w:rPr>
               <w:rFonts w:ascii="Arial" w:cs="Arial" w:eastAsia="Arial" w:hAnsi="Arial"/>
               <w:b w:val="1"/>
+              <w:bCs w:val="1"/>
               <w:i w:val="0"/>
+              <w:iCs w:val="0"/>
               <w:smallCaps w:val="0"/>
               <w:strike w:val="0"/>
               <w:color w:val="000000"/>
@@ -2020,7 +2106,9 @@
               <w:rPr>
                 <w:rFonts w:ascii="Calibri" w:cs="Calibri" w:eastAsia="Calibri" w:hAnsi="Calibri"/>
                 <w:b w:val="1"/>
-                <w:i w:val="0"/>
+                <w:bCs w:val="1"/>
+                <w:i w:val="0"/>
+                <w:iCs w:val="0"/>
                 <w:smallCaps w:val="0"/>
                 <w:strike w:val="0"/>
                 <w:color w:val="366091"/>
@@ -2053,7 +2141,9 @@
             <w:rPr>
               <w:rFonts w:ascii="Arial" w:cs="Arial" w:eastAsia="Arial" w:hAnsi="Arial"/>
               <w:b w:val="0"/>
+              <w:bCs w:val="0"/>
               <w:i w:val="0"/>
+              <w:iCs w:val="0"/>
               <w:smallCaps w:val="0"/>
               <w:strike w:val="0"/>
               <w:color w:val="000000"/>
@@ -2069,7 +2159,9 @@
               <w:rPr>
                 <w:rFonts w:ascii="Calibri" w:cs="Calibri" w:eastAsia="Calibri" w:hAnsi="Calibri"/>
                 <w:b w:val="0"/>
+                <w:bCs w:val="0"/>
                 <w:i w:val="1"/>
+                <w:iCs w:val="1"/>
                 <w:smallCaps w:val="0"/>
                 <w:strike w:val="0"/>
                 <w:color w:val="548dd4"/>
@@ -2102,7 +2194,9 @@
             <w:rPr>
               <w:rFonts w:ascii="Arial" w:cs="Arial" w:eastAsia="Arial" w:hAnsi="Arial"/>
               <w:b w:val="0"/>
+              <w:bCs w:val="0"/>
               <w:i w:val="0"/>
+              <w:iCs w:val="0"/>
               <w:smallCaps w:val="0"/>
               <w:strike w:val="0"/>
               <w:color w:val="000000"/>
@@ -2118,7 +2212,9 @@
               <w:rPr>
                 <w:rFonts w:ascii="Calibri" w:cs="Calibri" w:eastAsia="Calibri" w:hAnsi="Calibri"/>
                 <w:b w:val="0"/>
+                <w:bCs w:val="0"/>
                 <w:i w:val="1"/>
+                <w:iCs w:val="1"/>
                 <w:smallCaps w:val="0"/>
                 <w:strike w:val="0"/>
                 <w:color w:val="548dd4"/>
@@ -2151,7 +2247,9 @@
             <w:rPr>
               <w:rFonts w:ascii="Arial" w:cs="Arial" w:eastAsia="Arial" w:hAnsi="Arial"/>
               <w:b w:val="0"/>
+              <w:bCs w:val="0"/>
               <w:i w:val="0"/>
+              <w:iCs w:val="0"/>
               <w:smallCaps w:val="0"/>
               <w:strike w:val="0"/>
               <w:color w:val="000000"/>
@@ -2167,7 +2265,9 @@
               <w:rPr>
                 <w:rFonts w:ascii="Calibri" w:cs="Calibri" w:eastAsia="Calibri" w:hAnsi="Calibri"/>
                 <w:b w:val="0"/>
+                <w:bCs w:val="0"/>
                 <w:i w:val="1"/>
+                <w:iCs w:val="1"/>
                 <w:smallCaps w:val="0"/>
                 <w:strike w:val="0"/>
                 <w:color w:val="548dd4"/>
@@ -2200,7 +2300,9 @@
             <w:rPr>
               <w:rFonts w:ascii="Arial" w:cs="Arial" w:eastAsia="Arial" w:hAnsi="Arial"/>
               <w:b w:val="0"/>
+              <w:bCs w:val="0"/>
               <w:i w:val="0"/>
+              <w:iCs w:val="0"/>
               <w:smallCaps w:val="0"/>
               <w:strike w:val="0"/>
               <w:color w:val="000000"/>
@@ -2216,7 +2318,9 @@
               <w:rPr>
                 <w:rFonts w:ascii="Calibri" w:cs="Calibri" w:eastAsia="Calibri" w:hAnsi="Calibri"/>
                 <w:b w:val="0"/>
+                <w:bCs w:val="0"/>
                 <w:i w:val="1"/>
+                <w:iCs w:val="1"/>
                 <w:smallCaps w:val="0"/>
                 <w:strike w:val="0"/>
                 <w:color w:val="548dd4"/>
@@ -2249,7 +2353,9 @@
             <w:rPr>
               <w:rFonts w:ascii="Arial" w:cs="Arial" w:eastAsia="Arial" w:hAnsi="Arial"/>
               <w:b w:val="0"/>
+              <w:bCs w:val="0"/>
               <w:i w:val="0"/>
+              <w:iCs w:val="0"/>
               <w:smallCaps w:val="0"/>
               <w:strike w:val="0"/>
               <w:color w:val="000000"/>
@@ -2265,7 +2371,9 @@
               <w:rPr>
                 <w:rFonts w:ascii="Calibri" w:cs="Calibri" w:eastAsia="Calibri" w:hAnsi="Calibri"/>
                 <w:b w:val="0"/>
+                <w:bCs w:val="0"/>
                 <w:i w:val="1"/>
+                <w:iCs w:val="1"/>
                 <w:smallCaps w:val="0"/>
                 <w:strike w:val="0"/>
                 <w:color w:val="548dd4"/>
@@ -2298,7 +2406,9 @@
             <w:rPr>
               <w:rFonts w:ascii="Arial" w:cs="Arial" w:eastAsia="Arial" w:hAnsi="Arial"/>
               <w:b w:val="1"/>
+              <w:bCs w:val="1"/>
               <w:i w:val="0"/>
+              <w:iCs w:val="0"/>
               <w:smallCaps w:val="0"/>
               <w:strike w:val="0"/>
               <w:color w:val="000000"/>
@@ -2314,7 +2424,9 @@
               <w:rPr>
                 <w:rFonts w:ascii="Calibri" w:cs="Calibri" w:eastAsia="Calibri" w:hAnsi="Calibri"/>
                 <w:b w:val="1"/>
-                <w:i w:val="0"/>
+                <w:bCs w:val="1"/>
+                <w:i w:val="0"/>
+                <w:iCs w:val="0"/>
                 <w:smallCaps w:val="0"/>
                 <w:strike w:val="0"/>
                 <w:color w:val="366091"/>
@@ -2347,7 +2459,9 @@
             <w:rPr>
               <w:rFonts w:ascii="Arial" w:cs="Arial" w:eastAsia="Arial" w:hAnsi="Arial"/>
               <w:b w:val="1"/>
+              <w:bCs w:val="1"/>
               <w:i w:val="0"/>
+              <w:iCs w:val="0"/>
               <w:smallCaps w:val="0"/>
               <w:strike w:val="0"/>
               <w:color w:val="000000"/>
@@ -2363,7 +2477,9 @@
               <w:rPr>
                 <w:rFonts w:ascii="Calibri" w:cs="Calibri" w:eastAsia="Calibri" w:hAnsi="Calibri"/>
                 <w:b w:val="1"/>
-                <w:i w:val="0"/>
+                <w:bCs w:val="1"/>
+                <w:i w:val="0"/>
+                <w:iCs w:val="0"/>
                 <w:smallCaps w:val="0"/>
                 <w:strike w:val="0"/>
                 <w:color w:val="366091"/>
@@ -2396,7 +2512,9 @@
             <w:rPr>
               <w:rFonts w:ascii="Arial" w:cs="Arial" w:eastAsia="Arial" w:hAnsi="Arial"/>
               <w:b w:val="1"/>
+              <w:bCs w:val="1"/>
               <w:i w:val="0"/>
+              <w:iCs w:val="0"/>
               <w:smallCaps w:val="0"/>
               <w:strike w:val="0"/>
               <w:color w:val="000000"/>
@@ -2412,7 +2530,9 @@
               <w:rPr>
                 <w:rFonts w:ascii="Calibri" w:cs="Calibri" w:eastAsia="Calibri" w:hAnsi="Calibri"/>
                 <w:b w:val="1"/>
-                <w:i w:val="0"/>
+                <w:bCs w:val="1"/>
+                <w:i w:val="0"/>
+                <w:iCs w:val="0"/>
                 <w:smallCaps w:val="0"/>
                 <w:strike w:val="0"/>
                 <w:color w:val="366091"/>
@@ -2566,7 +2686,9 @@
         <w:rPr>
           <w:rFonts w:ascii="Calibri" w:cs="Calibri" w:eastAsia="Calibri" w:hAnsi="Calibri"/>
           <w:b w:val="0"/>
+          <w:bCs w:val="0"/>
           <w:i w:val="0"/>
+          <w:iCs w:val="0"/>
           <w:smallCaps w:val="0"/>
           <w:strike w:val="0"/>
           <w:color w:val="000000"/>
@@ -2628,7 +2750,9 @@
         <w:rPr>
           <w:rFonts w:ascii="Calibri" w:cs="Calibri" w:eastAsia="Calibri" w:hAnsi="Calibri"/>
           <w:b w:val="0"/>
+          <w:bCs w:val="0"/>
           <w:i w:val="0"/>
+          <w:iCs w:val="0"/>
           <w:smallCaps w:val="0"/>
           <w:strike w:val="0"/>
           <w:color w:val="000000"/>
@@ -2643,7 +2767,9 @@
         <w:rPr>
           <w:rFonts w:ascii="Calibri" w:cs="Calibri" w:eastAsia="Calibri" w:hAnsi="Calibri"/>
           <w:b w:val="0"/>
+          <w:bCs w:val="0"/>
           <w:i w:val="0"/>
+          <w:iCs w:val="0"/>
           <w:smallCaps w:val="0"/>
           <w:strike w:val="0"/>
           <w:color w:val="000000"/>
@@ -2677,7 +2803,9 @@
         <w:rPr>
           <w:rFonts w:ascii="Calibri" w:cs="Calibri" w:eastAsia="Calibri" w:hAnsi="Calibri"/>
           <w:b w:val="0"/>
+          <w:bCs w:val="0"/>
           <w:i w:val="0"/>
+          <w:iCs w:val="0"/>
           <w:smallCaps w:val="0"/>
           <w:strike w:val="0"/>
           <w:color w:val="000000"/>
@@ -2692,7 +2820,9 @@
         <w:rPr>
           <w:rFonts w:ascii="Calibri" w:cs="Calibri" w:eastAsia="Calibri" w:hAnsi="Calibri"/>
           <w:b w:val="0"/>
+          <w:bCs w:val="0"/>
           <w:i w:val="0"/>
+          <w:iCs w:val="0"/>
           <w:smallCaps w:val="0"/>
           <w:strike w:val="0"/>
           <w:color w:val="000000"/>
@@ -2726,7 +2856,9 @@
         <w:rPr>
           <w:rFonts w:ascii="Calibri" w:cs="Calibri" w:eastAsia="Calibri" w:hAnsi="Calibri"/>
           <w:b w:val="0"/>
+          <w:bCs w:val="0"/>
           <w:i w:val="0"/>
+          <w:iCs w:val="0"/>
           <w:smallCaps w:val="0"/>
           <w:strike w:val="0"/>
           <w:color w:val="000000"/>
@@ -2796,7 +2928,9 @@
         <w:jc w:val="both"/>
         <w:rPr>
           <w:b w:val="1"/>
+          <w:bCs w:val="1"/>
           <w:i w:val="0"/>
+          <w:iCs w:val="0"/>
           <w:smallCaps w:val="0"/>
           <w:strike w:val="0"/>
           <w:color w:val="000000"/>
@@ -2811,7 +2945,9 @@
         <w:rPr>
           <w:rFonts w:ascii="Calibri" w:cs="Calibri" w:eastAsia="Calibri" w:hAnsi="Calibri"/>
           <w:b w:val="0"/>
+          <w:bCs w:val="0"/>
           <w:i w:val="0"/>
+          <w:iCs w:val="0"/>
           <w:smallCaps w:val="0"/>
           <w:strike w:val="0"/>
           <w:color w:val="000000"/>
@@ -2850,7 +2986,9 @@
         <w:rPr>
           <w:rFonts w:ascii="Calibri" w:cs="Calibri" w:eastAsia="Calibri" w:hAnsi="Calibri"/>
           <w:b w:val="0"/>
+          <w:bCs w:val="0"/>
           <w:i w:val="0"/>
+          <w:iCs w:val="0"/>
           <w:smallCaps w:val="0"/>
           <w:strike w:val="0"/>
           <w:color w:val="000000"/>
@@ -2906,7 +3044,9 @@
         <w:rPr>
           <w:rFonts w:ascii="Calibri" w:cs="Calibri" w:eastAsia="Calibri" w:hAnsi="Calibri"/>
           <w:b w:val="0"/>
+          <w:bCs w:val="0"/>
           <w:i w:val="0"/>
+          <w:iCs w:val="0"/>
           <w:smallCaps w:val="0"/>
           <w:strike w:val="0"/>
           <w:color w:val="000000"/>
@@ -2921,7 +3061,9 @@
         <w:rPr>
           <w:rFonts w:ascii="Calibri" w:cs="Calibri" w:eastAsia="Calibri" w:hAnsi="Calibri"/>
           <w:b w:val="0"/>
+          <w:bCs w:val="0"/>
           <w:i w:val="0"/>
+          <w:iCs w:val="0"/>
           <w:smallCaps w:val="0"/>
           <w:strike w:val="0"/>
           <w:color w:val="000000"/>
@@ -2955,7 +3097,9 @@
         <w:rPr>
           <w:rFonts w:ascii="Calibri" w:cs="Calibri" w:eastAsia="Calibri" w:hAnsi="Calibri"/>
           <w:b w:val="0"/>
+          <w:bCs w:val="0"/>
           <w:i w:val="0"/>
+          <w:iCs w:val="0"/>
           <w:smallCaps w:val="0"/>
           <w:strike w:val="0"/>
           <w:color w:val="000000"/>
@@ -2970,7 +3114,9 @@
         <w:rPr>
           <w:rFonts w:ascii="Calibri" w:cs="Calibri" w:eastAsia="Calibri" w:hAnsi="Calibri"/>
           <w:b w:val="0"/>
+          <w:bCs w:val="0"/>
           <w:i w:val="0"/>
+          <w:iCs w:val="0"/>
           <w:smallCaps w:val="0"/>
           <w:strike w:val="0"/>
           <w:color w:val="000000"/>
@@ -3004,7 +3150,9 @@
         <w:rPr>
           <w:rFonts w:ascii="Calibri" w:cs="Calibri" w:eastAsia="Calibri" w:hAnsi="Calibri"/>
           <w:b w:val="0"/>
+          <w:bCs w:val="0"/>
           <w:i w:val="0"/>
+          <w:iCs w:val="0"/>
           <w:smallCaps w:val="0"/>
           <w:strike w:val="0"/>
           <w:color w:val="000000"/>
@@ -3019,7 +3167,9 @@
         <w:rPr>
           <w:rFonts w:ascii="Calibri" w:cs="Calibri" w:eastAsia="Calibri" w:hAnsi="Calibri"/>
           <w:b w:val="0"/>
+          <w:bCs w:val="0"/>
           <w:i w:val="0"/>
+          <w:iCs w:val="0"/>
           <w:smallCaps w:val="0"/>
           <w:strike w:val="0"/>
           <w:color w:val="000000"/>
@@ -3053,7 +3203,9 @@
         <w:rPr>
           <w:rFonts w:ascii="Calibri" w:cs="Calibri" w:eastAsia="Calibri" w:hAnsi="Calibri"/>
           <w:b w:val="0"/>
+          <w:bCs w:val="0"/>
           <w:i w:val="0"/>
+          <w:iCs w:val="0"/>
           <w:smallCaps w:val="0"/>
           <w:strike w:val="0"/>
           <w:color w:val="000000"/>
@@ -3075,6 +3227,7 @@
         <w:rPr>
           <w:rFonts w:ascii="Cambria" w:cs="Cambria" w:eastAsia="Cambria" w:hAnsi="Cambria"/>
           <w:b w:val="1"/>
+          <w:bCs w:val="1"/>
           <w:color w:val="366091"/>
           <w:sz w:val="28"/>
           <w:szCs w:val="28"/>
@@ -3186,7 +3339,9 @@
               <w:rPr>
                 <w:rFonts w:ascii="Times New Roman" w:cs="Times New Roman" w:eastAsia="Times New Roman" w:hAnsi="Times New Roman"/>
                 <w:b w:val="1"/>
-                <w:i w:val="0"/>
+                <w:bCs w:val="1"/>
+                <w:i w:val="0"/>
+                <w:iCs w:val="0"/>
                 <w:smallCaps w:val="0"/>
                 <w:strike w:val="0"/>
                 <w:color w:val="000000"/>
@@ -3201,7 +3356,9 @@
               <w:rPr>
                 <w:rFonts w:ascii="Times New Roman" w:cs="Times New Roman" w:eastAsia="Times New Roman" w:hAnsi="Times New Roman"/>
                 <w:b w:val="1"/>
-                <w:i w:val="0"/>
+                <w:bCs w:val="1"/>
+                <w:i w:val="0"/>
+                <w:iCs w:val="0"/>
                 <w:smallCaps w:val="0"/>
                 <w:strike w:val="0"/>
                 <w:color w:val="000000"/>
@@ -3245,7 +3402,9 @@
               <w:rPr>
                 <w:rFonts w:ascii="Times New Roman" w:cs="Times New Roman" w:eastAsia="Times New Roman" w:hAnsi="Times New Roman"/>
                 <w:b w:val="1"/>
-                <w:i w:val="0"/>
+                <w:bCs w:val="1"/>
+                <w:i w:val="0"/>
+                <w:iCs w:val="0"/>
                 <w:smallCaps w:val="0"/>
                 <w:strike w:val="0"/>
                 <w:color w:val="000000"/>
@@ -3260,7 +3419,9 @@
               <w:rPr>
                 <w:rFonts w:ascii="Times New Roman" w:cs="Times New Roman" w:eastAsia="Times New Roman" w:hAnsi="Times New Roman"/>
                 <w:b w:val="1"/>
-                <w:i w:val="0"/>
+                <w:bCs w:val="1"/>
+                <w:i w:val="0"/>
+                <w:iCs w:val="0"/>
                 <w:smallCaps w:val="0"/>
                 <w:strike w:val="0"/>
                 <w:color w:val="000000"/>
@@ -3305,7 +3466,9 @@
               <w:rPr>
                 <w:rFonts w:ascii="Times New Roman" w:cs="Times New Roman" w:eastAsia="Times New Roman" w:hAnsi="Times New Roman"/>
                 <w:b w:val="1"/>
-                <w:i w:val="0"/>
+                <w:bCs w:val="1"/>
+                <w:i w:val="0"/>
+                <w:iCs w:val="0"/>
                 <w:smallCaps w:val="0"/>
                 <w:strike w:val="0"/>
                 <w:color w:val="000000"/>
@@ -3320,7 +3483,9 @@
               <w:rPr>
                 <w:rFonts w:ascii="Times New Roman" w:cs="Times New Roman" w:eastAsia="Times New Roman" w:hAnsi="Times New Roman"/>
                 <w:b w:val="1"/>
-                <w:i w:val="0"/>
+                <w:bCs w:val="1"/>
+                <w:i w:val="0"/>
+                <w:iCs w:val="0"/>
                 <w:smallCaps w:val="0"/>
                 <w:strike w:val="0"/>
                 <w:color w:val="000000"/>
@@ -3370,7 +3535,9 @@
               <w:rPr>
                 <w:rFonts w:ascii="Calibri" w:cs="Calibri" w:eastAsia="Calibri" w:hAnsi="Calibri"/>
                 <w:b w:val="0"/>
-                <w:i w:val="0"/>
+                <w:bCs w:val="0"/>
+                <w:i w:val="0"/>
+                <w:iCs w:val="0"/>
                 <w:smallCaps w:val="0"/>
                 <w:strike w:val="0"/>
                 <w:color w:val="000000"/>
@@ -3385,7 +3552,9 @@
               <w:rPr>
                 <w:rFonts w:ascii="Calibri" w:cs="Calibri" w:eastAsia="Calibri" w:hAnsi="Calibri"/>
                 <w:b w:val="0"/>
-                <w:i w:val="0"/>
+                <w:bCs w:val="0"/>
+                <w:i w:val="0"/>
+                <w:iCs w:val="0"/>
                 <w:smallCaps w:val="0"/>
                 <w:strike w:val="0"/>
                 <w:color w:val="000000"/>
@@ -3431,6 +3600,7 @@
               <w:rPr>
                 <w:rFonts w:ascii="Calibri" w:cs="Calibri" w:eastAsia="Calibri" w:hAnsi="Calibri"/>
                 <w:b w:val="0"/>
+                <w:bCs w:val="0"/>
                 <w:smallCaps w:val="0"/>
                 <w:strike w:val="0"/>
                 <w:sz w:val="22"/>
@@ -3484,6 +3654,7 @@
               <w:rPr>
                 <w:rFonts w:ascii="Calibri" w:cs="Calibri" w:eastAsia="Calibri" w:hAnsi="Calibri"/>
                 <w:b w:val="0"/>
+                <w:bCs w:val="0"/>
                 <w:smallCaps w:val="0"/>
                 <w:strike w:val="0"/>
                 <w:sz w:val="22"/>
@@ -3542,7 +3713,9 @@
               <w:rPr>
                 <w:rFonts w:ascii="Calibri" w:cs="Calibri" w:eastAsia="Calibri" w:hAnsi="Calibri"/>
                 <w:b w:val="0"/>
-                <w:i w:val="0"/>
+                <w:bCs w:val="0"/>
+                <w:i w:val="0"/>
+                <w:iCs w:val="0"/>
                 <w:smallCaps w:val="0"/>
                 <w:strike w:val="0"/>
                 <w:color w:val="000000"/>
@@ -3557,7 +3730,9 @@
               <w:rPr>
                 <w:rFonts w:ascii="Calibri" w:cs="Calibri" w:eastAsia="Calibri" w:hAnsi="Calibri"/>
                 <w:b w:val="0"/>
-                <w:i w:val="0"/>
+                <w:bCs w:val="0"/>
+                <w:i w:val="0"/>
+                <w:iCs w:val="0"/>
                 <w:smallCaps w:val="0"/>
                 <w:strike w:val="0"/>
                 <w:color w:val="000000"/>
@@ -3657,6 +3832,7 @@
               <w:rPr>
                 <w:rFonts w:ascii="Calibri" w:cs="Calibri" w:eastAsia="Calibri" w:hAnsi="Calibri"/>
                 <w:b w:val="0"/>
+                <w:bCs w:val="0"/>
                 <w:smallCaps w:val="0"/>
                 <w:strike w:val="0"/>
                 <w:sz w:val="22"/>
@@ -3715,7 +3891,9 @@
               <w:rPr>
                 <w:rFonts w:ascii="Calibri" w:cs="Calibri" w:eastAsia="Calibri" w:hAnsi="Calibri"/>
                 <w:b w:val="0"/>
-                <w:i w:val="0"/>
+                <w:bCs w:val="0"/>
+                <w:i w:val="0"/>
+                <w:iCs w:val="0"/>
                 <w:smallCaps w:val="0"/>
                 <w:strike w:val="0"/>
                 <w:color w:val="000000"/>
@@ -3768,7 +3946,9 @@
               <w:rPr>
                 <w:rFonts w:ascii="Calibri" w:cs="Calibri" w:eastAsia="Calibri" w:hAnsi="Calibri"/>
                 <w:b w:val="0"/>
-                <w:i w:val="0"/>
+                <w:bCs w:val="0"/>
+                <w:i w:val="0"/>
+                <w:iCs w:val="0"/>
                 <w:smallCaps w:val="0"/>
                 <w:strike w:val="0"/>
                 <w:color w:val="000000"/>
@@ -3821,7 +4001,9 @@
               <w:rPr>
                 <w:rFonts w:ascii="Calibri" w:cs="Calibri" w:eastAsia="Calibri" w:hAnsi="Calibri"/>
                 <w:b w:val="0"/>
-                <w:i w:val="0"/>
+                <w:bCs w:val="0"/>
+                <w:i w:val="0"/>
+                <w:iCs w:val="0"/>
                 <w:smallCaps w:val="0"/>
                 <w:strike w:val="0"/>
                 <w:sz w:val="22"/>
@@ -3916,7 +4098,9 @@
               <w:rPr>
                 <w:rFonts w:ascii="Calibri" w:cs="Calibri" w:eastAsia="Calibri" w:hAnsi="Calibri"/>
                 <w:b w:val="0"/>
-                <w:i w:val="0"/>
+                <w:bCs w:val="0"/>
+                <w:i w:val="0"/>
+                <w:iCs w:val="0"/>
                 <w:smallCaps w:val="0"/>
                 <w:strike w:val="0"/>
                 <w:color w:val="000000"/>
@@ -3969,7 +4153,9 @@
               <w:rPr>
                 <w:rFonts w:ascii="Calibri" w:cs="Calibri" w:eastAsia="Calibri" w:hAnsi="Calibri"/>
                 <w:b w:val="0"/>
-                <w:i w:val="0"/>
+                <w:bCs w:val="0"/>
+                <w:i w:val="0"/>
+                <w:iCs w:val="0"/>
                 <w:smallCaps w:val="0"/>
                 <w:strike w:val="0"/>
                 <w:sz w:val="22"/>
@@ -4100,7 +4286,9 @@
               <w:rPr>
                 <w:rFonts w:ascii="Calibri" w:cs="Calibri" w:eastAsia="Calibri" w:hAnsi="Calibri"/>
                 <w:b w:val="0"/>
-                <w:i w:val="0"/>
+                <w:bCs w:val="0"/>
+                <w:i w:val="0"/>
+                <w:iCs w:val="0"/>
                 <w:smallCaps w:val="0"/>
                 <w:strike w:val="0"/>
                 <w:sz w:val="22"/>
@@ -4231,7 +4419,9 @@
               <w:rPr>
                 <w:rFonts w:ascii="Calibri" w:cs="Calibri" w:eastAsia="Calibri" w:hAnsi="Calibri"/>
                 <w:b w:val="0"/>
-                <w:i w:val="0"/>
+                <w:bCs w:val="0"/>
+                <w:i w:val="0"/>
+                <w:iCs w:val="0"/>
                 <w:smallCaps w:val="0"/>
                 <w:strike w:val="0"/>
                 <w:sz w:val="22"/>
@@ -4362,7 +4552,9 @@
               <w:rPr>
                 <w:rFonts w:ascii="Calibri" w:cs="Calibri" w:eastAsia="Calibri" w:hAnsi="Calibri"/>
                 <w:b w:val="0"/>
-                <w:i w:val="0"/>
+                <w:bCs w:val="0"/>
+                <w:i w:val="0"/>
+                <w:iCs w:val="0"/>
                 <w:smallCaps w:val="0"/>
                 <w:strike w:val="0"/>
                 <w:sz w:val="22"/>
@@ -4493,7 +4685,9 @@
               <w:rPr>
                 <w:rFonts w:ascii="Calibri" w:cs="Calibri" w:eastAsia="Calibri" w:hAnsi="Calibri"/>
                 <w:b w:val="0"/>
-                <w:i w:val="0"/>
+                <w:bCs w:val="0"/>
+                <w:i w:val="0"/>
+                <w:iCs w:val="0"/>
                 <w:smallCaps w:val="0"/>
                 <w:strike w:val="0"/>
                 <w:sz w:val="22"/>
@@ -4624,7 +4818,9 @@
               <w:rPr>
                 <w:rFonts w:ascii="Calibri" w:cs="Calibri" w:eastAsia="Calibri" w:hAnsi="Calibri"/>
                 <w:b w:val="0"/>
-                <w:i w:val="0"/>
+                <w:bCs w:val="0"/>
+                <w:i w:val="0"/>
+                <w:iCs w:val="0"/>
                 <w:smallCaps w:val="0"/>
                 <w:strike w:val="0"/>
                 <w:sz w:val="22"/>
@@ -4755,7 +4951,9 @@
               <w:rPr>
                 <w:rFonts w:ascii="Calibri" w:cs="Calibri" w:eastAsia="Calibri" w:hAnsi="Calibri"/>
                 <w:b w:val="0"/>
-                <w:i w:val="0"/>
+                <w:bCs w:val="0"/>
+                <w:i w:val="0"/>
+                <w:iCs w:val="0"/>
                 <w:smallCaps w:val="0"/>
                 <w:strike w:val="0"/>
                 <w:sz w:val="22"/>
@@ -4886,7 +5084,9 @@
               <w:rPr>
                 <w:rFonts w:ascii="Calibri" w:cs="Calibri" w:eastAsia="Calibri" w:hAnsi="Calibri"/>
                 <w:b w:val="0"/>
-                <w:i w:val="0"/>
+                <w:bCs w:val="0"/>
+                <w:i w:val="0"/>
+                <w:iCs w:val="0"/>
                 <w:smallCaps w:val="0"/>
                 <w:strike w:val="0"/>
                 <w:sz w:val="22"/>
@@ -5017,7 +5217,9 @@
               <w:rPr>
                 <w:rFonts w:ascii="Calibri" w:cs="Calibri" w:eastAsia="Calibri" w:hAnsi="Calibri"/>
                 <w:b w:val="0"/>
-                <w:i w:val="0"/>
+                <w:bCs w:val="0"/>
+                <w:i w:val="0"/>
+                <w:iCs w:val="0"/>
                 <w:smallCaps w:val="0"/>
                 <w:strike w:val="0"/>
                 <w:sz w:val="22"/>
@@ -5148,7 +5350,9 @@
               <w:rPr>
                 <w:rFonts w:ascii="Calibri" w:cs="Calibri" w:eastAsia="Calibri" w:hAnsi="Calibri"/>
                 <w:b w:val="0"/>
-                <w:i w:val="0"/>
+                <w:bCs w:val="0"/>
+                <w:i w:val="0"/>
+                <w:iCs w:val="0"/>
                 <w:smallCaps w:val="0"/>
                 <w:strike w:val="0"/>
                 <w:sz w:val="22"/>
@@ -5279,7 +5483,9 @@
               <w:rPr>
                 <w:rFonts w:ascii="Calibri" w:cs="Calibri" w:eastAsia="Calibri" w:hAnsi="Calibri"/>
                 <w:b w:val="0"/>
-                <w:i w:val="0"/>
+                <w:bCs w:val="0"/>
+                <w:i w:val="0"/>
+                <w:iCs w:val="0"/>
                 <w:smallCaps w:val="0"/>
                 <w:strike w:val="0"/>
                 <w:sz w:val="22"/>
@@ -5410,7 +5616,9 @@
               <w:rPr>
                 <w:rFonts w:ascii="Calibri" w:cs="Calibri" w:eastAsia="Calibri" w:hAnsi="Calibri"/>
                 <w:b w:val="0"/>
-                <w:i w:val="0"/>
+                <w:bCs w:val="0"/>
+                <w:i w:val="0"/>
+                <w:iCs w:val="0"/>
                 <w:smallCaps w:val="0"/>
                 <w:strike w:val="0"/>
                 <w:sz w:val="22"/>
@@ -5541,7 +5749,9 @@
               <w:rPr>
                 <w:rFonts w:ascii="Calibri" w:cs="Calibri" w:eastAsia="Calibri" w:hAnsi="Calibri"/>
                 <w:b w:val="0"/>
-                <w:i w:val="0"/>
+                <w:bCs w:val="0"/>
+                <w:i w:val="0"/>
+                <w:iCs w:val="0"/>
                 <w:smallCaps w:val="0"/>
                 <w:strike w:val="0"/>
                 <w:sz w:val="22"/>
@@ -5672,7 +5882,9 @@
               <w:rPr>
                 <w:rFonts w:ascii="Calibri" w:cs="Calibri" w:eastAsia="Calibri" w:hAnsi="Calibri"/>
                 <w:b w:val="0"/>
-                <w:i w:val="0"/>
+                <w:bCs w:val="0"/>
+                <w:i w:val="0"/>
+                <w:iCs w:val="0"/>
                 <w:smallCaps w:val="0"/>
                 <w:strike w:val="0"/>
                 <w:sz w:val="22"/>
@@ -5803,7 +6015,9 @@
               <w:rPr>
                 <w:rFonts w:ascii="Calibri" w:cs="Calibri" w:eastAsia="Calibri" w:hAnsi="Calibri"/>
                 <w:b w:val="0"/>
-                <w:i w:val="0"/>
+                <w:bCs w:val="0"/>
+                <w:i w:val="0"/>
+                <w:iCs w:val="0"/>
                 <w:smallCaps w:val="0"/>
                 <w:strike w:val="0"/>
                 <w:sz w:val="22"/>
@@ -5934,7 +6148,9 @@
               <w:rPr>
                 <w:rFonts w:ascii="Calibri" w:cs="Calibri" w:eastAsia="Calibri" w:hAnsi="Calibri"/>
                 <w:b w:val="0"/>
-                <w:i w:val="0"/>
+                <w:bCs w:val="0"/>
+                <w:i w:val="0"/>
+                <w:iCs w:val="0"/>
                 <w:smallCaps w:val="0"/>
                 <w:strike w:val="0"/>
                 <w:sz w:val="22"/>
@@ -6065,7 +6281,9 @@
               <w:rPr>
                 <w:rFonts w:ascii="Calibri" w:cs="Calibri" w:eastAsia="Calibri" w:hAnsi="Calibri"/>
                 <w:b w:val="0"/>
-                <w:i w:val="0"/>
+                <w:bCs w:val="0"/>
+                <w:i w:val="0"/>
+                <w:iCs w:val="0"/>
                 <w:smallCaps w:val="0"/>
                 <w:strike w:val="0"/>
                 <w:sz w:val="22"/>
@@ -6196,7 +6414,9 @@
               <w:rPr>
                 <w:rFonts w:ascii="Calibri" w:cs="Calibri" w:eastAsia="Calibri" w:hAnsi="Calibri"/>
                 <w:b w:val="0"/>
-                <w:i w:val="0"/>
+                <w:bCs w:val="0"/>
+                <w:i w:val="0"/>
+                <w:iCs w:val="0"/>
                 <w:smallCaps w:val="0"/>
                 <w:strike w:val="0"/>
                 <w:color w:val="000000"/>
@@ -6328,7 +6548,9 @@
               <w:rPr>
                 <w:rFonts w:ascii="Calibri" w:cs="Calibri" w:eastAsia="Calibri" w:hAnsi="Calibri"/>
                 <w:b w:val="0"/>
-                <w:i w:val="0"/>
+                <w:bCs w:val="0"/>
+                <w:i w:val="0"/>
+                <w:iCs w:val="0"/>
                 <w:smallCaps w:val="0"/>
                 <w:strike w:val="0"/>
                 <w:color w:val="000000"/>
@@ -6460,7 +6682,9 @@
               <w:rPr>
                 <w:rFonts w:ascii="Calibri" w:cs="Calibri" w:eastAsia="Calibri" w:hAnsi="Calibri"/>
                 <w:b w:val="0"/>
-                <w:i w:val="0"/>
+                <w:bCs w:val="0"/>
+                <w:i w:val="0"/>
+                <w:iCs w:val="0"/>
                 <w:smallCaps w:val="0"/>
                 <w:strike w:val="0"/>
                 <w:color w:val="000000"/>
@@ -6506,7 +6730,9 @@
         <w:rPr>
           <w:rFonts w:ascii="Cambria" w:cs="Cambria" w:eastAsia="Cambria" w:hAnsi="Cambria"/>
           <w:b w:val="1"/>
+          <w:bCs w:val="1"/>
           <w:i w:val="0"/>
+          <w:iCs w:val="0"/>
           <w:smallCaps w:val="0"/>
           <w:strike w:val="0"/>
           <w:color w:val="4f81bd"/>
@@ -6600,7 +6826,9 @@
               <w:rPr>
                 <w:rFonts w:ascii="Times New Roman" w:cs="Times New Roman" w:eastAsia="Times New Roman" w:hAnsi="Times New Roman"/>
                 <w:b w:val="1"/>
-                <w:i w:val="0"/>
+                <w:bCs w:val="1"/>
+                <w:i w:val="0"/>
+                <w:iCs w:val="0"/>
                 <w:smallCaps w:val="0"/>
                 <w:strike w:val="0"/>
                 <w:color w:val="000000"/>
@@ -6615,7 +6843,9 @@
               <w:rPr>
                 <w:rFonts w:ascii="Times New Roman" w:cs="Times New Roman" w:eastAsia="Times New Roman" w:hAnsi="Times New Roman"/>
                 <w:b w:val="1"/>
-                <w:i w:val="0"/>
+                <w:bCs w:val="1"/>
+                <w:i w:val="0"/>
+                <w:iCs w:val="0"/>
                 <w:smallCaps w:val="0"/>
                 <w:strike w:val="0"/>
                 <w:color w:val="000000"/>
@@ -6659,7 +6889,9 @@
               <w:rPr>
                 <w:rFonts w:ascii="Times New Roman" w:cs="Times New Roman" w:eastAsia="Times New Roman" w:hAnsi="Times New Roman"/>
                 <w:b w:val="1"/>
-                <w:i w:val="0"/>
+                <w:bCs w:val="1"/>
+                <w:i w:val="0"/>
+                <w:iCs w:val="0"/>
                 <w:smallCaps w:val="0"/>
                 <w:strike w:val="0"/>
                 <w:color w:val="000000"/>
@@ -6674,7 +6906,9 @@
               <w:rPr>
                 <w:rFonts w:ascii="Times New Roman" w:cs="Times New Roman" w:eastAsia="Times New Roman" w:hAnsi="Times New Roman"/>
                 <w:b w:val="1"/>
-                <w:i w:val="0"/>
+                <w:bCs w:val="1"/>
+                <w:i w:val="0"/>
+                <w:iCs w:val="0"/>
                 <w:smallCaps w:val="0"/>
                 <w:strike w:val="0"/>
                 <w:color w:val="000000"/>
@@ -6719,7 +6953,9 @@
               <w:rPr>
                 <w:rFonts w:ascii="Times New Roman" w:cs="Times New Roman" w:eastAsia="Times New Roman" w:hAnsi="Times New Roman"/>
                 <w:b w:val="1"/>
-                <w:i w:val="0"/>
+                <w:bCs w:val="1"/>
+                <w:i w:val="0"/>
+                <w:iCs w:val="0"/>
                 <w:smallCaps w:val="0"/>
                 <w:strike w:val="0"/>
                 <w:color w:val="000000"/>
@@ -6734,7 +6970,9 @@
               <w:rPr>
                 <w:rFonts w:ascii="Times New Roman" w:cs="Times New Roman" w:eastAsia="Times New Roman" w:hAnsi="Times New Roman"/>
                 <w:b w:val="1"/>
-                <w:i w:val="0"/>
+                <w:bCs w:val="1"/>
+                <w:i w:val="0"/>
+                <w:iCs w:val="0"/>
                 <w:smallCaps w:val="0"/>
                 <w:strike w:val="0"/>
                 <w:color w:val="000000"/>
@@ -6779,7 +7017,9 @@
               <w:rPr>
                 <w:rFonts w:ascii="Times New Roman" w:cs="Times New Roman" w:eastAsia="Times New Roman" w:hAnsi="Times New Roman"/>
                 <w:b w:val="1"/>
-                <w:i w:val="0"/>
+                <w:bCs w:val="1"/>
+                <w:i w:val="0"/>
+                <w:iCs w:val="0"/>
                 <w:smallCaps w:val="0"/>
                 <w:strike w:val="0"/>
                 <w:color w:val="000000"/>
@@ -6794,7 +7034,9 @@
               <w:rPr>
                 <w:rFonts w:ascii="Times New Roman" w:cs="Times New Roman" w:eastAsia="Times New Roman" w:hAnsi="Times New Roman"/>
                 <w:b w:val="1"/>
-                <w:i w:val="0"/>
+                <w:bCs w:val="1"/>
+                <w:i w:val="0"/>
+                <w:iCs w:val="0"/>
                 <w:smallCaps w:val="0"/>
                 <w:strike w:val="0"/>
                 <w:color w:val="000000"/>
@@ -6839,7 +7081,9 @@
               <w:rPr>
                 <w:rFonts w:ascii="Times New Roman" w:cs="Times New Roman" w:eastAsia="Times New Roman" w:hAnsi="Times New Roman"/>
                 <w:b w:val="1"/>
-                <w:i w:val="0"/>
+                <w:bCs w:val="1"/>
+                <w:i w:val="0"/>
+                <w:iCs w:val="0"/>
                 <w:smallCaps w:val="0"/>
                 <w:strike w:val="0"/>
                 <w:color w:val="000000"/>
@@ -6854,7 +7098,9 @@
               <w:rPr>
                 <w:rFonts w:ascii="Times New Roman" w:cs="Times New Roman" w:eastAsia="Times New Roman" w:hAnsi="Times New Roman"/>
                 <w:b w:val="1"/>
-                <w:i w:val="0"/>
+                <w:bCs w:val="1"/>
+                <w:i w:val="0"/>
+                <w:iCs w:val="0"/>
                 <w:smallCaps w:val="0"/>
                 <w:strike w:val="0"/>
                 <w:color w:val="000000"/>
@@ -6907,6 +7153,7 @@
               <w:rPr>
                 <w:rFonts w:ascii="Calibri" w:cs="Calibri" w:eastAsia="Calibri" w:hAnsi="Calibri"/>
                 <w:b w:val="0"/>
+                <w:bCs w:val="0"/>
                 <w:smallCaps w:val="0"/>
                 <w:strike w:val="0"/>
                 <w:sz w:val="22"/>
@@ -6960,6 +7207,7 @@
               <w:rPr>
                 <w:rFonts w:ascii="Calibri" w:cs="Calibri" w:eastAsia="Calibri" w:hAnsi="Calibri"/>
                 <w:b w:val="0"/>
+                <w:bCs w:val="0"/>
                 <w:smallCaps w:val="0"/>
                 <w:strike w:val="0"/>
                 <w:sz w:val="22"/>
@@ -7014,6 +7262,7 @@
               <w:rPr>
                 <w:rFonts w:ascii="Calibri" w:cs="Calibri" w:eastAsia="Calibri" w:hAnsi="Calibri"/>
                 <w:b w:val="0"/>
+                <w:bCs w:val="0"/>
                 <w:smallCaps w:val="0"/>
                 <w:strike w:val="0"/>
                 <w:sz w:val="22"/>
@@ -7067,6 +7316,7 @@
               <w:rPr>
                 <w:rFonts w:ascii="Calibri" w:cs="Calibri" w:eastAsia="Calibri" w:hAnsi="Calibri"/>
                 <w:b w:val="0"/>
+                <w:bCs w:val="0"/>
                 <w:smallCaps w:val="0"/>
                 <w:strike w:val="0"/>
                 <w:sz w:val="22"/>
@@ -7120,6 +7370,7 @@
               <w:rPr>
                 <w:rFonts w:ascii="Calibri" w:cs="Calibri" w:eastAsia="Calibri" w:hAnsi="Calibri"/>
                 <w:b w:val="0"/>
+                <w:bCs w:val="0"/>
                 <w:smallCaps w:val="0"/>
                 <w:strike w:val="0"/>
                 <w:sz w:val="22"/>
@@ -7181,6 +7432,7 @@
               <w:rPr>
                 <w:rFonts w:ascii="Calibri" w:cs="Calibri" w:eastAsia="Calibri" w:hAnsi="Calibri"/>
                 <w:b w:val="0"/>
+                <w:bCs w:val="0"/>
                 <w:smallCaps w:val="0"/>
                 <w:strike w:val="0"/>
                 <w:sz w:val="22"/>
@@ -7264,6 +7516,7 @@
               <w:rPr>
                 <w:rFonts w:ascii="Calibri" w:cs="Calibri" w:eastAsia="Calibri" w:hAnsi="Calibri"/>
                 <w:b w:val="0"/>
+                <w:bCs w:val="0"/>
                 <w:smallCaps w:val="0"/>
                 <w:strike w:val="0"/>
                 <w:sz w:val="22"/>
@@ -7318,6 +7571,7 @@
               <w:rPr>
                 <w:rFonts w:ascii="Calibri" w:cs="Calibri" w:eastAsia="Calibri" w:hAnsi="Calibri"/>
                 <w:b w:val="0"/>
+                <w:bCs w:val="0"/>
                 <w:smallCaps w:val="0"/>
                 <w:strike w:val="0"/>
                 <w:sz w:val="22"/>
@@ -7372,6 +7626,7 @@
               <w:rPr>
                 <w:rFonts w:ascii="Calibri" w:cs="Calibri" w:eastAsia="Calibri" w:hAnsi="Calibri"/>
                 <w:b w:val="0"/>
+                <w:bCs w:val="0"/>
                 <w:smallCaps w:val="0"/>
                 <w:strike w:val="0"/>
                 <w:sz w:val="22"/>
@@ -7433,6 +7688,7 @@
               <w:rPr>
                 <w:rFonts w:ascii="Calibri" w:cs="Calibri" w:eastAsia="Calibri" w:hAnsi="Calibri"/>
                 <w:b w:val="0"/>
+                <w:bCs w:val="0"/>
                 <w:smallCaps w:val="0"/>
                 <w:strike w:val="0"/>
                 <w:sz w:val="22"/>
@@ -7488,6 +7744,7 @@
               <w:rPr>
                 <w:rFonts w:ascii="Calibri" w:cs="Calibri" w:eastAsia="Calibri" w:hAnsi="Calibri"/>
                 <w:b w:val="0"/>
+                <w:bCs w:val="0"/>
                 <w:smallCaps w:val="0"/>
                 <w:strike w:val="0"/>
                 <w:sz w:val="22"/>
@@ -7543,6 +7800,7 @@
               <w:rPr>
                 <w:rFonts w:ascii="Calibri" w:cs="Calibri" w:eastAsia="Calibri" w:hAnsi="Calibri"/>
                 <w:b w:val="0"/>
+                <w:bCs w:val="0"/>
                 <w:smallCaps w:val="0"/>
                 <w:strike w:val="0"/>
                 <w:sz w:val="22"/>
@@ -7597,6 +7855,7 @@
               <w:rPr>
                 <w:rFonts w:ascii="Calibri" w:cs="Calibri" w:eastAsia="Calibri" w:hAnsi="Calibri"/>
                 <w:b w:val="0"/>
+                <w:bCs w:val="0"/>
                 <w:smallCaps w:val="0"/>
                 <w:strike w:val="0"/>
                 <w:sz w:val="22"/>
@@ -7651,6 +7910,7 @@
               <w:rPr>
                 <w:rFonts w:ascii="Calibri" w:cs="Calibri" w:eastAsia="Calibri" w:hAnsi="Calibri"/>
                 <w:b w:val="0"/>
+                <w:bCs w:val="0"/>
                 <w:smallCaps w:val="0"/>
                 <w:strike w:val="0"/>
                 <w:sz w:val="22"/>
@@ -7712,6 +7972,7 @@
               <w:rPr>
                 <w:rFonts w:ascii="Calibri" w:cs="Calibri" w:eastAsia="Calibri" w:hAnsi="Calibri"/>
                 <w:b w:val="0"/>
+                <w:bCs w:val="0"/>
                 <w:smallCaps w:val="0"/>
                 <w:strike w:val="0"/>
                 <w:sz w:val="22"/>
@@ -7767,6 +8028,7 @@
               <w:rPr>
                 <w:rFonts w:ascii="Calibri" w:cs="Calibri" w:eastAsia="Calibri" w:hAnsi="Calibri"/>
                 <w:b w:val="0"/>
+                <w:bCs w:val="0"/>
                 <w:smallCaps w:val="0"/>
                 <w:strike w:val="0"/>
                 <w:sz w:val="22"/>
@@ -7822,6 +8084,7 @@
               <w:rPr>
                 <w:rFonts w:ascii="Calibri" w:cs="Calibri" w:eastAsia="Calibri" w:hAnsi="Calibri"/>
                 <w:b w:val="0"/>
+                <w:bCs w:val="0"/>
                 <w:smallCaps w:val="0"/>
                 <w:strike w:val="0"/>
                 <w:sz w:val="22"/>
@@ -7876,6 +8139,7 @@
               <w:rPr>
                 <w:rFonts w:ascii="Calibri" w:cs="Calibri" w:eastAsia="Calibri" w:hAnsi="Calibri"/>
                 <w:b w:val="0"/>
+                <w:bCs w:val="0"/>
                 <w:smallCaps w:val="0"/>
                 <w:strike w:val="0"/>
                 <w:sz w:val="22"/>
@@ -8039,7 +8303,9 @@
         <w:rPr>
           <w:rFonts w:ascii="Calibri" w:cs="Calibri" w:eastAsia="Calibri" w:hAnsi="Calibri"/>
           <w:b w:val="0"/>
+          <w:bCs w:val="0"/>
           <w:i w:val="0"/>
+          <w:iCs w:val="0"/>
           <w:smallCaps w:val="0"/>
           <w:strike w:val="0"/>
           <w:color w:val="000000"/>
@@ -8131,7 +8397,9 @@
               <w:rPr>
                 <w:rFonts w:ascii="Times New Roman" w:cs="Times New Roman" w:eastAsia="Times New Roman" w:hAnsi="Times New Roman"/>
                 <w:b w:val="1"/>
-                <w:i w:val="0"/>
+                <w:bCs w:val="1"/>
+                <w:i w:val="0"/>
+                <w:iCs w:val="0"/>
                 <w:smallCaps w:val="0"/>
                 <w:strike w:val="0"/>
                 <w:color w:val="000000"/>
@@ -8146,7 +8414,9 @@
               <w:rPr>
                 <w:rFonts w:ascii="Times New Roman" w:cs="Times New Roman" w:eastAsia="Times New Roman" w:hAnsi="Times New Roman"/>
                 <w:b w:val="1"/>
-                <w:i w:val="0"/>
+                <w:bCs w:val="1"/>
+                <w:i w:val="0"/>
+                <w:iCs w:val="0"/>
                 <w:smallCaps w:val="0"/>
                 <w:strike w:val="0"/>
                 <w:color w:val="000000"/>
@@ -8190,7 +8460,9 @@
               <w:rPr>
                 <w:rFonts w:ascii="Times New Roman" w:cs="Times New Roman" w:eastAsia="Times New Roman" w:hAnsi="Times New Roman"/>
                 <w:b w:val="1"/>
-                <w:i w:val="0"/>
+                <w:bCs w:val="1"/>
+                <w:i w:val="0"/>
+                <w:iCs w:val="0"/>
                 <w:smallCaps w:val="0"/>
                 <w:strike w:val="0"/>
                 <w:color w:val="000000"/>
@@ -8205,7 +8477,9 @@
               <w:rPr>
                 <w:rFonts w:ascii="Times New Roman" w:cs="Times New Roman" w:eastAsia="Times New Roman" w:hAnsi="Times New Roman"/>
                 <w:b w:val="1"/>
-                <w:i w:val="0"/>
+                <w:bCs w:val="1"/>
+                <w:i w:val="0"/>
+                <w:iCs w:val="0"/>
                 <w:smallCaps w:val="0"/>
                 <w:strike w:val="0"/>
                 <w:color w:val="000000"/>
@@ -8250,7 +8524,9 @@
               <w:rPr>
                 <w:rFonts w:ascii="Times New Roman" w:cs="Times New Roman" w:eastAsia="Times New Roman" w:hAnsi="Times New Roman"/>
                 <w:b w:val="1"/>
-                <w:i w:val="0"/>
+                <w:bCs w:val="1"/>
+                <w:i w:val="0"/>
+                <w:iCs w:val="0"/>
                 <w:smallCaps w:val="0"/>
                 <w:strike w:val="0"/>
                 <w:color w:val="000000"/>
@@ -8265,7 +8541,9 @@
               <w:rPr>
                 <w:rFonts w:ascii="Times New Roman" w:cs="Times New Roman" w:eastAsia="Times New Roman" w:hAnsi="Times New Roman"/>
                 <w:b w:val="1"/>
-                <w:i w:val="0"/>
+                <w:bCs w:val="1"/>
+                <w:i w:val="0"/>
+                <w:iCs w:val="0"/>
                 <w:smallCaps w:val="0"/>
                 <w:strike w:val="0"/>
                 <w:color w:val="000000"/>
@@ -8310,7 +8588,9 @@
               <w:rPr>
                 <w:rFonts w:ascii="Times New Roman" w:cs="Times New Roman" w:eastAsia="Times New Roman" w:hAnsi="Times New Roman"/>
                 <w:b w:val="1"/>
-                <w:i w:val="0"/>
+                <w:bCs w:val="1"/>
+                <w:i w:val="0"/>
+                <w:iCs w:val="0"/>
                 <w:smallCaps w:val="0"/>
                 <w:strike w:val="0"/>
                 <w:color w:val="000000"/>
@@ -8325,7 +8605,9 @@
               <w:rPr>
                 <w:rFonts w:ascii="Times New Roman" w:cs="Times New Roman" w:eastAsia="Times New Roman" w:hAnsi="Times New Roman"/>
                 <w:b w:val="1"/>
-                <w:i w:val="0"/>
+                <w:bCs w:val="1"/>
+                <w:i w:val="0"/>
+                <w:iCs w:val="0"/>
                 <w:smallCaps w:val="0"/>
                 <w:strike w:val="0"/>
                 <w:color w:val="000000"/>
@@ -8380,6 +8662,7 @@
               <w:rPr>
                 <w:rFonts w:ascii="Calibri" w:cs="Calibri" w:eastAsia="Calibri" w:hAnsi="Calibri"/>
                 <w:b w:val="0"/>
+                <w:bCs w:val="0"/>
                 <w:smallCaps w:val="0"/>
                 <w:strike w:val="0"/>
                 <w:sz w:val="22"/>
@@ -8435,6 +8718,7 @@
               <w:rPr>
                 <w:rFonts w:ascii="Calibri" w:cs="Calibri" w:eastAsia="Calibri" w:hAnsi="Calibri"/>
                 <w:b w:val="0"/>
+                <w:bCs w:val="0"/>
                 <w:smallCaps w:val="0"/>
                 <w:strike w:val="0"/>
                 <w:sz w:val="22"/>
@@ -8490,6 +8774,7 @@
               <w:rPr>
                 <w:rFonts w:ascii="Calibri" w:cs="Calibri" w:eastAsia="Calibri" w:hAnsi="Calibri"/>
                 <w:b w:val="0"/>
+                <w:bCs w:val="0"/>
                 <w:smallCaps w:val="0"/>
                 <w:strike w:val="0"/>
                 <w:sz w:val="22"/>
@@ -8544,6 +8829,7 @@
               <w:rPr>
                 <w:rFonts w:ascii="Calibri" w:cs="Calibri" w:eastAsia="Calibri" w:hAnsi="Calibri"/>
                 <w:b w:val="0"/>
+                <w:bCs w:val="0"/>
                 <w:smallCaps w:val="0"/>
                 <w:strike w:val="0"/>
                 <w:sz w:val="22"/>
@@ -8602,6 +8888,7 @@
               <w:rPr>
                 <w:rFonts w:ascii="Calibri" w:cs="Calibri" w:eastAsia="Calibri" w:hAnsi="Calibri"/>
                 <w:b w:val="0"/>
+                <w:bCs w:val="0"/>
                 <w:smallCaps w:val="0"/>
                 <w:strike w:val="0"/>
                 <w:sz w:val="22"/>
@@ -8654,6 +8941,7 @@
               <w:rPr>
                 <w:rFonts w:ascii="Calibri" w:cs="Calibri" w:eastAsia="Calibri" w:hAnsi="Calibri"/>
                 <w:b w:val="0"/>
+                <w:bCs w:val="0"/>
                 <w:smallCaps w:val="0"/>
                 <w:strike w:val="0"/>
                 <w:sz w:val="22"/>
@@ -8706,6 +8994,7 @@
               <w:rPr>
                 <w:rFonts w:ascii="Calibri" w:cs="Calibri" w:eastAsia="Calibri" w:hAnsi="Calibri"/>
                 <w:b w:val="0"/>
+                <w:bCs w:val="0"/>
                 <w:smallCaps w:val="0"/>
                 <w:strike w:val="0"/>
                 <w:sz w:val="22"/>
@@ -8757,6 +9046,7 @@
               <w:rPr>
                 <w:rFonts w:ascii="Calibri" w:cs="Calibri" w:eastAsia="Calibri" w:hAnsi="Calibri"/>
                 <w:b w:val="0"/>
+                <w:bCs w:val="0"/>
                 <w:smallCaps w:val="0"/>
                 <w:strike w:val="0"/>
                 <w:sz w:val="22"/>
@@ -8815,6 +9105,7 @@
               <w:rPr>
                 <w:rFonts w:ascii="Calibri" w:cs="Calibri" w:eastAsia="Calibri" w:hAnsi="Calibri"/>
                 <w:b w:val="0"/>
+                <w:bCs w:val="0"/>
                 <w:smallCaps w:val="0"/>
                 <w:strike w:val="0"/>
                 <w:sz w:val="22"/>
@@ -8867,6 +9158,7 @@
               <w:rPr>
                 <w:rFonts w:ascii="Calibri" w:cs="Calibri" w:eastAsia="Calibri" w:hAnsi="Calibri"/>
                 <w:b w:val="0"/>
+                <w:bCs w:val="0"/>
                 <w:smallCaps w:val="0"/>
                 <w:strike w:val="0"/>
                 <w:sz w:val="22"/>
@@ -8919,6 +9211,7 @@
               <w:rPr>
                 <w:rFonts w:ascii="Calibri" w:cs="Calibri" w:eastAsia="Calibri" w:hAnsi="Calibri"/>
                 <w:b w:val="0"/>
+                <w:bCs w:val="0"/>
                 <w:smallCaps w:val="0"/>
                 <w:strike w:val="0"/>
                 <w:sz w:val="22"/>
@@ -8970,6 +9263,7 @@
               <w:rPr>
                 <w:rFonts w:ascii="Calibri" w:cs="Calibri" w:eastAsia="Calibri" w:hAnsi="Calibri"/>
                 <w:b w:val="0"/>
+                <w:bCs w:val="0"/>
                 <w:smallCaps w:val="0"/>
                 <w:strike w:val="0"/>
                 <w:sz w:val="22"/>
@@ -9028,6 +9322,7 @@
               <w:rPr>
                 <w:rFonts w:ascii="Calibri" w:cs="Calibri" w:eastAsia="Calibri" w:hAnsi="Calibri"/>
                 <w:b w:val="0"/>
+                <w:bCs w:val="0"/>
                 <w:smallCaps w:val="0"/>
                 <w:strike w:val="0"/>
                 <w:sz w:val="22"/>
@@ -9080,6 +9375,7 @@
               <w:rPr>
                 <w:rFonts w:ascii="Calibri" w:cs="Calibri" w:eastAsia="Calibri" w:hAnsi="Calibri"/>
                 <w:b w:val="0"/>
+                <w:bCs w:val="0"/>
                 <w:smallCaps w:val="0"/>
                 <w:strike w:val="0"/>
                 <w:sz w:val="22"/>
@@ -9132,6 +9428,7 @@
               <w:rPr>
                 <w:rFonts w:ascii="Calibri" w:cs="Calibri" w:eastAsia="Calibri" w:hAnsi="Calibri"/>
                 <w:b w:val="0"/>
+                <w:bCs w:val="0"/>
                 <w:smallCaps w:val="0"/>
                 <w:strike w:val="0"/>
                 <w:sz w:val="22"/>
@@ -9183,6 +9480,7 @@
               <w:rPr>
                 <w:rFonts w:ascii="Calibri" w:cs="Calibri" w:eastAsia="Calibri" w:hAnsi="Calibri"/>
                 <w:b w:val="0"/>
+                <w:bCs w:val="0"/>
                 <w:smallCaps w:val="0"/>
                 <w:strike w:val="0"/>
                 <w:sz w:val="22"/>
@@ -9241,6 +9539,7 @@
               <w:rPr>
                 <w:rFonts w:ascii="Calibri" w:cs="Calibri" w:eastAsia="Calibri" w:hAnsi="Calibri"/>
                 <w:b w:val="0"/>
+                <w:bCs w:val="0"/>
                 <w:smallCaps w:val="0"/>
                 <w:strike w:val="0"/>
                 <w:sz w:val="22"/>
@@ -9293,6 +9592,7 @@
               <w:rPr>
                 <w:rFonts w:ascii="Calibri" w:cs="Calibri" w:eastAsia="Calibri" w:hAnsi="Calibri"/>
                 <w:b w:val="0"/>
+                <w:bCs w:val="0"/>
                 <w:smallCaps w:val="0"/>
                 <w:strike w:val="0"/>
                 <w:sz w:val="22"/>
@@ -9345,6 +9645,7 @@
               <w:rPr>
                 <w:rFonts w:ascii="Calibri" w:cs="Calibri" w:eastAsia="Calibri" w:hAnsi="Calibri"/>
                 <w:b w:val="0"/>
+                <w:bCs w:val="0"/>
                 <w:smallCaps w:val="0"/>
                 <w:strike w:val="0"/>
                 <w:sz w:val="22"/>
@@ -9396,6 +9697,7 @@
               <w:rPr>
                 <w:rFonts w:ascii="Calibri" w:cs="Calibri" w:eastAsia="Calibri" w:hAnsi="Calibri"/>
                 <w:b w:val="0"/>
+                <w:bCs w:val="0"/>
                 <w:smallCaps w:val="0"/>
                 <w:strike w:val="0"/>
                 <w:sz w:val="22"/>
@@ -9454,6 +9756,7 @@
               <w:rPr>
                 <w:rFonts w:ascii="Calibri" w:cs="Calibri" w:eastAsia="Calibri" w:hAnsi="Calibri"/>
                 <w:b w:val="0"/>
+                <w:bCs w:val="0"/>
                 <w:smallCaps w:val="0"/>
                 <w:strike w:val="0"/>
                 <w:sz w:val="22"/>
@@ -9506,6 +9809,7 @@
               <w:rPr>
                 <w:rFonts w:ascii="Calibri" w:cs="Calibri" w:eastAsia="Calibri" w:hAnsi="Calibri"/>
                 <w:b w:val="0"/>
+                <w:bCs w:val="0"/>
                 <w:smallCaps w:val="0"/>
                 <w:strike w:val="0"/>
                 <w:sz w:val="22"/>
@@ -9558,6 +9862,7 @@
               <w:rPr>
                 <w:rFonts w:ascii="Calibri" w:cs="Calibri" w:eastAsia="Calibri" w:hAnsi="Calibri"/>
                 <w:b w:val="0"/>
+                <w:bCs w:val="0"/>
                 <w:smallCaps w:val="0"/>
                 <w:strike w:val="0"/>
                 <w:sz w:val="22"/>
@@ -9609,6 +9914,7 @@
               <w:rPr>
                 <w:rFonts w:ascii="Calibri" w:cs="Calibri" w:eastAsia="Calibri" w:hAnsi="Calibri"/>
                 <w:b w:val="0"/>
+                <w:bCs w:val="0"/>
                 <w:smallCaps w:val="0"/>
                 <w:strike w:val="0"/>
                 <w:sz w:val="22"/>
@@ -9667,6 +9973,7 @@
               <w:rPr>
                 <w:rFonts w:ascii="Calibri" w:cs="Calibri" w:eastAsia="Calibri" w:hAnsi="Calibri"/>
                 <w:b w:val="0"/>
+                <w:bCs w:val="0"/>
                 <w:smallCaps w:val="0"/>
                 <w:strike w:val="0"/>
                 <w:sz w:val="22"/>
@@ -9719,6 +10026,7 @@
               <w:rPr>
                 <w:rFonts w:ascii="Calibri" w:cs="Calibri" w:eastAsia="Calibri" w:hAnsi="Calibri"/>
                 <w:b w:val="0"/>
+                <w:bCs w:val="0"/>
                 <w:smallCaps w:val="0"/>
                 <w:strike w:val="0"/>
                 <w:sz w:val="22"/>
@@ -9771,6 +10079,7 @@
               <w:rPr>
                 <w:rFonts w:ascii="Calibri" w:cs="Calibri" w:eastAsia="Calibri" w:hAnsi="Calibri"/>
                 <w:b w:val="0"/>
+                <w:bCs w:val="0"/>
                 <w:smallCaps w:val="0"/>
                 <w:strike w:val="0"/>
                 <w:sz w:val="22"/>
@@ -9822,6 +10131,7 @@
               <w:rPr>
                 <w:rFonts w:ascii="Calibri" w:cs="Calibri" w:eastAsia="Calibri" w:hAnsi="Calibri"/>
                 <w:b w:val="0"/>
+                <w:bCs w:val="0"/>
                 <w:smallCaps w:val="0"/>
                 <w:strike w:val="0"/>
                 <w:sz w:val="22"/>
@@ -9880,6 +10190,7 @@
               <w:rPr>
                 <w:rFonts w:ascii="Calibri" w:cs="Calibri" w:eastAsia="Calibri" w:hAnsi="Calibri"/>
                 <w:b w:val="0"/>
+                <w:bCs w:val="0"/>
                 <w:smallCaps w:val="0"/>
                 <w:strike w:val="0"/>
                 <w:sz w:val="22"/>
@@ -9932,6 +10243,7 @@
               <w:rPr>
                 <w:rFonts w:ascii="Calibri" w:cs="Calibri" w:eastAsia="Calibri" w:hAnsi="Calibri"/>
                 <w:b w:val="0"/>
+                <w:bCs w:val="0"/>
                 <w:smallCaps w:val="0"/>
                 <w:strike w:val="0"/>
                 <w:sz w:val="22"/>
@@ -9984,6 +10296,7 @@
               <w:rPr>
                 <w:rFonts w:ascii="Calibri" w:cs="Calibri" w:eastAsia="Calibri" w:hAnsi="Calibri"/>
                 <w:b w:val="0"/>
+                <w:bCs w:val="0"/>
                 <w:smallCaps w:val="0"/>
                 <w:strike w:val="0"/>
                 <w:sz w:val="22"/>
@@ -10035,6 +10348,7 @@
               <w:rPr>
                 <w:rFonts w:ascii="Calibri" w:cs="Calibri" w:eastAsia="Calibri" w:hAnsi="Calibri"/>
                 <w:b w:val="0"/>
+                <w:bCs w:val="0"/>
                 <w:smallCaps w:val="0"/>
                 <w:strike w:val="0"/>
                 <w:sz w:val="22"/>
@@ -10093,6 +10407,7 @@
               <w:rPr>
                 <w:rFonts w:ascii="Calibri" w:cs="Calibri" w:eastAsia="Calibri" w:hAnsi="Calibri"/>
                 <w:b w:val="0"/>
+                <w:bCs w:val="0"/>
                 <w:smallCaps w:val="0"/>
                 <w:strike w:val="0"/>
                 <w:sz w:val="22"/>
@@ -10145,6 +10460,7 @@
               <w:rPr>
                 <w:rFonts w:ascii="Calibri" w:cs="Calibri" w:eastAsia="Calibri" w:hAnsi="Calibri"/>
                 <w:b w:val="0"/>
+                <w:bCs w:val="0"/>
                 <w:smallCaps w:val="0"/>
                 <w:strike w:val="0"/>
                 <w:sz w:val="22"/>
@@ -10197,6 +10513,7 @@
               <w:rPr>
                 <w:rFonts w:ascii="Calibri" w:cs="Calibri" w:eastAsia="Calibri" w:hAnsi="Calibri"/>
                 <w:b w:val="0"/>
+                <w:bCs w:val="0"/>
                 <w:smallCaps w:val="0"/>
                 <w:strike w:val="0"/>
                 <w:sz w:val="22"/>
@@ -10248,6 +10565,7 @@
               <w:rPr>
                 <w:rFonts w:ascii="Calibri" w:cs="Calibri" w:eastAsia="Calibri" w:hAnsi="Calibri"/>
                 <w:b w:val="0"/>
+                <w:bCs w:val="0"/>
                 <w:smallCaps w:val="0"/>
                 <w:strike w:val="0"/>
                 <w:sz w:val="22"/>
@@ -10306,6 +10624,7 @@
               <w:rPr>
                 <w:rFonts w:ascii="Calibri" w:cs="Calibri" w:eastAsia="Calibri" w:hAnsi="Calibri"/>
                 <w:b w:val="0"/>
+                <w:bCs w:val="0"/>
                 <w:smallCaps w:val="0"/>
                 <w:strike w:val="0"/>
                 <w:sz w:val="22"/>
@@ -10358,6 +10677,7 @@
               <w:rPr>
                 <w:rFonts w:ascii="Calibri" w:cs="Calibri" w:eastAsia="Calibri" w:hAnsi="Calibri"/>
                 <w:b w:val="0"/>
+                <w:bCs w:val="0"/>
                 <w:smallCaps w:val="0"/>
                 <w:strike w:val="0"/>
                 <w:sz w:val="22"/>
@@ -10410,6 +10730,7 @@
               <w:rPr>
                 <w:rFonts w:ascii="Calibri" w:cs="Calibri" w:eastAsia="Calibri" w:hAnsi="Calibri"/>
                 <w:b w:val="0"/>
+                <w:bCs w:val="0"/>
                 <w:smallCaps w:val="0"/>
                 <w:strike w:val="0"/>
                 <w:sz w:val="22"/>
@@ -10461,6 +10782,7 @@
               <w:rPr>
                 <w:rFonts w:ascii="Calibri" w:cs="Calibri" w:eastAsia="Calibri" w:hAnsi="Calibri"/>
                 <w:b w:val="0"/>
+                <w:bCs w:val="0"/>
                 <w:smallCaps w:val="0"/>
                 <w:strike w:val="0"/>
                 <w:sz w:val="22"/>
@@ -10519,6 +10841,7 @@
               <w:rPr>
                 <w:rFonts w:ascii="Calibri" w:cs="Calibri" w:eastAsia="Calibri" w:hAnsi="Calibri"/>
                 <w:b w:val="0"/>
+                <w:bCs w:val="0"/>
                 <w:smallCaps w:val="0"/>
                 <w:strike w:val="0"/>
                 <w:sz w:val="22"/>
@@ -10571,6 +10894,7 @@
               <w:rPr>
                 <w:rFonts w:ascii="Calibri" w:cs="Calibri" w:eastAsia="Calibri" w:hAnsi="Calibri"/>
                 <w:b w:val="0"/>
+                <w:bCs w:val="0"/>
                 <w:smallCaps w:val="0"/>
                 <w:strike w:val="0"/>
                 <w:sz w:val="22"/>
@@ -10623,6 +10947,7 @@
               <w:rPr>
                 <w:rFonts w:ascii="Calibri" w:cs="Calibri" w:eastAsia="Calibri" w:hAnsi="Calibri"/>
                 <w:b w:val="0"/>
+                <w:bCs w:val="0"/>
                 <w:smallCaps w:val="0"/>
                 <w:strike w:val="0"/>
                 <w:sz w:val="22"/>
@@ -10674,6 +10999,7 @@
               <w:rPr>
                 <w:rFonts w:ascii="Calibri" w:cs="Calibri" w:eastAsia="Calibri" w:hAnsi="Calibri"/>
                 <w:b w:val="0"/>
+                <w:bCs w:val="0"/>
                 <w:smallCaps w:val="0"/>
                 <w:strike w:val="0"/>
                 <w:sz w:val="22"/>
@@ -10732,6 +11058,7 @@
               <w:rPr>
                 <w:rFonts w:ascii="Calibri" w:cs="Calibri" w:eastAsia="Calibri" w:hAnsi="Calibri"/>
                 <w:b w:val="0"/>
+                <w:bCs w:val="0"/>
                 <w:smallCaps w:val="0"/>
                 <w:strike w:val="0"/>
                 <w:sz w:val="22"/>
@@ -10784,6 +11111,7 @@
               <w:rPr>
                 <w:rFonts w:ascii="Calibri" w:cs="Calibri" w:eastAsia="Calibri" w:hAnsi="Calibri"/>
                 <w:b w:val="0"/>
+                <w:bCs w:val="0"/>
                 <w:smallCaps w:val="0"/>
                 <w:strike w:val="0"/>
                 <w:sz w:val="22"/>
@@ -10836,6 +11164,7 @@
               <w:rPr>
                 <w:rFonts w:ascii="Calibri" w:cs="Calibri" w:eastAsia="Calibri" w:hAnsi="Calibri"/>
                 <w:b w:val="0"/>
+                <w:bCs w:val="0"/>
                 <w:smallCaps w:val="0"/>
                 <w:strike w:val="0"/>
                 <w:sz w:val="22"/>
@@ -10887,6 +11216,7 @@
               <w:rPr>
                 <w:rFonts w:ascii="Calibri" w:cs="Calibri" w:eastAsia="Calibri" w:hAnsi="Calibri"/>
                 <w:b w:val="0"/>
+                <w:bCs w:val="0"/>
                 <w:smallCaps w:val="0"/>
                 <w:strike w:val="0"/>
                 <w:sz w:val="22"/>
@@ -10945,6 +11275,7 @@
               <w:rPr>
                 <w:rFonts w:ascii="Calibri" w:cs="Calibri" w:eastAsia="Calibri" w:hAnsi="Calibri"/>
                 <w:b w:val="0"/>
+                <w:bCs w:val="0"/>
                 <w:smallCaps w:val="0"/>
                 <w:strike w:val="0"/>
                 <w:sz w:val="22"/>
@@ -10997,6 +11328,7 @@
               <w:rPr>
                 <w:rFonts w:ascii="Calibri" w:cs="Calibri" w:eastAsia="Calibri" w:hAnsi="Calibri"/>
                 <w:b w:val="0"/>
+                <w:bCs w:val="0"/>
                 <w:smallCaps w:val="0"/>
                 <w:strike w:val="0"/>
                 <w:sz w:val="22"/>
@@ -11049,6 +11381,7 @@
               <w:rPr>
                 <w:rFonts w:ascii="Calibri" w:cs="Calibri" w:eastAsia="Calibri" w:hAnsi="Calibri"/>
                 <w:b w:val="0"/>
+                <w:bCs w:val="0"/>
                 <w:smallCaps w:val="0"/>
                 <w:strike w:val="0"/>
                 <w:sz w:val="22"/>
@@ -11100,6 +11433,7 @@
               <w:rPr>
                 <w:rFonts w:ascii="Calibri" w:cs="Calibri" w:eastAsia="Calibri" w:hAnsi="Calibri"/>
                 <w:b w:val="0"/>
+                <w:bCs w:val="0"/>
                 <w:smallCaps w:val="0"/>
                 <w:strike w:val="0"/>
                 <w:sz w:val="22"/>
@@ -11158,6 +11492,7 @@
               <w:rPr>
                 <w:rFonts w:ascii="Calibri" w:cs="Calibri" w:eastAsia="Calibri" w:hAnsi="Calibri"/>
                 <w:b w:val="0"/>
+                <w:bCs w:val="0"/>
                 <w:smallCaps w:val="0"/>
                 <w:strike w:val="0"/>
                 <w:sz w:val="22"/>
@@ -11210,6 +11545,7 @@
               <w:rPr>
                 <w:rFonts w:ascii="Calibri" w:cs="Calibri" w:eastAsia="Calibri" w:hAnsi="Calibri"/>
                 <w:b w:val="0"/>
+                <w:bCs w:val="0"/>
                 <w:smallCaps w:val="0"/>
                 <w:strike w:val="0"/>
                 <w:sz w:val="22"/>
@@ -11262,6 +11598,7 @@
               <w:rPr>
                 <w:rFonts w:ascii="Calibri" w:cs="Calibri" w:eastAsia="Calibri" w:hAnsi="Calibri"/>
                 <w:b w:val="0"/>
+                <w:bCs w:val="0"/>
                 <w:smallCaps w:val="0"/>
                 <w:strike w:val="0"/>
                 <w:sz w:val="22"/>
@@ -11313,6 +11650,7 @@
               <w:rPr>
                 <w:rFonts w:ascii="Calibri" w:cs="Calibri" w:eastAsia="Calibri" w:hAnsi="Calibri"/>
                 <w:b w:val="0"/>
+                <w:bCs w:val="0"/>
                 <w:smallCaps w:val="0"/>
                 <w:strike w:val="0"/>
                 <w:sz w:val="22"/>
@@ -11373,7 +11711,9 @@
               <w:rPr>
                 <w:rFonts w:ascii="Calibri" w:cs="Calibri" w:eastAsia="Calibri" w:hAnsi="Calibri"/>
                 <w:b w:val="0"/>
-                <w:i w:val="0"/>
+                <w:bCs w:val="0"/>
+                <w:i w:val="0"/>
+                <w:iCs w:val="0"/>
                 <w:smallCaps w:val="0"/>
                 <w:strike w:val="0"/>
                 <w:color w:val="000000"/>
@@ -11388,7 +11728,9 @@
               <w:rPr>
                 <w:rFonts w:ascii="Calibri" w:cs="Calibri" w:eastAsia="Calibri" w:hAnsi="Calibri"/>
                 <w:b w:val="0"/>
-                <w:i w:val="0"/>
+                <w:bCs w:val="0"/>
+                <w:i w:val="0"/>
+                <w:iCs w:val="0"/>
                 <w:smallCaps w:val="0"/>
                 <w:strike w:val="0"/>
                 <w:color w:val="000000"/>
@@ -11432,7 +11774,9 @@
               <w:rPr>
                 <w:rFonts w:ascii="Calibri" w:cs="Calibri" w:eastAsia="Calibri" w:hAnsi="Calibri"/>
                 <w:b w:val="0"/>
-                <w:i w:val="0"/>
+                <w:bCs w:val="0"/>
+                <w:i w:val="0"/>
+                <w:iCs w:val="0"/>
                 <w:smallCaps w:val="0"/>
                 <w:strike w:val="0"/>
                 <w:color w:val="000000"/>
@@ -11478,7 +11822,9 @@
         <w:rPr>
           <w:rFonts w:ascii="Cambria" w:cs="Cambria" w:eastAsia="Cambria" w:hAnsi="Cambria"/>
           <w:b w:val="1"/>
+          <w:bCs w:val="1"/>
           <w:i w:val="0"/>
+          <w:iCs w:val="0"/>
           <w:smallCaps w:val="0"/>
           <w:strike w:val="0"/>
           <w:color w:val="4f81bd"/>
@@ -11537,6 +11883,7 @@
         <w:rPr>
           <w:rFonts w:ascii="Calibri" w:cs="Calibri" w:eastAsia="Calibri" w:hAnsi="Calibri"/>
           <w:b w:val="1"/>
+          <w:bCs w:val="1"/>
           <w:smallCaps w:val="0"/>
           <w:strike w:val="0"/>
           <w:sz w:val="22"/>
@@ -11550,6 +11897,7 @@
         <w:rPr>
           <w:rFonts w:ascii="Calibri" w:cs="Calibri" w:eastAsia="Calibri" w:hAnsi="Calibri"/>
           <w:b w:val="0"/>
+          <w:bCs w:val="0"/>
           <w:smallCaps w:val="0"/>
           <w:strike w:val="0"/>
           <w:sz w:val="22"/>
@@ -11587,7 +11935,9 @@
         <w:rPr>
           <w:rFonts w:ascii="Calibri" w:cs="Calibri" w:eastAsia="Calibri" w:hAnsi="Calibri"/>
           <w:b w:val="1"/>
+          <w:bCs w:val="1"/>
           <w:i w:val="0"/>
+          <w:iCs w:val="0"/>
           <w:smallCaps w:val="0"/>
           <w:strike w:val="0"/>
           <w:color w:val="000000"/>
@@ -11602,7 +11952,9 @@
         <w:rPr>
           <w:rFonts w:ascii="Calibri" w:cs="Calibri" w:eastAsia="Calibri" w:hAnsi="Calibri"/>
           <w:b w:val="1"/>
+          <w:bCs w:val="1"/>
           <w:i w:val="0"/>
+          <w:iCs w:val="0"/>
           <w:smallCaps w:val="0"/>
           <w:strike w:val="0"/>
           <w:color w:val="000000"/>
@@ -11636,7 +11988,9 @@
         <w:rPr>
           <w:rFonts w:ascii="Calibri" w:cs="Calibri" w:eastAsia="Calibri" w:hAnsi="Calibri"/>
           <w:b w:val="1"/>
+          <w:bCs w:val="1"/>
           <w:i w:val="0"/>
+          <w:iCs w:val="0"/>
           <w:smallCaps w:val="0"/>
           <w:strike w:val="0"/>
           <w:color w:val="000000"/>
@@ -11755,7 +12109,9 @@
               <w:rPr>
                 <w:rFonts w:ascii="Calibri" w:cs="Calibri" w:eastAsia="Calibri" w:hAnsi="Calibri"/>
                 <w:b w:val="1"/>
-                <w:i w:val="0"/>
+                <w:bCs w:val="1"/>
+                <w:i w:val="0"/>
+                <w:iCs w:val="0"/>
                 <w:smallCaps w:val="0"/>
                 <w:strike w:val="0"/>
                 <w:color w:val="000000"/>
@@ -11770,7 +12126,9 @@
               <w:rPr>
                 <w:rFonts w:ascii="Calibri" w:cs="Calibri" w:eastAsia="Calibri" w:hAnsi="Calibri"/>
                 <w:b w:val="1"/>
-                <w:i w:val="0"/>
+                <w:bCs w:val="1"/>
+                <w:i w:val="0"/>
+                <w:iCs w:val="0"/>
                 <w:smallCaps w:val="0"/>
                 <w:strike w:val="0"/>
                 <w:color w:val="000000"/>
@@ -11804,7 +12162,9 @@
               <w:rPr>
                 <w:rFonts w:ascii="Calibri" w:cs="Calibri" w:eastAsia="Calibri" w:hAnsi="Calibri"/>
                 <w:b w:val="1"/>
-                <w:i w:val="0"/>
+                <w:bCs w:val="1"/>
+                <w:i w:val="0"/>
+                <w:iCs w:val="0"/>
                 <w:smallCaps w:val="0"/>
                 <w:strike w:val="0"/>
                 <w:color w:val="000000"/>
@@ -11819,7 +12179,9 @@
               <w:rPr>
                 <w:rFonts w:ascii="Calibri" w:cs="Calibri" w:eastAsia="Calibri" w:hAnsi="Calibri"/>
                 <w:b w:val="1"/>
-                <w:i w:val="0"/>
+                <w:bCs w:val="1"/>
+                <w:i w:val="0"/>
+                <w:iCs w:val="0"/>
                 <w:smallCaps w:val="0"/>
                 <w:strike w:val="0"/>
                 <w:color w:val="000000"/>
@@ -11864,7 +12226,9 @@
               <w:rPr>
                 <w:rFonts w:ascii="Calibri" w:cs="Calibri" w:eastAsia="Calibri" w:hAnsi="Calibri"/>
                 <w:b w:val="1"/>
-                <w:i w:val="0"/>
+                <w:bCs w:val="1"/>
+                <w:i w:val="0"/>
+                <w:iCs w:val="0"/>
                 <w:smallCaps w:val="0"/>
                 <w:strike w:val="0"/>
                 <w:color w:val="000000"/>
@@ -11879,7 +12243,9 @@
               <w:rPr>
                 <w:rFonts w:ascii="Calibri" w:cs="Calibri" w:eastAsia="Calibri" w:hAnsi="Calibri"/>
                 <w:b w:val="1"/>
-                <w:i w:val="0"/>
+                <w:bCs w:val="1"/>
+                <w:i w:val="0"/>
+                <w:iCs w:val="0"/>
                 <w:smallCaps w:val="0"/>
                 <w:strike w:val="0"/>
                 <w:color w:val="000000"/>
@@ -11924,7 +12290,9 @@
               <w:rPr>
                 <w:rFonts w:ascii="Calibri" w:cs="Calibri" w:eastAsia="Calibri" w:hAnsi="Calibri"/>
                 <w:b w:val="1"/>
-                <w:i w:val="0"/>
+                <w:bCs w:val="1"/>
+                <w:i w:val="0"/>
+                <w:iCs w:val="0"/>
                 <w:smallCaps w:val="0"/>
                 <w:strike w:val="0"/>
                 <w:color w:val="000000"/>
@@ -11939,7 +12307,9 @@
               <w:rPr>
                 <w:rFonts w:ascii="Calibri" w:cs="Calibri" w:eastAsia="Calibri" w:hAnsi="Calibri"/>
                 <w:b w:val="1"/>
-                <w:i w:val="0"/>
+                <w:bCs w:val="1"/>
+                <w:i w:val="0"/>
+                <w:iCs w:val="0"/>
                 <w:smallCaps w:val="0"/>
                 <w:strike w:val="0"/>
                 <w:color w:val="000000"/>
@@ -11984,7 +12354,9 @@
               <w:rPr>
                 <w:rFonts w:ascii="Calibri" w:cs="Calibri" w:eastAsia="Calibri" w:hAnsi="Calibri"/>
                 <w:b w:val="1"/>
-                <w:i w:val="0"/>
+                <w:bCs w:val="1"/>
+                <w:i w:val="0"/>
+                <w:iCs w:val="0"/>
                 <w:smallCaps w:val="0"/>
                 <w:strike w:val="0"/>
                 <w:color w:val="000000"/>
@@ -11999,7 +12371,9 @@
               <w:rPr>
                 <w:rFonts w:ascii="Calibri" w:cs="Calibri" w:eastAsia="Calibri" w:hAnsi="Calibri"/>
                 <w:b w:val="1"/>
-                <w:i w:val="0"/>
+                <w:bCs w:val="1"/>
+                <w:i w:val="0"/>
+                <w:iCs w:val="0"/>
                 <w:smallCaps w:val="0"/>
                 <w:strike w:val="0"/>
                 <w:color w:val="000000"/>
@@ -12045,7 +12419,9 @@
               <w:rPr>
                 <w:rFonts w:ascii="Calibri" w:cs="Calibri" w:eastAsia="Calibri" w:hAnsi="Calibri"/>
                 <w:b w:val="1"/>
-                <w:i w:val="0"/>
+                <w:bCs w:val="1"/>
+                <w:i w:val="0"/>
+                <w:iCs w:val="0"/>
                 <w:smallCaps w:val="0"/>
                 <w:strike w:val="0"/>
                 <w:color w:val="000000"/>
@@ -12060,7 +12436,9 @@
               <w:rPr>
                 <w:rFonts w:ascii="Calibri" w:cs="Calibri" w:eastAsia="Calibri" w:hAnsi="Calibri"/>
                 <w:b w:val="1"/>
-                <w:i w:val="0"/>
+                <w:bCs w:val="1"/>
+                <w:i w:val="0"/>
+                <w:iCs w:val="0"/>
                 <w:smallCaps w:val="0"/>
                 <w:strike w:val="0"/>
                 <w:color w:val="000000"/>
@@ -12109,7 +12487,9 @@
               <w:rPr>
                 <w:rFonts w:ascii="Calibri" w:cs="Calibri" w:eastAsia="Calibri" w:hAnsi="Calibri"/>
                 <w:b w:val="0"/>
-                <w:i w:val="0"/>
+                <w:bCs w:val="0"/>
+                <w:i w:val="0"/>
+                <w:iCs w:val="0"/>
                 <w:smallCaps w:val="0"/>
                 <w:strike w:val="0"/>
                 <w:color w:val="000000"/>
@@ -12124,7 +12504,9 @@
               <w:rPr>
                 <w:rFonts w:ascii="Calibri" w:cs="Calibri" w:eastAsia="Calibri" w:hAnsi="Calibri"/>
                 <w:b w:val="0"/>
-                <w:i w:val="0"/>
+                <w:bCs w:val="0"/>
+                <w:i w:val="0"/>
+                <w:iCs w:val="0"/>
                 <w:smallCaps w:val="0"/>
                 <w:strike w:val="0"/>
                 <w:color w:val="000000"/>
@@ -12167,7 +12549,9 @@
               <w:rPr>
                 <w:rFonts w:ascii="Calibri" w:cs="Calibri" w:eastAsia="Calibri" w:hAnsi="Calibri"/>
                 <w:b w:val="0"/>
-                <w:i w:val="0"/>
+                <w:bCs w:val="0"/>
+                <w:i w:val="0"/>
+                <w:iCs w:val="0"/>
                 <w:smallCaps w:val="0"/>
                 <w:strike w:val="0"/>
                 <w:color w:val="000000"/>
@@ -12182,7 +12566,9 @@
               <w:rPr>
                 <w:rFonts w:ascii="Calibri" w:cs="Calibri" w:eastAsia="Calibri" w:hAnsi="Calibri"/>
                 <w:b w:val="0"/>
-                <w:i w:val="0"/>
+                <w:bCs w:val="0"/>
+                <w:i w:val="0"/>
+                <w:iCs w:val="0"/>
                 <w:smallCaps w:val="0"/>
                 <w:strike w:val="0"/>
                 <w:color w:val="000000"/>
@@ -12225,7 +12611,9 @@
               <w:rPr>
                 <w:rFonts w:ascii="Calibri" w:cs="Calibri" w:eastAsia="Calibri" w:hAnsi="Calibri"/>
                 <w:b w:val="0"/>
-                <w:i w:val="0"/>
+                <w:bCs w:val="0"/>
+                <w:i w:val="0"/>
+                <w:iCs w:val="0"/>
                 <w:smallCaps w:val="0"/>
                 <w:strike w:val="0"/>
                 <w:color w:val="000000"/>
@@ -12277,7 +12665,9 @@
               <w:rPr>
                 <w:rFonts w:ascii="Calibri" w:cs="Calibri" w:eastAsia="Calibri" w:hAnsi="Calibri"/>
                 <w:b w:val="0"/>
-                <w:i w:val="0"/>
+                <w:bCs w:val="0"/>
+                <w:i w:val="0"/>
+                <w:iCs w:val="0"/>
                 <w:smallCaps w:val="0"/>
                 <w:strike w:val="0"/>
                 <w:color w:val="000000"/>
@@ -12329,7 +12719,9 @@
               <w:rPr>
                 <w:rFonts w:ascii="Calibri" w:cs="Calibri" w:eastAsia="Calibri" w:hAnsi="Calibri"/>
                 <w:b w:val="0"/>
-                <w:i w:val="0"/>
+                <w:bCs w:val="0"/>
+                <w:i w:val="0"/>
+                <w:iCs w:val="0"/>
                 <w:smallCaps w:val="0"/>
                 <w:strike w:val="0"/>
                 <w:color w:val="000000"/>
@@ -12387,7 +12779,9 @@
               <w:rPr>
                 <w:rFonts w:ascii="Calibri" w:cs="Calibri" w:eastAsia="Calibri" w:hAnsi="Calibri"/>
                 <w:b w:val="0"/>
-                <w:i w:val="0"/>
+                <w:bCs w:val="0"/>
+                <w:i w:val="0"/>
+                <w:iCs w:val="0"/>
                 <w:smallCaps w:val="0"/>
                 <w:strike w:val="0"/>
                 <w:color w:val="000000"/>
@@ -12402,7 +12796,9 @@
               <w:rPr>
                 <w:rFonts w:ascii="Calibri" w:cs="Calibri" w:eastAsia="Calibri" w:hAnsi="Calibri"/>
                 <w:b w:val="0"/>
-                <w:i w:val="0"/>
+                <w:bCs w:val="0"/>
+                <w:i w:val="0"/>
+                <w:iCs w:val="0"/>
                 <w:smallCaps w:val="0"/>
                 <w:strike w:val="0"/>
                 <w:color w:val="000000"/>
@@ -12445,7 +12841,9 @@
               <w:rPr>
                 <w:rFonts w:ascii="Calibri" w:cs="Calibri" w:eastAsia="Calibri" w:hAnsi="Calibri"/>
                 <w:b w:val="0"/>
-                <w:i w:val="0"/>
+                <w:bCs w:val="0"/>
+                <w:i w:val="0"/>
+                <w:iCs w:val="0"/>
                 <w:smallCaps w:val="0"/>
                 <w:strike w:val="0"/>
                 <w:color w:val="000000"/>
@@ -12460,7 +12858,9 @@
               <w:rPr>
                 <w:rFonts w:ascii="Calibri" w:cs="Calibri" w:eastAsia="Calibri" w:hAnsi="Calibri"/>
                 <w:b w:val="0"/>
-                <w:i w:val="0"/>
+                <w:bCs w:val="0"/>
+                <w:i w:val="0"/>
+                <w:iCs w:val="0"/>
                 <w:smallCaps w:val="0"/>
                 <w:strike w:val="0"/>
                 <w:color w:val="000000"/>
@@ -12503,7 +12903,9 @@
               <w:rPr>
                 <w:rFonts w:ascii="Calibri" w:cs="Calibri" w:eastAsia="Calibri" w:hAnsi="Calibri"/>
                 <w:b w:val="0"/>
-                <w:i w:val="0"/>
+                <w:bCs w:val="0"/>
+                <w:i w:val="0"/>
+                <w:iCs w:val="0"/>
                 <w:smallCaps w:val="0"/>
                 <w:strike w:val="0"/>
                 <w:color w:val="000000"/>
@@ -12555,7 +12957,9 @@
               <w:rPr>
                 <w:rFonts w:ascii="Calibri" w:cs="Calibri" w:eastAsia="Calibri" w:hAnsi="Calibri"/>
                 <w:b w:val="0"/>
-                <w:i w:val="0"/>
+                <w:bCs w:val="0"/>
+                <w:i w:val="0"/>
+                <w:iCs w:val="0"/>
                 <w:smallCaps w:val="0"/>
                 <w:strike w:val="0"/>
                 <w:color w:val="000000"/>
@@ -12607,7 +13011,9 @@
               <w:rPr>
                 <w:rFonts w:ascii="Calibri" w:cs="Calibri" w:eastAsia="Calibri" w:hAnsi="Calibri"/>
                 <w:b w:val="0"/>
-                <w:i w:val="0"/>
+                <w:bCs w:val="0"/>
+                <w:i w:val="0"/>
+                <w:iCs w:val="0"/>
                 <w:smallCaps w:val="0"/>
                 <w:strike w:val="0"/>
                 <w:color w:val="000000"/>
@@ -12665,7 +13071,9 @@
               <w:rPr>
                 <w:rFonts w:ascii="Calibri" w:cs="Calibri" w:eastAsia="Calibri" w:hAnsi="Calibri"/>
                 <w:b w:val="0"/>
-                <w:i w:val="0"/>
+                <w:bCs w:val="0"/>
+                <w:i w:val="0"/>
+                <w:iCs w:val="0"/>
                 <w:smallCaps w:val="0"/>
                 <w:strike w:val="0"/>
                 <w:color w:val="000000"/>
@@ -12680,7 +13088,9 @@
               <w:rPr>
                 <w:rFonts w:ascii="Calibri" w:cs="Calibri" w:eastAsia="Calibri" w:hAnsi="Calibri"/>
                 <w:b w:val="0"/>
-                <w:i w:val="0"/>
+                <w:bCs w:val="0"/>
+                <w:i w:val="0"/>
+                <w:iCs w:val="0"/>
                 <w:smallCaps w:val="0"/>
                 <w:strike w:val="0"/>
                 <w:color w:val="000000"/>
@@ -12723,7 +13133,9 @@
               <w:rPr>
                 <w:rFonts w:ascii="Calibri" w:cs="Calibri" w:eastAsia="Calibri" w:hAnsi="Calibri"/>
                 <w:b w:val="0"/>
-                <w:i w:val="0"/>
+                <w:bCs w:val="0"/>
+                <w:i w:val="0"/>
+                <w:iCs w:val="0"/>
                 <w:smallCaps w:val="0"/>
                 <w:strike w:val="0"/>
                 <w:color w:val="000000"/>
@@ -12738,7 +13150,9 @@
               <w:rPr>
                 <w:rFonts w:ascii="Calibri" w:cs="Calibri" w:eastAsia="Calibri" w:hAnsi="Calibri"/>
                 <w:b w:val="0"/>
-                <w:i w:val="0"/>
+                <w:bCs w:val="0"/>
+                <w:i w:val="0"/>
+                <w:iCs w:val="0"/>
                 <w:smallCaps w:val="0"/>
                 <w:strike w:val="0"/>
                 <w:color w:val="000000"/>
@@ -12781,7 +13195,9 @@
               <w:rPr>
                 <w:rFonts w:ascii="Calibri" w:cs="Calibri" w:eastAsia="Calibri" w:hAnsi="Calibri"/>
                 <w:b w:val="0"/>
-                <w:i w:val="0"/>
+                <w:bCs w:val="0"/>
+                <w:i w:val="0"/>
+                <w:iCs w:val="0"/>
                 <w:smallCaps w:val="0"/>
                 <w:strike w:val="0"/>
                 <w:color w:val="000000"/>
@@ -12833,7 +13249,9 @@
               <w:rPr>
                 <w:rFonts w:ascii="Calibri" w:cs="Calibri" w:eastAsia="Calibri" w:hAnsi="Calibri"/>
                 <w:b w:val="0"/>
-                <w:i w:val="0"/>
+                <w:bCs w:val="0"/>
+                <w:i w:val="0"/>
+                <w:iCs w:val="0"/>
                 <w:smallCaps w:val="0"/>
                 <w:strike w:val="0"/>
                 <w:color w:val="000000"/>
@@ -12885,7 +13303,9 @@
               <w:rPr>
                 <w:rFonts w:ascii="Calibri" w:cs="Calibri" w:eastAsia="Calibri" w:hAnsi="Calibri"/>
                 <w:b w:val="0"/>
-                <w:i w:val="0"/>
+                <w:bCs w:val="0"/>
+                <w:i w:val="0"/>
+                <w:iCs w:val="0"/>
                 <w:smallCaps w:val="0"/>
                 <w:strike w:val="0"/>
                 <w:color w:val="000000"/>
@@ -12937,7 +13357,9 @@
               <w:rPr>
                 <w:rFonts w:ascii="Calibri" w:cs="Calibri" w:eastAsia="Calibri" w:hAnsi="Calibri"/>
                 <w:b w:val="0"/>
-                <w:i w:val="0"/>
+                <w:bCs w:val="0"/>
+                <w:i w:val="0"/>
+                <w:iCs w:val="0"/>
                 <w:smallCaps w:val="0"/>
                 <w:strike w:val="0"/>
                 <w:color w:val="000000"/>
@@ -12952,7 +13374,9 @@
               <w:rPr>
                 <w:rFonts w:ascii="Calibri" w:cs="Calibri" w:eastAsia="Calibri" w:hAnsi="Calibri"/>
                 <w:b w:val="0"/>
-                <w:i w:val="0"/>
+                <w:bCs w:val="0"/>
+                <w:i w:val="0"/>
+                <w:iCs w:val="0"/>
                 <w:smallCaps w:val="0"/>
                 <w:strike w:val="0"/>
                 <w:color w:val="000000"/>
@@ -12995,7 +13419,9 @@
               <w:rPr>
                 <w:rFonts w:ascii="Calibri" w:cs="Calibri" w:eastAsia="Calibri" w:hAnsi="Calibri"/>
                 <w:b w:val="0"/>
-                <w:i w:val="0"/>
+                <w:bCs w:val="0"/>
+                <w:i w:val="0"/>
+                <w:iCs w:val="0"/>
                 <w:smallCaps w:val="0"/>
                 <w:strike w:val="0"/>
                 <w:color w:val="000000"/>
@@ -13010,7 +13436,9 @@
               <w:rPr>
                 <w:rFonts w:ascii="Calibri" w:cs="Calibri" w:eastAsia="Calibri" w:hAnsi="Calibri"/>
                 <w:b w:val="0"/>
-                <w:i w:val="0"/>
+                <w:bCs w:val="0"/>
+                <w:i w:val="0"/>
+                <w:iCs w:val="0"/>
                 <w:smallCaps w:val="0"/>
                 <w:strike w:val="0"/>
                 <w:color w:val="000000"/>
@@ -13053,7 +13481,9 @@
               <w:rPr>
                 <w:rFonts w:ascii="Calibri" w:cs="Calibri" w:eastAsia="Calibri" w:hAnsi="Calibri"/>
                 <w:b w:val="0"/>
-                <w:i w:val="0"/>
+                <w:bCs w:val="0"/>
+                <w:i w:val="0"/>
+                <w:iCs w:val="0"/>
                 <w:smallCaps w:val="0"/>
                 <w:strike w:val="0"/>
                 <w:color w:val="000000"/>
@@ -13105,7 +13535,9 @@
               <w:rPr>
                 <w:rFonts w:ascii="Calibri" w:cs="Calibri" w:eastAsia="Calibri" w:hAnsi="Calibri"/>
                 <w:b w:val="0"/>
-                <w:i w:val="0"/>
+                <w:bCs w:val="0"/>
+                <w:i w:val="0"/>
+                <w:iCs w:val="0"/>
                 <w:smallCaps w:val="0"/>
                 <w:strike w:val="0"/>
                 <w:color w:val="000000"/>
@@ -13157,7 +13589,9 @@
               <w:rPr>
                 <w:rFonts w:ascii="Calibri" w:cs="Calibri" w:eastAsia="Calibri" w:hAnsi="Calibri"/>
                 <w:b w:val="0"/>
-                <w:i w:val="0"/>
+                <w:bCs w:val="0"/>
+                <w:i w:val="0"/>
+                <w:iCs w:val="0"/>
                 <w:smallCaps w:val="0"/>
                 <w:strike w:val="0"/>
                 <w:color w:val="000000"/>
@@ -13215,7 +13649,9 @@
               <w:rPr>
                 <w:rFonts w:ascii="Calibri" w:cs="Calibri" w:eastAsia="Calibri" w:hAnsi="Calibri"/>
                 <w:b w:val="0"/>
-                <w:i w:val="0"/>
+                <w:bCs w:val="0"/>
+                <w:i w:val="0"/>
+                <w:iCs w:val="0"/>
                 <w:smallCaps w:val="0"/>
                 <w:strike w:val="0"/>
                 <w:color w:val="000000"/>
@@ -13230,7 +13666,9 @@
               <w:rPr>
                 <w:rFonts w:ascii="Calibri" w:cs="Calibri" w:eastAsia="Calibri" w:hAnsi="Calibri"/>
                 <w:b w:val="0"/>
-                <w:i w:val="0"/>
+                <w:bCs w:val="0"/>
+                <w:i w:val="0"/>
+                <w:iCs w:val="0"/>
                 <w:smallCaps w:val="0"/>
                 <w:strike w:val="0"/>
                 <w:color w:val="000000"/>
@@ -13273,7 +13711,9 @@
               <w:rPr>
                 <w:rFonts w:ascii="Calibri" w:cs="Calibri" w:eastAsia="Calibri" w:hAnsi="Calibri"/>
                 <w:b w:val="0"/>
-                <w:i w:val="0"/>
+                <w:bCs w:val="0"/>
+                <w:i w:val="0"/>
+                <w:iCs w:val="0"/>
                 <w:smallCaps w:val="0"/>
                 <w:strike w:val="0"/>
                 <w:color w:val="000000"/>
@@ -13288,7 +13728,9 @@
               <w:rPr>
                 <w:rFonts w:ascii="Calibri" w:cs="Calibri" w:eastAsia="Calibri" w:hAnsi="Calibri"/>
                 <w:b w:val="0"/>
-                <w:i w:val="0"/>
+                <w:bCs w:val="0"/>
+                <w:i w:val="0"/>
+                <w:iCs w:val="0"/>
                 <w:smallCaps w:val="0"/>
                 <w:strike w:val="0"/>
                 <w:color w:val="000000"/>
@@ -13331,7 +13773,9 @@
               <w:rPr>
                 <w:rFonts w:ascii="Calibri" w:cs="Calibri" w:eastAsia="Calibri" w:hAnsi="Calibri"/>
                 <w:b w:val="0"/>
-                <w:i w:val="0"/>
+                <w:bCs w:val="0"/>
+                <w:i w:val="0"/>
+                <w:iCs w:val="0"/>
                 <w:smallCaps w:val="0"/>
                 <w:strike w:val="0"/>
                 <w:color w:val="000000"/>
@@ -13383,7 +13827,9 @@
               <w:rPr>
                 <w:rFonts w:ascii="Calibri" w:cs="Calibri" w:eastAsia="Calibri" w:hAnsi="Calibri"/>
                 <w:b w:val="0"/>
-                <w:i w:val="0"/>
+                <w:bCs w:val="0"/>
+                <w:i w:val="0"/>
+                <w:iCs w:val="0"/>
                 <w:smallCaps w:val="0"/>
                 <w:strike w:val="0"/>
                 <w:color w:val="000000"/>
@@ -13435,7 +13881,9 @@
               <w:rPr>
                 <w:rFonts w:ascii="Calibri" w:cs="Calibri" w:eastAsia="Calibri" w:hAnsi="Calibri"/>
                 <w:b w:val="0"/>
-                <w:i w:val="0"/>
+                <w:bCs w:val="0"/>
+                <w:i w:val="0"/>
+                <w:iCs w:val="0"/>
                 <w:smallCaps w:val="0"/>
                 <w:strike w:val="0"/>
                 <w:color w:val="000000"/>
@@ -13493,7 +13941,9 @@
               <w:rPr>
                 <w:rFonts w:ascii="Calibri" w:cs="Calibri" w:eastAsia="Calibri" w:hAnsi="Calibri"/>
                 <w:b w:val="0"/>
-                <w:i w:val="0"/>
+                <w:bCs w:val="0"/>
+                <w:i w:val="0"/>
+                <w:iCs w:val="0"/>
                 <w:smallCaps w:val="0"/>
                 <w:strike w:val="0"/>
                 <w:color w:val="000000"/>
@@ -13508,7 +13958,9 @@
               <w:rPr>
                 <w:rFonts w:ascii="Calibri" w:cs="Calibri" w:eastAsia="Calibri" w:hAnsi="Calibri"/>
                 <w:b w:val="0"/>
-                <w:i w:val="0"/>
+                <w:bCs w:val="0"/>
+                <w:i w:val="0"/>
+                <w:iCs w:val="0"/>
                 <w:smallCaps w:val="0"/>
                 <w:strike w:val="0"/>
                 <w:color w:val="000000"/>
@@ -13551,7 +14003,9 @@
               <w:rPr>
                 <w:rFonts w:ascii="Calibri" w:cs="Calibri" w:eastAsia="Calibri" w:hAnsi="Calibri"/>
                 <w:b w:val="0"/>
-                <w:i w:val="0"/>
+                <w:bCs w:val="0"/>
+                <w:i w:val="0"/>
+                <w:iCs w:val="0"/>
                 <w:smallCaps w:val="0"/>
                 <w:strike w:val="0"/>
                 <w:color w:val="000000"/>
@@ -13566,7 +14020,9 @@
               <w:rPr>
                 <w:rFonts w:ascii="Calibri" w:cs="Calibri" w:eastAsia="Calibri" w:hAnsi="Calibri"/>
                 <w:b w:val="0"/>
-                <w:i w:val="0"/>
+                <w:bCs w:val="0"/>
+                <w:i w:val="0"/>
+                <w:iCs w:val="0"/>
                 <w:smallCaps w:val="0"/>
                 <w:strike w:val="0"/>
                 <w:color w:val="000000"/>
@@ -13609,7 +14065,9 @@
               <w:rPr>
                 <w:rFonts w:ascii="Calibri" w:cs="Calibri" w:eastAsia="Calibri" w:hAnsi="Calibri"/>
                 <w:b w:val="0"/>
-                <w:i w:val="0"/>
+                <w:bCs w:val="0"/>
+                <w:i w:val="0"/>
+                <w:iCs w:val="0"/>
                 <w:smallCaps w:val="0"/>
                 <w:strike w:val="0"/>
                 <w:color w:val="000000"/>
@@ -13661,7 +14119,9 @@
               <w:rPr>
                 <w:rFonts w:ascii="Calibri" w:cs="Calibri" w:eastAsia="Calibri" w:hAnsi="Calibri"/>
                 <w:b w:val="0"/>
-                <w:i w:val="0"/>
+                <w:bCs w:val="0"/>
+                <w:i w:val="0"/>
+                <w:iCs w:val="0"/>
                 <w:smallCaps w:val="0"/>
                 <w:strike w:val="0"/>
                 <w:color w:val="000000"/>
@@ -13713,7 +14173,9 @@
               <w:rPr>
                 <w:rFonts w:ascii="Calibri" w:cs="Calibri" w:eastAsia="Calibri" w:hAnsi="Calibri"/>
                 <w:b w:val="0"/>
-                <w:i w:val="0"/>
+                <w:bCs w:val="0"/>
+                <w:i w:val="0"/>
+                <w:iCs w:val="0"/>
                 <w:smallCaps w:val="0"/>
                 <w:strike w:val="0"/>
                 <w:color w:val="000000"/>
@@ -13771,7 +14233,9 @@
               <w:rPr>
                 <w:rFonts w:ascii="Calibri" w:cs="Calibri" w:eastAsia="Calibri" w:hAnsi="Calibri"/>
                 <w:b w:val="0"/>
-                <w:i w:val="0"/>
+                <w:bCs w:val="0"/>
+                <w:i w:val="0"/>
+                <w:iCs w:val="0"/>
                 <w:smallCaps w:val="0"/>
                 <w:strike w:val="0"/>
                 <w:color w:val="000000"/>
@@ -13786,7 +14250,9 @@
               <w:rPr>
                 <w:rFonts w:ascii="Calibri" w:cs="Calibri" w:eastAsia="Calibri" w:hAnsi="Calibri"/>
                 <w:b w:val="0"/>
-                <w:i w:val="0"/>
+                <w:bCs w:val="0"/>
+                <w:i w:val="0"/>
+                <w:iCs w:val="0"/>
                 <w:smallCaps w:val="0"/>
                 <w:strike w:val="0"/>
                 <w:color w:val="000000"/>
@@ -13829,7 +14295,9 @@
               <w:rPr>
                 <w:rFonts w:ascii="Calibri" w:cs="Calibri" w:eastAsia="Calibri" w:hAnsi="Calibri"/>
                 <w:b w:val="0"/>
-                <w:i w:val="0"/>
+                <w:bCs w:val="0"/>
+                <w:i w:val="0"/>
+                <w:iCs w:val="0"/>
                 <w:smallCaps w:val="0"/>
                 <w:strike w:val="0"/>
                 <w:color w:val="000000"/>
@@ -13844,7 +14312,9 @@
               <w:rPr>
                 <w:rFonts w:ascii="Calibri" w:cs="Calibri" w:eastAsia="Calibri" w:hAnsi="Calibri"/>
                 <w:b w:val="0"/>
-                <w:i w:val="0"/>
+                <w:bCs w:val="0"/>
+                <w:i w:val="0"/>
+                <w:iCs w:val="0"/>
                 <w:smallCaps w:val="0"/>
                 <w:strike w:val="0"/>
                 <w:color w:val="000000"/>
@@ -13887,7 +14357,9 @@
               <w:rPr>
                 <w:rFonts w:ascii="Calibri" w:cs="Calibri" w:eastAsia="Calibri" w:hAnsi="Calibri"/>
                 <w:b w:val="0"/>
-                <w:i w:val="0"/>
+                <w:bCs w:val="0"/>
+                <w:i w:val="0"/>
+                <w:iCs w:val="0"/>
                 <w:smallCaps w:val="0"/>
                 <w:strike w:val="0"/>
                 <w:color w:val="000000"/>
@@ -13939,7 +14411,9 @@
               <w:rPr>
                 <w:rFonts w:ascii="Calibri" w:cs="Calibri" w:eastAsia="Calibri" w:hAnsi="Calibri"/>
                 <w:b w:val="0"/>
-                <w:i w:val="0"/>
+                <w:bCs w:val="0"/>
+                <w:i w:val="0"/>
+                <w:iCs w:val="0"/>
                 <w:smallCaps w:val="0"/>
                 <w:strike w:val="0"/>
                 <w:color w:val="000000"/>
@@ -13991,7 +14465,9 @@
               <w:rPr>
                 <w:rFonts w:ascii="Calibri" w:cs="Calibri" w:eastAsia="Calibri" w:hAnsi="Calibri"/>
                 <w:b w:val="0"/>
-                <w:i w:val="0"/>
+                <w:bCs w:val="0"/>
+                <w:i w:val="0"/>
+                <w:iCs w:val="0"/>
                 <w:smallCaps w:val="0"/>
                 <w:strike w:val="0"/>
                 <w:color w:val="000000"/>
@@ -14049,7 +14525,9 @@
               <w:rPr>
                 <w:rFonts w:ascii="Calibri" w:cs="Calibri" w:eastAsia="Calibri" w:hAnsi="Calibri"/>
                 <w:b w:val="0"/>
-                <w:i w:val="0"/>
+                <w:bCs w:val="0"/>
+                <w:i w:val="0"/>
+                <w:iCs w:val="0"/>
                 <w:smallCaps w:val="0"/>
                 <w:strike w:val="0"/>
                 <w:color w:val="000000"/>
@@ -14064,7 +14542,9 @@
               <w:rPr>
                 <w:rFonts w:ascii="Calibri" w:cs="Calibri" w:eastAsia="Calibri" w:hAnsi="Calibri"/>
                 <w:b w:val="0"/>
-                <w:i w:val="0"/>
+                <w:bCs w:val="0"/>
+                <w:i w:val="0"/>
+                <w:iCs w:val="0"/>
                 <w:smallCaps w:val="0"/>
                 <w:strike w:val="0"/>
                 <w:color w:val="000000"/>
@@ -14107,7 +14587,9 @@
               <w:rPr>
                 <w:rFonts w:ascii="Calibri" w:cs="Calibri" w:eastAsia="Calibri" w:hAnsi="Calibri"/>
                 <w:b w:val="0"/>
-                <w:i w:val="0"/>
+                <w:bCs w:val="0"/>
+                <w:i w:val="0"/>
+                <w:iCs w:val="0"/>
                 <w:smallCaps w:val="0"/>
                 <w:strike w:val="0"/>
                 <w:color w:val="000000"/>
@@ -14122,7 +14604,9 @@
               <w:rPr>
                 <w:rFonts w:ascii="Calibri" w:cs="Calibri" w:eastAsia="Calibri" w:hAnsi="Calibri"/>
                 <w:b w:val="0"/>
-                <w:i w:val="0"/>
+                <w:bCs w:val="0"/>
+                <w:i w:val="0"/>
+                <w:iCs w:val="0"/>
                 <w:smallCaps w:val="0"/>
                 <w:strike w:val="0"/>
                 <w:color w:val="000000"/>
@@ -14165,7 +14649,9 @@
               <w:rPr>
                 <w:rFonts w:ascii="Calibri" w:cs="Calibri" w:eastAsia="Calibri" w:hAnsi="Calibri"/>
                 <w:b w:val="0"/>
-                <w:i w:val="0"/>
+                <w:bCs w:val="0"/>
+                <w:i w:val="0"/>
+                <w:iCs w:val="0"/>
                 <w:smallCaps w:val="0"/>
                 <w:strike w:val="0"/>
                 <w:color w:val="000000"/>
@@ -14217,7 +14703,9 @@
               <w:rPr>
                 <w:rFonts w:ascii="Calibri" w:cs="Calibri" w:eastAsia="Calibri" w:hAnsi="Calibri"/>
                 <w:b w:val="0"/>
-                <w:i w:val="0"/>
+                <w:bCs w:val="0"/>
+                <w:i w:val="0"/>
+                <w:iCs w:val="0"/>
                 <w:smallCaps w:val="0"/>
                 <w:strike w:val="0"/>
                 <w:color w:val="000000"/>
@@ -14269,7 +14757,9 @@
               <w:rPr>
                 <w:rFonts w:ascii="Calibri" w:cs="Calibri" w:eastAsia="Calibri" w:hAnsi="Calibri"/>
                 <w:b w:val="0"/>
-                <w:i w:val="0"/>
+                <w:bCs w:val="0"/>
+                <w:i w:val="0"/>
+                <w:iCs w:val="0"/>
                 <w:smallCaps w:val="0"/>
                 <w:strike w:val="0"/>
                 <w:color w:val="000000"/>
@@ -14327,7 +14817,9 @@
               <w:rPr>
                 <w:rFonts w:ascii="Calibri" w:cs="Calibri" w:eastAsia="Calibri" w:hAnsi="Calibri"/>
                 <w:b w:val="0"/>
-                <w:i w:val="0"/>
+                <w:bCs w:val="0"/>
+                <w:i w:val="0"/>
+                <w:iCs w:val="0"/>
                 <w:smallCaps w:val="0"/>
                 <w:strike w:val="0"/>
                 <w:color w:val="000000"/>
@@ -14342,7 +14834,9 @@
               <w:rPr>
                 <w:rFonts w:ascii="Calibri" w:cs="Calibri" w:eastAsia="Calibri" w:hAnsi="Calibri"/>
                 <w:b w:val="0"/>
-                <w:i w:val="0"/>
+                <w:bCs w:val="0"/>
+                <w:i w:val="0"/>
+                <w:iCs w:val="0"/>
                 <w:smallCaps w:val="0"/>
                 <w:strike w:val="0"/>
                 <w:color w:val="000000"/>
@@ -14385,7 +14879,9 @@
               <w:rPr>
                 <w:rFonts w:ascii="Calibri" w:cs="Calibri" w:eastAsia="Calibri" w:hAnsi="Calibri"/>
                 <w:b w:val="0"/>
-                <w:i w:val="0"/>
+                <w:bCs w:val="0"/>
+                <w:i w:val="0"/>
+                <w:iCs w:val="0"/>
                 <w:smallCaps w:val="0"/>
                 <w:strike w:val="0"/>
                 <w:color w:val="000000"/>
@@ -14400,7 +14896,9 @@
               <w:rPr>
                 <w:rFonts w:ascii="Calibri" w:cs="Calibri" w:eastAsia="Calibri" w:hAnsi="Calibri"/>
                 <w:b w:val="0"/>
-                <w:i w:val="0"/>
+                <w:bCs w:val="0"/>
+                <w:i w:val="0"/>
+                <w:iCs w:val="0"/>
                 <w:smallCaps w:val="0"/>
                 <w:strike w:val="0"/>
                 <w:color w:val="000000"/>
@@ -14443,7 +14941,9 @@
               <w:rPr>
                 <w:rFonts w:ascii="Calibri" w:cs="Calibri" w:eastAsia="Calibri" w:hAnsi="Calibri"/>
                 <w:b w:val="0"/>
-                <w:i w:val="0"/>
+                <w:bCs w:val="0"/>
+                <w:i w:val="0"/>
+                <w:iCs w:val="0"/>
                 <w:smallCaps w:val="0"/>
                 <w:strike w:val="0"/>
                 <w:color w:val="000000"/>
@@ -14495,7 +14995,9 @@
               <w:rPr>
                 <w:rFonts w:ascii="Calibri" w:cs="Calibri" w:eastAsia="Calibri" w:hAnsi="Calibri"/>
                 <w:b w:val="0"/>
-                <w:i w:val="0"/>
+                <w:bCs w:val="0"/>
+                <w:i w:val="0"/>
+                <w:iCs w:val="0"/>
                 <w:smallCaps w:val="0"/>
                 <w:strike w:val="0"/>
                 <w:color w:val="000000"/>
@@ -14547,7 +15049,9 @@
               <w:rPr>
                 <w:rFonts w:ascii="Calibri" w:cs="Calibri" w:eastAsia="Calibri" w:hAnsi="Calibri"/>
                 <w:b w:val="0"/>
-                <w:i w:val="0"/>
+                <w:bCs w:val="0"/>
+                <w:i w:val="0"/>
+                <w:iCs w:val="0"/>
                 <w:smallCaps w:val="0"/>
                 <w:strike w:val="0"/>
                 <w:color w:val="000000"/>
@@ -14605,7 +15109,9 @@
               <w:rPr>
                 <w:rFonts w:ascii="Calibri" w:cs="Calibri" w:eastAsia="Calibri" w:hAnsi="Calibri"/>
                 <w:b w:val="0"/>
-                <w:i w:val="0"/>
+                <w:bCs w:val="0"/>
+                <w:i w:val="0"/>
+                <w:iCs w:val="0"/>
                 <w:smallCaps w:val="0"/>
                 <w:strike w:val="0"/>
                 <w:color w:val="000000"/>
@@ -14620,7 +15126,9 @@
               <w:rPr>
                 <w:rFonts w:ascii="Calibri" w:cs="Calibri" w:eastAsia="Calibri" w:hAnsi="Calibri"/>
                 <w:b w:val="0"/>
-                <w:i w:val="0"/>
+                <w:bCs w:val="0"/>
+                <w:i w:val="0"/>
+                <w:iCs w:val="0"/>
                 <w:smallCaps w:val="0"/>
                 <w:strike w:val="0"/>
                 <w:color w:val="000000"/>
@@ -14663,7 +15171,9 @@
               <w:rPr>
                 <w:rFonts w:ascii="Calibri" w:cs="Calibri" w:eastAsia="Calibri" w:hAnsi="Calibri"/>
                 <w:b w:val="0"/>
-                <w:i w:val="0"/>
+                <w:bCs w:val="0"/>
+                <w:i w:val="0"/>
+                <w:iCs w:val="0"/>
                 <w:smallCaps w:val="0"/>
                 <w:strike w:val="0"/>
                 <w:color w:val="000000"/>
@@ -14678,7 +15188,9 @@
               <w:rPr>
                 <w:rFonts w:ascii="Calibri" w:cs="Calibri" w:eastAsia="Calibri" w:hAnsi="Calibri"/>
                 <w:b w:val="0"/>
-                <w:i w:val="0"/>
+                <w:bCs w:val="0"/>
+                <w:i w:val="0"/>
+                <w:iCs w:val="0"/>
                 <w:smallCaps w:val="0"/>
                 <w:strike w:val="0"/>
                 <w:color w:val="000000"/>
@@ -14721,7 +15233,9 @@
               <w:rPr>
                 <w:rFonts w:ascii="Calibri" w:cs="Calibri" w:eastAsia="Calibri" w:hAnsi="Calibri"/>
                 <w:b w:val="0"/>
-                <w:i w:val="0"/>
+                <w:bCs w:val="0"/>
+                <w:i w:val="0"/>
+                <w:iCs w:val="0"/>
                 <w:smallCaps w:val="0"/>
                 <w:strike w:val="0"/>
                 <w:color w:val="000000"/>
@@ -14773,7 +15287,9 @@
               <w:rPr>
                 <w:rFonts w:ascii="Calibri" w:cs="Calibri" w:eastAsia="Calibri" w:hAnsi="Calibri"/>
                 <w:b w:val="0"/>
-                <w:i w:val="0"/>
+                <w:bCs w:val="0"/>
+                <w:i w:val="0"/>
+                <w:iCs w:val="0"/>
                 <w:smallCaps w:val="0"/>
                 <w:strike w:val="0"/>
                 <w:color w:val="000000"/>
@@ -14825,7 +15341,9 @@
               <w:rPr>
                 <w:rFonts w:ascii="Calibri" w:cs="Calibri" w:eastAsia="Calibri" w:hAnsi="Calibri"/>
                 <w:b w:val="0"/>
-                <w:i w:val="0"/>
+                <w:bCs w:val="0"/>
+                <w:i w:val="0"/>
+                <w:iCs w:val="0"/>
                 <w:smallCaps w:val="0"/>
                 <w:strike w:val="0"/>
                 <w:color w:val="000000"/>
@@ -14877,7 +15395,9 @@
               <w:rPr>
                 <w:rFonts w:ascii="Calibri" w:cs="Calibri" w:eastAsia="Calibri" w:hAnsi="Calibri"/>
                 <w:b w:val="0"/>
-                <w:i w:val="0"/>
+                <w:bCs w:val="0"/>
+                <w:i w:val="0"/>
+                <w:iCs w:val="0"/>
                 <w:smallCaps w:val="0"/>
                 <w:strike w:val="0"/>
                 <w:color w:val="000000"/>
@@ -14892,7 +15412,9 @@
               <w:rPr>
                 <w:rFonts w:ascii="Calibri" w:cs="Calibri" w:eastAsia="Calibri" w:hAnsi="Calibri"/>
                 <w:b w:val="0"/>
-                <w:i w:val="0"/>
+                <w:bCs w:val="0"/>
+                <w:i w:val="0"/>
+                <w:iCs w:val="0"/>
                 <w:smallCaps w:val="0"/>
                 <w:strike w:val="0"/>
                 <w:color w:val="000000"/>
@@ -14935,7 +15457,9 @@
               <w:rPr>
                 <w:rFonts w:ascii="Calibri" w:cs="Calibri" w:eastAsia="Calibri" w:hAnsi="Calibri"/>
                 <w:b w:val="0"/>
-                <w:i w:val="0"/>
+                <w:bCs w:val="0"/>
+                <w:i w:val="0"/>
+                <w:iCs w:val="0"/>
                 <w:smallCaps w:val="0"/>
                 <w:strike w:val="0"/>
                 <w:color w:val="000000"/>
@@ -14950,7 +15474,9 @@
               <w:rPr>
                 <w:rFonts w:ascii="Calibri" w:cs="Calibri" w:eastAsia="Calibri" w:hAnsi="Calibri"/>
                 <w:b w:val="0"/>
-                <w:i w:val="0"/>
+                <w:bCs w:val="0"/>
+                <w:i w:val="0"/>
+                <w:iCs w:val="0"/>
                 <w:smallCaps w:val="0"/>
                 <w:strike w:val="0"/>
                 <w:color w:val="000000"/>
@@ -14993,7 +15519,9 @@
               <w:rPr>
                 <w:rFonts w:ascii="Calibri" w:cs="Calibri" w:eastAsia="Calibri" w:hAnsi="Calibri"/>
                 <w:b w:val="0"/>
-                <w:i w:val="0"/>
+                <w:bCs w:val="0"/>
+                <w:i w:val="0"/>
+                <w:iCs w:val="0"/>
                 <w:smallCaps w:val="0"/>
                 <w:strike w:val="0"/>
                 <w:color w:val="000000"/>
@@ -15045,7 +15573,9 @@
               <w:rPr>
                 <w:rFonts w:ascii="Calibri" w:cs="Calibri" w:eastAsia="Calibri" w:hAnsi="Calibri"/>
                 <w:b w:val="0"/>
-                <w:i w:val="0"/>
+                <w:bCs w:val="0"/>
+                <w:i w:val="0"/>
+                <w:iCs w:val="0"/>
                 <w:smallCaps w:val="0"/>
                 <w:strike w:val="0"/>
                 <w:color w:val="000000"/>
@@ -15097,7 +15627,9 @@
               <w:rPr>
                 <w:rFonts w:ascii="Calibri" w:cs="Calibri" w:eastAsia="Calibri" w:hAnsi="Calibri"/>
                 <w:b w:val="0"/>
-                <w:i w:val="0"/>
+                <w:bCs w:val="0"/>
+                <w:i w:val="0"/>
+                <w:iCs w:val="0"/>
                 <w:smallCaps w:val="0"/>
                 <w:strike w:val="0"/>
                 <w:color w:val="000000"/>
@@ -15155,7 +15687,9 @@
               <w:rPr>
                 <w:rFonts w:ascii="Calibri" w:cs="Calibri" w:eastAsia="Calibri" w:hAnsi="Calibri"/>
                 <w:b w:val="0"/>
-                <w:i w:val="0"/>
+                <w:bCs w:val="0"/>
+                <w:i w:val="0"/>
+                <w:iCs w:val="0"/>
                 <w:smallCaps w:val="0"/>
                 <w:strike w:val="0"/>
                 <w:color w:val="000000"/>
@@ -15170,7 +15704,9 @@
               <w:rPr>
                 <w:rFonts w:ascii="Calibri" w:cs="Calibri" w:eastAsia="Calibri" w:hAnsi="Calibri"/>
                 <w:b w:val="0"/>
-                <w:i w:val="0"/>
+                <w:bCs w:val="0"/>
+                <w:i w:val="0"/>
+                <w:iCs w:val="0"/>
                 <w:smallCaps w:val="0"/>
                 <w:strike w:val="0"/>
                 <w:color w:val="000000"/>
@@ -15213,7 +15749,9 @@
               <w:rPr>
                 <w:rFonts w:ascii="Calibri" w:cs="Calibri" w:eastAsia="Calibri" w:hAnsi="Calibri"/>
                 <w:b w:val="0"/>
-                <w:i w:val="0"/>
+                <w:bCs w:val="0"/>
+                <w:i w:val="0"/>
+                <w:iCs w:val="0"/>
                 <w:smallCaps w:val="0"/>
                 <w:strike w:val="0"/>
                 <w:color w:val="000000"/>
@@ -15228,7 +15766,9 @@
               <w:rPr>
                 <w:rFonts w:ascii="Calibri" w:cs="Calibri" w:eastAsia="Calibri" w:hAnsi="Calibri"/>
                 <w:b w:val="0"/>
-                <w:i w:val="0"/>
+                <w:bCs w:val="0"/>
+                <w:i w:val="0"/>
+                <w:iCs w:val="0"/>
                 <w:smallCaps w:val="0"/>
                 <w:strike w:val="0"/>
                 <w:color w:val="000000"/>
@@ -15271,7 +15811,9 @@
               <w:rPr>
                 <w:rFonts w:ascii="Calibri" w:cs="Calibri" w:eastAsia="Calibri" w:hAnsi="Calibri"/>
                 <w:b w:val="0"/>
-                <w:i w:val="0"/>
+                <w:bCs w:val="0"/>
+                <w:i w:val="0"/>
+                <w:iCs w:val="0"/>
                 <w:smallCaps w:val="0"/>
                 <w:strike w:val="0"/>
                 <w:color w:val="000000"/>
@@ -15323,7 +15865,9 @@
               <w:rPr>
                 <w:rFonts w:ascii="Calibri" w:cs="Calibri" w:eastAsia="Calibri" w:hAnsi="Calibri"/>
                 <w:b w:val="0"/>
-                <w:i w:val="0"/>
+                <w:bCs w:val="0"/>
+                <w:i w:val="0"/>
+                <w:iCs w:val="0"/>
                 <w:smallCaps w:val="0"/>
                 <w:strike w:val="0"/>
                 <w:color w:val="000000"/>
@@ -15375,7 +15919,9 @@
               <w:rPr>
                 <w:rFonts w:ascii="Calibri" w:cs="Calibri" w:eastAsia="Calibri" w:hAnsi="Calibri"/>
                 <w:b w:val="0"/>
-                <w:i w:val="0"/>
+                <w:bCs w:val="0"/>
+                <w:i w:val="0"/>
+                <w:iCs w:val="0"/>
                 <w:smallCaps w:val="0"/>
                 <w:strike w:val="0"/>
                 <w:color w:val="000000"/>
@@ -15433,7 +15979,9 @@
               <w:rPr>
                 <w:rFonts w:ascii="Calibri" w:cs="Calibri" w:eastAsia="Calibri" w:hAnsi="Calibri"/>
                 <w:b w:val="0"/>
-                <w:i w:val="0"/>
+                <w:bCs w:val="0"/>
+                <w:i w:val="0"/>
+                <w:iCs w:val="0"/>
                 <w:smallCaps w:val="0"/>
                 <w:strike w:val="0"/>
                 <w:color w:val="000000"/>
@@ -15448,7 +15996,9 @@
               <w:rPr>
                 <w:rFonts w:ascii="Calibri" w:cs="Calibri" w:eastAsia="Calibri" w:hAnsi="Calibri"/>
                 <w:b w:val="0"/>
-                <w:i w:val="0"/>
+                <w:bCs w:val="0"/>
+                <w:i w:val="0"/>
+                <w:iCs w:val="0"/>
                 <w:smallCaps w:val="0"/>
                 <w:strike w:val="0"/>
                 <w:color w:val="000000"/>
@@ -15491,7 +16041,9 @@
               <w:rPr>
                 <w:rFonts w:ascii="Calibri" w:cs="Calibri" w:eastAsia="Calibri" w:hAnsi="Calibri"/>
                 <w:b w:val="0"/>
-                <w:i w:val="0"/>
+                <w:bCs w:val="0"/>
+                <w:i w:val="0"/>
+                <w:iCs w:val="0"/>
                 <w:smallCaps w:val="0"/>
                 <w:strike w:val="0"/>
                 <w:color w:val="000000"/>
@@ -15506,7 +16058,9 @@
               <w:rPr>
                 <w:rFonts w:ascii="Calibri" w:cs="Calibri" w:eastAsia="Calibri" w:hAnsi="Calibri"/>
                 <w:b w:val="0"/>
-                <w:i w:val="0"/>
+                <w:bCs w:val="0"/>
+                <w:i w:val="0"/>
+                <w:iCs w:val="0"/>
                 <w:smallCaps w:val="0"/>
                 <w:strike w:val="0"/>
                 <w:color w:val="000000"/>
@@ -15549,7 +16103,9 @@
               <w:rPr>
                 <w:rFonts w:ascii="Calibri" w:cs="Calibri" w:eastAsia="Calibri" w:hAnsi="Calibri"/>
                 <w:b w:val="0"/>
-                <w:i w:val="0"/>
+                <w:bCs w:val="0"/>
+                <w:i w:val="0"/>
+                <w:iCs w:val="0"/>
                 <w:smallCaps w:val="0"/>
                 <w:strike w:val="0"/>
                 <w:color w:val="000000"/>
@@ -15601,7 +16157,9 @@
               <w:rPr>
                 <w:rFonts w:ascii="Calibri" w:cs="Calibri" w:eastAsia="Calibri" w:hAnsi="Calibri"/>
                 <w:b w:val="0"/>
-                <w:i w:val="0"/>
+                <w:bCs w:val="0"/>
+                <w:i w:val="0"/>
+                <w:iCs w:val="0"/>
                 <w:smallCaps w:val="0"/>
                 <w:strike w:val="0"/>
                 <w:color w:val="000000"/>
@@ -15653,7 +16211,9 @@
               <w:rPr>
                 <w:rFonts w:ascii="Calibri" w:cs="Calibri" w:eastAsia="Calibri" w:hAnsi="Calibri"/>
                 <w:b w:val="0"/>
-                <w:i w:val="0"/>
+                <w:bCs w:val="0"/>
+                <w:i w:val="0"/>
+                <w:iCs w:val="0"/>
                 <w:smallCaps w:val="0"/>
                 <w:strike w:val="0"/>
                 <w:color w:val="000000"/>
@@ -15712,7 +16272,9 @@
               <w:rPr>
                 <w:rFonts w:ascii="Arial" w:cs="Arial" w:eastAsia="Arial" w:hAnsi="Arial"/>
                 <w:b w:val="0"/>
-                <w:i w:val="0"/>
+                <w:bCs w:val="0"/>
+                <w:i w:val="0"/>
+                <w:iCs w:val="0"/>
                 <w:smallCaps w:val="0"/>
                 <w:strike w:val="0"/>
                 <w:color w:val="c1c1c1"/>
@@ -15749,7 +16311,9 @@
               <w:rPr>
                 <w:rFonts w:ascii="Arial" w:cs="Arial" w:eastAsia="Arial" w:hAnsi="Arial"/>
                 <w:b w:val="0"/>
-                <w:i w:val="0"/>
+                <w:bCs w:val="0"/>
+                <w:i w:val="0"/>
+                <w:iCs w:val="0"/>
                 <w:smallCaps w:val="0"/>
                 <w:strike w:val="0"/>
                 <w:color w:val="000000"/>
@@ -15764,7 +16328,9 @@
               <w:rPr>
                 <w:rFonts w:ascii="Arial" w:cs="Arial" w:eastAsia="Arial" w:hAnsi="Arial"/>
                 <w:b w:val="0"/>
-                <w:i w:val="0"/>
+                <w:bCs w:val="0"/>
+                <w:i w:val="0"/>
+                <w:iCs w:val="0"/>
                 <w:smallCaps w:val="0"/>
                 <w:strike w:val="0"/>
                 <w:color w:val="000000"/>
@@ -15798,7 +16364,9 @@
               <w:rPr>
                 <w:rFonts w:ascii="Arial" w:cs="Arial" w:eastAsia="Arial" w:hAnsi="Arial"/>
                 <w:b w:val="0"/>
-                <w:i w:val="0"/>
+                <w:bCs w:val="0"/>
+                <w:i w:val="0"/>
+                <w:iCs w:val="0"/>
                 <w:smallCaps w:val="0"/>
                 <w:strike w:val="0"/>
                 <w:color w:val="c1c1c1"/>
@@ -15844,7 +16412,9 @@
               <w:rPr>
                 <w:rFonts w:ascii="Calibri" w:cs="Calibri" w:eastAsia="Calibri" w:hAnsi="Calibri"/>
                 <w:b w:val="0"/>
-                <w:i w:val="0"/>
+                <w:bCs w:val="0"/>
+                <w:i w:val="0"/>
+                <w:iCs w:val="0"/>
                 <w:smallCaps w:val="0"/>
                 <w:strike w:val="0"/>
                 <w:color w:val="000000"/>
@@ -15896,7 +16466,9 @@
               <w:rPr>
                 <w:rFonts w:ascii="Arial" w:cs="Arial" w:eastAsia="Arial" w:hAnsi="Arial"/>
                 <w:b w:val="0"/>
-                <w:i w:val="0"/>
+                <w:bCs w:val="0"/>
+                <w:i w:val="0"/>
+                <w:iCs w:val="0"/>
                 <w:smallCaps w:val="0"/>
                 <w:strike w:val="0"/>
                 <w:color w:val="c1c1c1"/>
@@ -15946,7 +16518,9 @@
         <w:rPr>
           <w:rFonts w:ascii="Calibri" w:cs="Calibri" w:eastAsia="Calibri" w:hAnsi="Calibri"/>
           <w:b w:val="0"/>
+          <w:bCs w:val="0"/>
           <w:i w:val="0"/>
+          <w:iCs w:val="0"/>
           <w:smallCaps w:val="0"/>
           <w:strike w:val="0"/>
           <w:color w:val="000000"/>
@@ -16002,7 +16576,9 @@
         <w:rPr>
           <w:rFonts w:ascii="Calibri" w:cs="Calibri" w:eastAsia="Calibri" w:hAnsi="Calibri"/>
           <w:b w:val="1"/>
+          <w:bCs w:val="1"/>
           <w:i w:val="0"/>
+          <w:iCs w:val="0"/>
           <w:smallCaps w:val="0"/>
           <w:strike w:val="0"/>
           <w:color w:val="000000"/>
@@ -16017,7 +16593,9 @@
         <w:rPr>
           <w:rFonts w:ascii="Calibri" w:cs="Calibri" w:eastAsia="Calibri" w:hAnsi="Calibri"/>
           <w:b w:val="1"/>
+          <w:bCs w:val="1"/>
           <w:i w:val="0"/>
+          <w:iCs w:val="0"/>
           <w:smallCaps w:val="0"/>
           <w:strike w:val="0"/>
           <w:color w:val="000000"/>
@@ -16051,7 +16629,9 @@
         <w:rPr>
           <w:rFonts w:ascii="Calibri" w:cs="Calibri" w:eastAsia="Calibri" w:hAnsi="Calibri"/>
           <w:b w:val="0"/>
+          <w:bCs w:val="0"/>
           <w:i w:val="0"/>
+          <w:iCs w:val="0"/>
           <w:smallCaps w:val="0"/>
           <w:strike w:val="0"/>
           <w:color w:val="000000"/>
@@ -16146,7 +16726,9 @@
               <w:rPr>
                 <w:rFonts w:ascii="Calibri" w:cs="Calibri" w:eastAsia="Calibri" w:hAnsi="Calibri"/>
                 <w:b w:val="1"/>
-                <w:i w:val="0"/>
+                <w:bCs w:val="1"/>
+                <w:i w:val="0"/>
+                <w:iCs w:val="0"/>
                 <w:smallCaps w:val="0"/>
                 <w:strike w:val="0"/>
                 <w:color w:val="000000"/>
@@ -16161,7 +16743,9 @@
               <w:rPr>
                 <w:rFonts w:ascii="Calibri" w:cs="Calibri" w:eastAsia="Calibri" w:hAnsi="Calibri"/>
                 <w:b w:val="1"/>
-                <w:i w:val="0"/>
+                <w:bCs w:val="1"/>
+                <w:i w:val="0"/>
+                <w:iCs w:val="0"/>
                 <w:smallCaps w:val="0"/>
                 <w:strike w:val="0"/>
                 <w:color w:val="000000"/>
@@ -16195,7 +16779,9 @@
               <w:rPr>
                 <w:rFonts w:ascii="Calibri" w:cs="Calibri" w:eastAsia="Calibri" w:hAnsi="Calibri"/>
                 <w:b w:val="1"/>
-                <w:i w:val="0"/>
+                <w:bCs w:val="1"/>
+                <w:i w:val="0"/>
+                <w:iCs w:val="0"/>
                 <w:smallCaps w:val="0"/>
                 <w:strike w:val="0"/>
                 <w:color w:val="000000"/>
@@ -16210,7 +16796,9 @@
               <w:rPr>
                 <w:rFonts w:ascii="Calibri" w:cs="Calibri" w:eastAsia="Calibri" w:hAnsi="Calibri"/>
                 <w:b w:val="1"/>
-                <w:i w:val="0"/>
+                <w:bCs w:val="1"/>
+                <w:i w:val="0"/>
+                <w:iCs w:val="0"/>
                 <w:smallCaps w:val="0"/>
                 <w:strike w:val="0"/>
                 <w:color w:val="000000"/>
@@ -16255,7 +16843,9 @@
               <w:rPr>
                 <w:rFonts w:ascii="Calibri" w:cs="Calibri" w:eastAsia="Calibri" w:hAnsi="Calibri"/>
                 <w:b w:val="1"/>
-                <w:i w:val="0"/>
+                <w:bCs w:val="1"/>
+                <w:i w:val="0"/>
+                <w:iCs w:val="0"/>
                 <w:smallCaps w:val="0"/>
                 <w:strike w:val="0"/>
                 <w:color w:val="000000"/>
@@ -16270,7 +16860,9 @@
               <w:rPr>
                 <w:rFonts w:ascii="Calibri" w:cs="Calibri" w:eastAsia="Calibri" w:hAnsi="Calibri"/>
                 <w:b w:val="1"/>
-                <w:i w:val="0"/>
+                <w:bCs w:val="1"/>
+                <w:i w:val="0"/>
+                <w:iCs w:val="0"/>
                 <w:smallCaps w:val="0"/>
                 <w:strike w:val="0"/>
                 <w:color w:val="000000"/>
@@ -16315,7 +16907,9 @@
               <w:rPr>
                 <w:rFonts w:ascii="Calibri" w:cs="Calibri" w:eastAsia="Calibri" w:hAnsi="Calibri"/>
                 <w:b w:val="1"/>
-                <w:i w:val="0"/>
+                <w:bCs w:val="1"/>
+                <w:i w:val="0"/>
+                <w:iCs w:val="0"/>
                 <w:smallCaps w:val="0"/>
                 <w:strike w:val="0"/>
                 <w:color w:val="000000"/>
@@ -16330,7 +16924,9 @@
               <w:rPr>
                 <w:rFonts w:ascii="Calibri" w:cs="Calibri" w:eastAsia="Calibri" w:hAnsi="Calibri"/>
                 <w:b w:val="1"/>
-                <w:i w:val="0"/>
+                <w:bCs w:val="1"/>
+                <w:i w:val="0"/>
+                <w:iCs w:val="0"/>
                 <w:smallCaps w:val="0"/>
                 <w:strike w:val="0"/>
                 <w:color w:val="000000"/>
@@ -16375,7 +16971,9 @@
               <w:rPr>
                 <w:rFonts w:ascii="Calibri" w:cs="Calibri" w:eastAsia="Calibri" w:hAnsi="Calibri"/>
                 <w:b w:val="1"/>
-                <w:i w:val="0"/>
+                <w:bCs w:val="1"/>
+                <w:i w:val="0"/>
+                <w:iCs w:val="0"/>
                 <w:smallCaps w:val="0"/>
                 <w:strike w:val="0"/>
                 <w:color w:val="000000"/>
@@ -16390,7 +16988,9 @@
               <w:rPr>
                 <w:rFonts w:ascii="Calibri" w:cs="Calibri" w:eastAsia="Calibri" w:hAnsi="Calibri"/>
                 <w:b w:val="1"/>
-                <w:i w:val="0"/>
+                <w:bCs w:val="1"/>
+                <w:i w:val="0"/>
+                <w:iCs w:val="0"/>
                 <w:smallCaps w:val="0"/>
                 <w:strike w:val="0"/>
                 <w:color w:val="000000"/>
@@ -16436,7 +17036,9 @@
               <w:rPr>
                 <w:rFonts w:ascii="Calibri" w:cs="Calibri" w:eastAsia="Calibri" w:hAnsi="Calibri"/>
                 <w:b w:val="1"/>
-                <w:i w:val="0"/>
+                <w:bCs w:val="1"/>
+                <w:i w:val="0"/>
+                <w:iCs w:val="0"/>
                 <w:smallCaps w:val="0"/>
                 <w:strike w:val="0"/>
                 <w:color w:val="000000"/>
@@ -16451,7 +17053,9 @@
               <w:rPr>
                 <w:rFonts w:ascii="Calibri" w:cs="Calibri" w:eastAsia="Calibri" w:hAnsi="Calibri"/>
                 <w:b w:val="1"/>
-                <w:i w:val="0"/>
+                <w:bCs w:val="1"/>
+                <w:i w:val="0"/>
+                <w:iCs w:val="0"/>
                 <w:smallCaps w:val="0"/>
                 <w:strike w:val="0"/>
                 <w:color w:val="000000"/>
@@ -16500,7 +17104,9 @@
               <w:rPr>
                 <w:rFonts w:ascii="Calibri" w:cs="Calibri" w:eastAsia="Calibri" w:hAnsi="Calibri"/>
                 <w:b w:val="0"/>
-                <w:i w:val="0"/>
+                <w:bCs w:val="0"/>
+                <w:i w:val="0"/>
+                <w:iCs w:val="0"/>
                 <w:smallCaps w:val="0"/>
                 <w:strike w:val="0"/>
                 <w:color w:val="000000"/>
@@ -16515,7 +17121,9 @@
               <w:rPr>
                 <w:rFonts w:ascii="Calibri" w:cs="Calibri" w:eastAsia="Calibri" w:hAnsi="Calibri"/>
                 <w:b w:val="0"/>
-                <w:i w:val="0"/>
+                <w:bCs w:val="0"/>
+                <w:i w:val="0"/>
+                <w:iCs w:val="0"/>
                 <w:smallCaps w:val="0"/>
                 <w:strike w:val="0"/>
                 <w:color w:val="000000"/>
@@ -16558,7 +17166,9 @@
               <w:rPr>
                 <w:rFonts w:ascii="Calibri" w:cs="Calibri" w:eastAsia="Calibri" w:hAnsi="Calibri"/>
                 <w:b w:val="0"/>
-                <w:i w:val="0"/>
+                <w:bCs w:val="0"/>
+                <w:i w:val="0"/>
+                <w:iCs w:val="0"/>
                 <w:smallCaps w:val="0"/>
                 <w:strike w:val="0"/>
                 <w:color w:val="000000"/>
@@ -16573,7 +17183,9 @@
               <w:rPr>
                 <w:rFonts w:ascii="Calibri" w:cs="Calibri" w:eastAsia="Calibri" w:hAnsi="Calibri"/>
                 <w:b w:val="0"/>
-                <w:i w:val="0"/>
+                <w:bCs w:val="0"/>
+                <w:i w:val="0"/>
+                <w:iCs w:val="0"/>
                 <w:smallCaps w:val="0"/>
                 <w:strike w:val="0"/>
                 <w:color w:val="000000"/>
@@ -16616,7 +17228,9 @@
               <w:rPr>
                 <w:rFonts w:ascii="Calibri" w:cs="Calibri" w:eastAsia="Calibri" w:hAnsi="Calibri"/>
                 <w:b w:val="0"/>
-                <w:i w:val="0"/>
+                <w:bCs w:val="0"/>
+                <w:i w:val="0"/>
+                <w:iCs w:val="0"/>
                 <w:smallCaps w:val="0"/>
                 <w:strike w:val="0"/>
                 <w:color w:val="000000"/>
@@ -16668,7 +17282,9 @@
               <w:rPr>
                 <w:rFonts w:ascii="Calibri" w:cs="Calibri" w:eastAsia="Calibri" w:hAnsi="Calibri"/>
                 <w:b w:val="0"/>
-                <w:i w:val="0"/>
+                <w:bCs w:val="0"/>
+                <w:i w:val="0"/>
+                <w:iCs w:val="0"/>
                 <w:smallCaps w:val="0"/>
                 <w:strike w:val="0"/>
                 <w:color w:val="000000"/>
@@ -16720,7 +17336,9 @@
               <w:rPr>
                 <w:rFonts w:ascii="Calibri" w:cs="Calibri" w:eastAsia="Calibri" w:hAnsi="Calibri"/>
                 <w:b w:val="0"/>
-                <w:i w:val="0"/>
+                <w:bCs w:val="0"/>
+                <w:i w:val="0"/>
+                <w:iCs w:val="0"/>
                 <w:smallCaps w:val="0"/>
                 <w:strike w:val="0"/>
                 <w:color w:val="000000"/>
@@ -16778,7 +17396,9 @@
               <w:rPr>
                 <w:rFonts w:ascii="Calibri" w:cs="Calibri" w:eastAsia="Calibri" w:hAnsi="Calibri"/>
                 <w:b w:val="0"/>
-                <w:i w:val="0"/>
+                <w:bCs w:val="0"/>
+                <w:i w:val="0"/>
+                <w:iCs w:val="0"/>
                 <w:smallCaps w:val="0"/>
                 <w:strike w:val="0"/>
                 <w:color w:val="000000"/>
@@ -16793,7 +17413,9 @@
               <w:rPr>
                 <w:rFonts w:ascii="Calibri" w:cs="Calibri" w:eastAsia="Calibri" w:hAnsi="Calibri"/>
                 <w:b w:val="0"/>
-                <w:i w:val="0"/>
+                <w:bCs w:val="0"/>
+                <w:i w:val="0"/>
+                <w:iCs w:val="0"/>
                 <w:smallCaps w:val="0"/>
                 <w:strike w:val="0"/>
                 <w:color w:val="000000"/>
@@ -16835,7 +17457,9 @@
               <w:rPr>
                 <w:rFonts w:ascii="Calibri" w:cs="Calibri" w:eastAsia="Calibri" w:hAnsi="Calibri"/>
                 <w:b w:val="0"/>
-                <w:i w:val="0"/>
+                <w:bCs w:val="0"/>
+                <w:i w:val="0"/>
+                <w:iCs w:val="0"/>
                 <w:smallCaps w:val="0"/>
                 <w:strike w:val="0"/>
                 <w:color w:val="000000"/>
@@ -16850,7 +17474,9 @@
               <w:rPr>
                 <w:rFonts w:ascii="Calibri" w:cs="Calibri" w:eastAsia="Calibri" w:hAnsi="Calibri"/>
                 <w:b w:val="0"/>
-                <w:i w:val="0"/>
+                <w:bCs w:val="0"/>
+                <w:i w:val="0"/>
+                <w:iCs w:val="0"/>
                 <w:smallCaps w:val="0"/>
                 <w:strike w:val="0"/>
                 <w:color w:val="000000"/>
@@ -16892,7 +17518,9 @@
               <w:rPr>
                 <w:rFonts w:ascii="Calibri" w:cs="Calibri" w:eastAsia="Calibri" w:hAnsi="Calibri"/>
                 <w:b w:val="0"/>
-                <w:i w:val="0"/>
+                <w:bCs w:val="0"/>
+                <w:i w:val="0"/>
+                <w:iCs w:val="0"/>
                 <w:smallCaps w:val="0"/>
                 <w:strike w:val="0"/>
                 <w:color w:val="000000"/>
@@ -16943,7 +17571,9 @@
               <w:rPr>
                 <w:rFonts w:ascii="Calibri" w:cs="Calibri" w:eastAsia="Calibri" w:hAnsi="Calibri"/>
                 <w:b w:val="0"/>
-                <w:i w:val="0"/>
+                <w:bCs w:val="0"/>
+                <w:i w:val="0"/>
+                <w:iCs w:val="0"/>
                 <w:smallCaps w:val="0"/>
                 <w:strike w:val="0"/>
                 <w:color w:val="000000"/>
@@ -16995,7 +17625,9 @@
               <w:rPr>
                 <w:rFonts w:ascii="Calibri" w:cs="Calibri" w:eastAsia="Calibri" w:hAnsi="Calibri"/>
                 <w:b w:val="0"/>
-                <w:i w:val="0"/>
+                <w:bCs w:val="0"/>
+                <w:i w:val="0"/>
+                <w:iCs w:val="0"/>
                 <w:smallCaps w:val="0"/>
                 <w:strike w:val="0"/>
                 <w:color w:val="000000"/>
@@ -17052,7 +17684,9 @@
               <w:rPr>
                 <w:rFonts w:ascii="Calibri" w:cs="Calibri" w:eastAsia="Calibri" w:hAnsi="Calibri"/>
                 <w:b w:val="0"/>
-                <w:i w:val="0"/>
+                <w:bCs w:val="0"/>
+                <w:i w:val="0"/>
+                <w:iCs w:val="0"/>
                 <w:smallCaps w:val="0"/>
                 <w:strike w:val="0"/>
                 <w:color w:val="000000"/>
@@ -17067,7 +17701,9 @@
               <w:rPr>
                 <w:rFonts w:ascii="Calibri" w:cs="Calibri" w:eastAsia="Calibri" w:hAnsi="Calibri"/>
                 <w:b w:val="0"/>
-                <w:i w:val="0"/>
+                <w:bCs w:val="0"/>
+                <w:i w:val="0"/>
+                <w:iCs w:val="0"/>
                 <w:smallCaps w:val="0"/>
                 <w:strike w:val="0"/>
                 <w:color w:val="000000"/>
@@ -17109,7 +17745,9 @@
               <w:rPr>
                 <w:rFonts w:ascii="Calibri" w:cs="Calibri" w:eastAsia="Calibri" w:hAnsi="Calibri"/>
                 <w:b w:val="0"/>
-                <w:i w:val="0"/>
+                <w:bCs w:val="0"/>
+                <w:i w:val="0"/>
+                <w:iCs w:val="0"/>
                 <w:smallCaps w:val="0"/>
                 <w:strike w:val="0"/>
                 <w:color w:val="000000"/>
@@ -17124,7 +17762,9 @@
               <w:rPr>
                 <w:rFonts w:ascii="Calibri" w:cs="Calibri" w:eastAsia="Calibri" w:hAnsi="Calibri"/>
                 <w:b w:val="0"/>
-                <w:i w:val="0"/>
+                <w:bCs w:val="0"/>
+                <w:i w:val="0"/>
+                <w:iCs w:val="0"/>
                 <w:smallCaps w:val="0"/>
                 <w:strike w:val="0"/>
                 <w:color w:val="000000"/>
@@ -17166,7 +17806,9 @@
               <w:rPr>
                 <w:rFonts w:ascii="Calibri" w:cs="Calibri" w:eastAsia="Calibri" w:hAnsi="Calibri"/>
                 <w:b w:val="0"/>
-                <w:i w:val="0"/>
+                <w:bCs w:val="0"/>
+                <w:i w:val="0"/>
+                <w:iCs w:val="0"/>
                 <w:smallCaps w:val="0"/>
                 <w:strike w:val="0"/>
                 <w:color w:val="000000"/>
@@ -17217,7 +17859,9 @@
               <w:rPr>
                 <w:rFonts w:ascii="Calibri" w:cs="Calibri" w:eastAsia="Calibri" w:hAnsi="Calibri"/>
                 <w:b w:val="0"/>
-                <w:i w:val="0"/>
+                <w:bCs w:val="0"/>
+                <w:i w:val="0"/>
+                <w:iCs w:val="0"/>
                 <w:smallCaps w:val="0"/>
                 <w:strike w:val="0"/>
                 <w:color w:val="000000"/>
@@ -17269,7 +17913,9 @@
               <w:rPr>
                 <w:rFonts w:ascii="Calibri" w:cs="Calibri" w:eastAsia="Calibri" w:hAnsi="Calibri"/>
                 <w:b w:val="0"/>
-                <w:i w:val="0"/>
+                <w:bCs w:val="0"/>
+                <w:i w:val="0"/>
+                <w:iCs w:val="0"/>
                 <w:smallCaps w:val="0"/>
                 <w:strike w:val="0"/>
                 <w:color w:val="000000"/>
@@ -17326,7 +17972,9 @@
               <w:rPr>
                 <w:rFonts w:ascii="Calibri" w:cs="Calibri" w:eastAsia="Calibri" w:hAnsi="Calibri"/>
                 <w:b w:val="0"/>
-                <w:i w:val="0"/>
+                <w:bCs w:val="0"/>
+                <w:i w:val="0"/>
+                <w:iCs w:val="0"/>
                 <w:smallCaps w:val="0"/>
                 <w:strike w:val="0"/>
                 <w:color w:val="000000"/>
@@ -17341,7 +17989,9 @@
               <w:rPr>
                 <w:rFonts w:ascii="Calibri" w:cs="Calibri" w:eastAsia="Calibri" w:hAnsi="Calibri"/>
                 <w:b w:val="0"/>
-                <w:i w:val="0"/>
+                <w:bCs w:val="0"/>
+                <w:i w:val="0"/>
+                <w:iCs w:val="0"/>
                 <w:smallCaps w:val="0"/>
                 <w:strike w:val="0"/>
                 <w:color w:val="000000"/>
@@ -17383,7 +18033,9 @@
               <w:rPr>
                 <w:rFonts w:ascii="Calibri" w:cs="Calibri" w:eastAsia="Calibri" w:hAnsi="Calibri"/>
                 <w:b w:val="0"/>
-                <w:i w:val="0"/>
+                <w:bCs w:val="0"/>
+                <w:i w:val="0"/>
+                <w:iCs w:val="0"/>
                 <w:smallCaps w:val="0"/>
                 <w:strike w:val="0"/>
                 <w:color w:val="000000"/>
@@ -17398,7 +18050,9 @@
               <w:rPr>
                 <w:rFonts w:ascii="Calibri" w:cs="Calibri" w:eastAsia="Calibri" w:hAnsi="Calibri"/>
                 <w:b w:val="0"/>
-                <w:i w:val="0"/>
+                <w:bCs w:val="0"/>
+                <w:i w:val="0"/>
+                <w:iCs w:val="0"/>
                 <w:smallCaps w:val="0"/>
                 <w:strike w:val="0"/>
                 <w:color w:val="000000"/>
@@ -17440,7 +18094,9 @@
               <w:rPr>
                 <w:rFonts w:ascii="Calibri" w:cs="Calibri" w:eastAsia="Calibri" w:hAnsi="Calibri"/>
                 <w:b w:val="0"/>
-                <w:i w:val="0"/>
+                <w:bCs w:val="0"/>
+                <w:i w:val="0"/>
+                <w:iCs w:val="0"/>
                 <w:smallCaps w:val="0"/>
                 <w:strike w:val="0"/>
                 <w:color w:val="000000"/>
@@ -17491,7 +18147,9 @@
               <w:rPr>
                 <w:rFonts w:ascii="Calibri" w:cs="Calibri" w:eastAsia="Calibri" w:hAnsi="Calibri"/>
                 <w:b w:val="0"/>
-                <w:i w:val="0"/>
+                <w:bCs w:val="0"/>
+                <w:i w:val="0"/>
+                <w:iCs w:val="0"/>
                 <w:smallCaps w:val="0"/>
                 <w:strike w:val="0"/>
                 <w:color w:val="000000"/>
@@ -17543,7 +18201,9 @@
               <w:rPr>
                 <w:rFonts w:ascii="Calibri" w:cs="Calibri" w:eastAsia="Calibri" w:hAnsi="Calibri"/>
                 <w:b w:val="0"/>
-                <w:i w:val="0"/>
+                <w:bCs w:val="0"/>
+                <w:i w:val="0"/>
+                <w:iCs w:val="0"/>
                 <w:smallCaps w:val="0"/>
                 <w:strike w:val="0"/>
                 <w:color w:val="000000"/>
@@ -17601,7 +18261,9 @@
               <w:rPr>
                 <w:rFonts w:ascii="Calibri" w:cs="Calibri" w:eastAsia="Calibri" w:hAnsi="Calibri"/>
                 <w:b w:val="0"/>
-                <w:i w:val="0"/>
+                <w:bCs w:val="0"/>
+                <w:i w:val="0"/>
+                <w:iCs w:val="0"/>
                 <w:smallCaps w:val="0"/>
                 <w:strike w:val="0"/>
                 <w:color w:val="000000"/>
@@ -17616,7 +18278,9 @@
               <w:rPr>
                 <w:rFonts w:ascii="Calibri" w:cs="Calibri" w:eastAsia="Calibri" w:hAnsi="Calibri"/>
                 <w:b w:val="0"/>
-                <w:i w:val="0"/>
+                <w:bCs w:val="0"/>
+                <w:i w:val="0"/>
+                <w:iCs w:val="0"/>
                 <w:smallCaps w:val="0"/>
                 <w:strike w:val="0"/>
                 <w:color w:val="000000"/>
@@ -17659,7 +18323,9 @@
               <w:rPr>
                 <w:rFonts w:ascii="Calibri" w:cs="Calibri" w:eastAsia="Calibri" w:hAnsi="Calibri"/>
                 <w:b w:val="0"/>
-                <w:i w:val="0"/>
+                <w:bCs w:val="0"/>
+                <w:i w:val="0"/>
+                <w:iCs w:val="0"/>
                 <w:smallCaps w:val="0"/>
                 <w:strike w:val="0"/>
                 <w:color w:val="000000"/>
@@ -17674,7 +18340,9 @@
               <w:rPr>
                 <w:rFonts w:ascii="Calibri" w:cs="Calibri" w:eastAsia="Calibri" w:hAnsi="Calibri"/>
                 <w:b w:val="0"/>
-                <w:i w:val="0"/>
+                <w:bCs w:val="0"/>
+                <w:i w:val="0"/>
+                <w:iCs w:val="0"/>
                 <w:smallCaps w:val="0"/>
                 <w:strike w:val="0"/>
                 <w:color w:val="000000"/>
@@ -17717,7 +18385,9 @@
               <w:rPr>
                 <w:rFonts w:ascii="Calibri" w:cs="Calibri" w:eastAsia="Calibri" w:hAnsi="Calibri"/>
                 <w:b w:val="0"/>
-                <w:i w:val="0"/>
+                <w:bCs w:val="0"/>
+                <w:i w:val="0"/>
+                <w:iCs w:val="0"/>
                 <w:smallCaps w:val="0"/>
                 <w:strike w:val="0"/>
                 <w:color w:val="000000"/>
@@ -17769,7 +18439,9 @@
               <w:rPr>
                 <w:rFonts w:ascii="Calibri" w:cs="Calibri" w:eastAsia="Calibri" w:hAnsi="Calibri"/>
                 <w:b w:val="0"/>
-                <w:i w:val="0"/>
+                <w:bCs w:val="0"/>
+                <w:i w:val="0"/>
+                <w:iCs w:val="0"/>
                 <w:smallCaps w:val="0"/>
                 <w:strike w:val="0"/>
                 <w:color w:val="000000"/>
@@ -17821,7 +18493,9 @@
               <w:rPr>
                 <w:rFonts w:ascii="Calibri" w:cs="Calibri" w:eastAsia="Calibri" w:hAnsi="Calibri"/>
                 <w:b w:val="0"/>
-                <w:i w:val="0"/>
+                <w:bCs w:val="0"/>
+                <w:i w:val="0"/>
+                <w:iCs w:val="0"/>
                 <w:smallCaps w:val="0"/>
                 <w:strike w:val="0"/>
                 <w:color w:val="000000"/>
@@ -17879,7 +18553,9 @@
               <w:rPr>
                 <w:rFonts w:ascii="Calibri" w:cs="Calibri" w:eastAsia="Calibri" w:hAnsi="Calibri"/>
                 <w:b w:val="0"/>
-                <w:i w:val="0"/>
+                <w:bCs w:val="0"/>
+                <w:i w:val="0"/>
+                <w:iCs w:val="0"/>
                 <w:smallCaps w:val="0"/>
                 <w:strike w:val="0"/>
                 <w:color w:val="000000"/>
@@ -17894,7 +18570,9 @@
               <w:rPr>
                 <w:rFonts w:ascii="Calibri" w:cs="Calibri" w:eastAsia="Calibri" w:hAnsi="Calibri"/>
                 <w:b w:val="0"/>
-                <w:i w:val="0"/>
+                <w:bCs w:val="0"/>
+                <w:i w:val="0"/>
+                <w:iCs w:val="0"/>
                 <w:smallCaps w:val="0"/>
                 <w:strike w:val="0"/>
                 <w:color w:val="000000"/>
@@ -17937,7 +18615,9 @@
               <w:rPr>
                 <w:rFonts w:ascii="Calibri" w:cs="Calibri" w:eastAsia="Calibri" w:hAnsi="Calibri"/>
                 <w:b w:val="0"/>
-                <w:i w:val="0"/>
+                <w:bCs w:val="0"/>
+                <w:i w:val="0"/>
+                <w:iCs w:val="0"/>
                 <w:smallCaps w:val="0"/>
                 <w:strike w:val="0"/>
                 <w:color w:val="000000"/>
@@ -17952,7 +18632,9 @@
               <w:rPr>
                 <w:rFonts w:ascii="Calibri" w:cs="Calibri" w:eastAsia="Calibri" w:hAnsi="Calibri"/>
                 <w:b w:val="0"/>
-                <w:i w:val="0"/>
+                <w:bCs w:val="0"/>
+                <w:i w:val="0"/>
+                <w:iCs w:val="0"/>
                 <w:smallCaps w:val="0"/>
                 <w:strike w:val="0"/>
                 <w:color w:val="000000"/>
@@ -17995,7 +18677,9 @@
               <w:rPr>
                 <w:rFonts w:ascii="Calibri" w:cs="Calibri" w:eastAsia="Calibri" w:hAnsi="Calibri"/>
                 <w:b w:val="0"/>
-                <w:i w:val="0"/>
+                <w:bCs w:val="0"/>
+                <w:i w:val="0"/>
+                <w:iCs w:val="0"/>
                 <w:smallCaps w:val="0"/>
                 <w:strike w:val="0"/>
                 <w:color w:val="000000"/>
@@ -18047,7 +18731,9 @@
               <w:rPr>
                 <w:rFonts w:ascii="Calibri" w:cs="Calibri" w:eastAsia="Calibri" w:hAnsi="Calibri"/>
                 <w:b w:val="0"/>
-                <w:i w:val="0"/>
+                <w:bCs w:val="0"/>
+                <w:i w:val="0"/>
+                <w:iCs w:val="0"/>
                 <w:smallCaps w:val="0"/>
                 <w:strike w:val="0"/>
                 <w:color w:val="000000"/>
@@ -18098,7 +18784,9 @@
               <w:rPr>
                 <w:rFonts w:ascii="Calibri" w:cs="Calibri" w:eastAsia="Calibri" w:hAnsi="Calibri"/>
                 <w:b w:val="0"/>
-                <w:i w:val="0"/>
+                <w:bCs w:val="0"/>
+                <w:i w:val="0"/>
+                <w:iCs w:val="0"/>
                 <w:smallCaps w:val="0"/>
                 <w:strike w:val="0"/>
                 <w:color w:val="000000"/>
@@ -18155,7 +18843,9 @@
               <w:rPr>
                 <w:rFonts w:ascii="Calibri" w:cs="Calibri" w:eastAsia="Calibri" w:hAnsi="Calibri"/>
                 <w:b w:val="0"/>
-                <w:i w:val="0"/>
+                <w:bCs w:val="0"/>
+                <w:i w:val="0"/>
+                <w:iCs w:val="0"/>
                 <w:smallCaps w:val="0"/>
                 <w:strike w:val="0"/>
                 <w:color w:val="000000"/>
@@ -18170,7 +18860,9 @@
               <w:rPr>
                 <w:rFonts w:ascii="Calibri" w:cs="Calibri" w:eastAsia="Calibri" w:hAnsi="Calibri"/>
                 <w:b w:val="0"/>
-                <w:i w:val="0"/>
+                <w:bCs w:val="0"/>
+                <w:i w:val="0"/>
+                <w:iCs w:val="0"/>
                 <w:smallCaps w:val="0"/>
                 <w:strike w:val="0"/>
                 <w:color w:val="000000"/>
@@ -18212,7 +18904,9 @@
               <w:rPr>
                 <w:rFonts w:ascii="Calibri" w:cs="Calibri" w:eastAsia="Calibri" w:hAnsi="Calibri"/>
                 <w:b w:val="0"/>
-                <w:i w:val="0"/>
+                <w:bCs w:val="0"/>
+                <w:i w:val="0"/>
+                <w:iCs w:val="0"/>
                 <w:smallCaps w:val="0"/>
                 <w:strike w:val="0"/>
                 <w:color w:val="000000"/>
@@ -18227,7 +18921,9 @@
               <w:rPr>
                 <w:rFonts w:ascii="Calibri" w:cs="Calibri" w:eastAsia="Calibri" w:hAnsi="Calibri"/>
                 <w:b w:val="0"/>
-                <w:i w:val="0"/>
+                <w:bCs w:val="0"/>
+                <w:i w:val="0"/>
+                <w:iCs w:val="0"/>
                 <w:smallCaps w:val="0"/>
                 <w:strike w:val="0"/>
                 <w:color w:val="000000"/>
@@ -18269,7 +18965,9 @@
               <w:rPr>
                 <w:rFonts w:ascii="Calibri" w:cs="Calibri" w:eastAsia="Calibri" w:hAnsi="Calibri"/>
                 <w:b w:val="0"/>
-                <w:i w:val="0"/>
+                <w:bCs w:val="0"/>
+                <w:i w:val="0"/>
+                <w:iCs w:val="0"/>
                 <w:smallCaps w:val="0"/>
                 <w:strike w:val="0"/>
                 <w:color w:val="000000"/>
@@ -18320,7 +19018,9 @@
               <w:rPr>
                 <w:rFonts w:ascii="Calibri" w:cs="Calibri" w:eastAsia="Calibri" w:hAnsi="Calibri"/>
                 <w:b w:val="0"/>
-                <w:i w:val="0"/>
+                <w:bCs w:val="0"/>
+                <w:i w:val="0"/>
+                <w:iCs w:val="0"/>
                 <w:smallCaps w:val="0"/>
                 <w:strike w:val="0"/>
                 <w:color w:val="000000"/>
@@ -18372,7 +19072,9 @@
               <w:rPr>
                 <w:rFonts w:ascii="Calibri" w:cs="Calibri" w:eastAsia="Calibri" w:hAnsi="Calibri"/>
                 <w:b w:val="0"/>
-                <w:i w:val="0"/>
+                <w:bCs w:val="0"/>
+                <w:i w:val="0"/>
+                <w:iCs w:val="0"/>
                 <w:smallCaps w:val="0"/>
                 <w:strike w:val="0"/>
                 <w:color w:val="000000"/>
@@ -18431,7 +19133,9 @@
               <w:rPr>
                 <w:rFonts w:ascii="Calibri" w:cs="Calibri" w:eastAsia="Calibri" w:hAnsi="Calibri"/>
                 <w:b w:val="0"/>
-                <w:i w:val="0"/>
+                <w:bCs w:val="0"/>
+                <w:i w:val="0"/>
+                <w:iCs w:val="0"/>
                 <w:smallCaps w:val="0"/>
                 <w:strike w:val="0"/>
                 <w:color w:val="000000"/>
@@ -18446,7 +19150,9 @@
               <w:rPr>
                 <w:rFonts w:ascii="Calibri" w:cs="Calibri" w:eastAsia="Calibri" w:hAnsi="Calibri"/>
                 <w:b w:val="0"/>
-                <w:i w:val="0"/>
+                <w:bCs w:val="0"/>
+                <w:i w:val="0"/>
+                <w:iCs w:val="0"/>
                 <w:smallCaps w:val="0"/>
                 <w:strike w:val="0"/>
                 <w:color w:val="000000"/>
@@ -18489,7 +19195,9 @@
               <w:rPr>
                 <w:rFonts w:ascii="Calibri" w:cs="Calibri" w:eastAsia="Calibri" w:hAnsi="Calibri"/>
                 <w:b w:val="0"/>
-                <w:i w:val="0"/>
+                <w:bCs w:val="0"/>
+                <w:i w:val="0"/>
+                <w:iCs w:val="0"/>
                 <w:smallCaps w:val="0"/>
                 <w:strike w:val="0"/>
                 <w:color w:val="000000"/>
@@ -18504,7 +19212,9 @@
               <w:rPr>
                 <w:rFonts w:ascii="Calibri" w:cs="Calibri" w:eastAsia="Calibri" w:hAnsi="Calibri"/>
                 <w:b w:val="0"/>
-                <w:i w:val="0"/>
+                <w:bCs w:val="0"/>
+                <w:i w:val="0"/>
+                <w:iCs w:val="0"/>
                 <w:smallCaps w:val="0"/>
                 <w:strike w:val="0"/>
                 <w:color w:val="000000"/>
@@ -18547,7 +19257,9 @@
               <w:rPr>
                 <w:rFonts w:ascii="Calibri" w:cs="Calibri" w:eastAsia="Calibri" w:hAnsi="Calibri"/>
                 <w:b w:val="0"/>
-                <w:i w:val="0"/>
+                <w:bCs w:val="0"/>
+                <w:i w:val="0"/>
+                <w:iCs w:val="0"/>
                 <w:smallCaps w:val="0"/>
                 <w:strike w:val="0"/>
                 <w:color w:val="000000"/>
@@ -18599,7 +19311,9 @@
               <w:rPr>
                 <w:rFonts w:ascii="Calibri" w:cs="Calibri" w:eastAsia="Calibri" w:hAnsi="Calibri"/>
                 <w:b w:val="0"/>
-                <w:i w:val="0"/>
+                <w:bCs w:val="0"/>
+                <w:i w:val="0"/>
+                <w:iCs w:val="0"/>
                 <w:smallCaps w:val="0"/>
                 <w:strike w:val="0"/>
                 <w:color w:val="000000"/>
@@ -18652,7 +19366,9 @@
               <w:rPr>
                 <w:rFonts w:ascii="Calibri" w:cs="Calibri" w:eastAsia="Calibri" w:hAnsi="Calibri"/>
                 <w:b w:val="0"/>
-                <w:i w:val="0"/>
+                <w:bCs w:val="0"/>
+                <w:i w:val="0"/>
+                <w:iCs w:val="0"/>
                 <w:smallCaps w:val="0"/>
                 <w:strike w:val="0"/>
                 <w:color w:val="000000"/>
@@ -18712,7 +19428,9 @@
               <w:rPr>
                 <w:rFonts w:ascii="Calibri" w:cs="Calibri" w:eastAsia="Calibri" w:hAnsi="Calibri"/>
                 <w:b w:val="0"/>
-                <w:i w:val="0"/>
+                <w:bCs w:val="0"/>
+                <w:i w:val="0"/>
+                <w:iCs w:val="0"/>
                 <w:smallCaps w:val="0"/>
                 <w:strike w:val="0"/>
                 <w:color w:val="000000"/>
@@ -18727,7 +19445,9 @@
               <w:rPr>
                 <w:rFonts w:ascii="Calibri" w:cs="Calibri" w:eastAsia="Calibri" w:hAnsi="Calibri"/>
                 <w:b w:val="0"/>
-                <w:i w:val="0"/>
+                <w:bCs w:val="0"/>
+                <w:i w:val="0"/>
+                <w:iCs w:val="0"/>
                 <w:smallCaps w:val="0"/>
                 <w:strike w:val="0"/>
                 <w:color w:val="000000"/>
@@ -18770,7 +19490,9 @@
               <w:rPr>
                 <w:rFonts w:ascii="Calibri" w:cs="Calibri" w:eastAsia="Calibri" w:hAnsi="Calibri"/>
                 <w:b w:val="0"/>
-                <w:i w:val="0"/>
+                <w:bCs w:val="0"/>
+                <w:i w:val="0"/>
+                <w:iCs w:val="0"/>
                 <w:smallCaps w:val="0"/>
                 <w:strike w:val="0"/>
                 <w:color w:val="000000"/>
@@ -18823,7 +19545,9 @@
               <w:rPr>
                 <w:rFonts w:ascii="Calibri" w:cs="Calibri" w:eastAsia="Calibri" w:hAnsi="Calibri"/>
                 <w:b w:val="0"/>
-                <w:i w:val="0"/>
+                <w:bCs w:val="0"/>
+                <w:i w:val="0"/>
+                <w:iCs w:val="0"/>
                 <w:smallCaps w:val="0"/>
                 <w:strike w:val="0"/>
                 <w:color w:val="000000"/>
@@ -18863,7 +19587,9 @@
         <w:rPr>
           <w:rFonts w:ascii="Calibri" w:cs="Calibri" w:eastAsia="Calibri" w:hAnsi="Calibri"/>
           <w:b w:val="0"/>
+          <w:bCs w:val="0"/>
           <w:i w:val="0"/>
+          <w:iCs w:val="0"/>
           <w:smallCaps w:val="0"/>
           <w:strike w:val="0"/>
           <w:color w:val="000000"/>
@@ -18919,7 +19645,9 @@
         <w:rPr>
           <w:rFonts w:ascii="Calibri" w:cs="Calibri" w:eastAsia="Calibri" w:hAnsi="Calibri"/>
           <w:b w:val="1"/>
+          <w:bCs w:val="1"/>
           <w:i w:val="0"/>
+          <w:iCs w:val="0"/>
           <w:smallCaps w:val="0"/>
           <w:strike w:val="0"/>
           <w:color w:val="000000"/>
@@ -18934,7 +19662,9 @@
         <w:rPr>
           <w:rFonts w:ascii="Calibri" w:cs="Calibri" w:eastAsia="Calibri" w:hAnsi="Calibri"/>
           <w:b w:val="1"/>
+          <w:bCs w:val="1"/>
           <w:i w:val="0"/>
+          <w:iCs w:val="0"/>
           <w:smallCaps w:val="0"/>
           <w:strike w:val="0"/>
           <w:color w:val="000000"/>
@@ -18950,6 +19680,7 @@
       <w:r>
         <w:rPr>
           <w:b w:val="1"/>
+          <w:bCs w:val="1"/>
           <w:rtl w:val="0"/>
         </w:rPr>
         <w:t xml:space="preserve">1.5</w:t>
@@ -18968,7 +19699,9 @@
         <w:rPr>
           <w:rFonts w:ascii="Calibri" w:cs="Calibri" w:eastAsia="Calibri" w:hAnsi="Calibri"/>
           <w:b w:val="0"/>
+          <w:bCs w:val="0"/>
           <w:i w:val="1"/>
+          <w:iCs w:val="1"/>
           <w:smallCaps w:val="0"/>
           <w:strike w:val="0"/>
           <w:color w:val="548dd4"/>
@@ -19014,7 +19747,9 @@
         <w:rPr>
           <w:rFonts w:ascii="Calibri" w:cs="Calibri" w:eastAsia="Calibri" w:hAnsi="Calibri"/>
           <w:b w:val="1"/>
+          <w:bCs w:val="1"/>
           <w:i w:val="0"/>
+          <w:iCs w:val="0"/>
           <w:smallCaps w:val="0"/>
           <w:strike w:val="0"/>
           <w:color w:val="000000"/>
@@ -19029,7 +19764,9 @@
         <w:rPr>
           <w:rFonts w:ascii="Calibri" w:cs="Calibri" w:eastAsia="Calibri" w:hAnsi="Calibri"/>
           <w:b w:val="1"/>
+          <w:bCs w:val="1"/>
           <w:i w:val="0"/>
+          <w:iCs w:val="0"/>
           <w:smallCaps w:val="0"/>
           <w:strike w:val="0"/>
           <w:color w:val="000000"/>
@@ -19045,6 +19782,7 @@
       <w:r>
         <w:rPr>
           <w:b w:val="1"/>
+          <w:bCs w:val="1"/>
           <w:rtl w:val="0"/>
         </w:rPr>
         <w:t xml:space="preserve">.055</w:t>
@@ -19075,7 +19813,9 @@
         <w:rPr>
           <w:rFonts w:ascii="Calibri" w:cs="Calibri" w:eastAsia="Calibri" w:hAnsi="Calibri"/>
           <w:b w:val="0"/>
+          <w:bCs w:val="0"/>
           <w:i w:val="0"/>
+          <w:iCs w:val="0"/>
           <w:smallCaps w:val="0"/>
           <w:strike w:val="0"/>
           <w:color w:val="000000"/>
@@ -19105,7 +19845,9 @@
         <w:rPr>
           <w:rFonts w:ascii="Calibri" w:cs="Calibri" w:eastAsia="Calibri" w:hAnsi="Calibri"/>
           <w:b w:val="0"/>
+          <w:bCs w:val="0"/>
           <w:i w:val="1"/>
+          <w:iCs w:val="1"/>
           <w:smallCaps w:val="0"/>
           <w:strike w:val="0"/>
           <w:color w:val="548dd4"/>
@@ -19151,7 +19893,9 @@
         <w:rPr>
           <w:rFonts w:ascii="Calibri" w:cs="Calibri" w:eastAsia="Calibri" w:hAnsi="Calibri"/>
           <w:b w:val="1"/>
+          <w:bCs w:val="1"/>
           <w:i w:val="0"/>
+          <w:iCs w:val="0"/>
           <w:smallCaps w:val="0"/>
           <w:strike w:val="0"/>
           <w:color w:val="000000"/>
@@ -19166,7 +19910,9 @@
         <w:rPr>
           <w:rFonts w:ascii="Calibri" w:cs="Calibri" w:eastAsia="Calibri" w:hAnsi="Calibri"/>
           <w:b w:val="1"/>
+          <w:bCs w:val="1"/>
           <w:i w:val="0"/>
+          <w:iCs w:val="0"/>
           <w:smallCaps w:val="0"/>
           <w:strike w:val="0"/>
           <w:color w:val="000000"/>
@@ -19182,6 +19928,7 @@
       <w:r>
         <w:rPr>
           <w:b w:val="1"/>
+          <w:bCs w:val="1"/>
           <w:rtl w:val="0"/>
         </w:rPr>
         <w:t xml:space="preserve">2</w:t>
@@ -19190,7 +19937,9 @@
         <w:rPr>
           <w:rFonts w:ascii="Calibri" w:cs="Calibri" w:eastAsia="Calibri" w:hAnsi="Calibri"/>
           <w:b w:val="1"/>
+          <w:bCs w:val="1"/>
           <w:i w:val="0"/>
+          <w:iCs w:val="0"/>
           <w:smallCaps w:val="0"/>
           <w:strike w:val="0"/>
           <w:color w:val="000000"/>
@@ -19206,6 +19955,7 @@
       <w:r>
         <w:rPr>
           <w:b w:val="1"/>
+          <w:bCs w:val="1"/>
           <w:rtl w:val="0"/>
         </w:rPr>
         <w:t xml:space="preserve">201</w:t>
@@ -19236,7 +19986,9 @@
         <w:rPr>
           <w:rFonts w:ascii="Calibri" w:cs="Calibri" w:eastAsia="Calibri" w:hAnsi="Calibri"/>
           <w:b w:val="0"/>
+          <w:bCs w:val="0"/>
           <w:i w:val="0"/>
+          <w:iCs w:val="0"/>
           <w:smallCaps w:val="0"/>
           <w:strike w:val="0"/>
           <w:color w:val="000000"/>
@@ -19266,6 +20018,7 @@
         <w:rPr>
           <w:rFonts w:ascii="Calibri" w:cs="Calibri" w:eastAsia="Calibri" w:hAnsi="Calibri"/>
           <w:b w:val="0"/>
+          <w:bCs w:val="0"/>
           <w:smallCaps w:val="0"/>
           <w:strike w:val="0"/>
           <w:sz w:val="22"/>
@@ -19319,6 +20072,7 @@
         <w:rPr>
           <w:rFonts w:ascii="Calibri" w:cs="Calibri" w:eastAsia="Calibri" w:hAnsi="Calibri"/>
           <w:b w:val="0"/>
+          <w:bCs w:val="0"/>
           <w:smallCaps w:val="0"/>
           <w:strike w:val="0"/>
           <w:sz w:val="22"/>
@@ -19332,6 +20086,7 @@
         <w:rPr>
           <w:rFonts w:ascii="Calibri" w:cs="Calibri" w:eastAsia="Calibri" w:hAnsi="Calibri"/>
           <w:b w:val="0"/>
+          <w:bCs w:val="0"/>
           <w:smallCaps w:val="0"/>
           <w:strike w:val="0"/>
           <w:sz w:val="22"/>
@@ -19367,6 +20122,7 @@
         <w:rPr>
           <w:rFonts w:ascii="Calibri" w:cs="Calibri" w:eastAsia="Calibri" w:hAnsi="Calibri"/>
           <w:b w:val="0"/>
+          <w:bCs w:val="0"/>
           <w:smallCaps w:val="0"/>
           <w:strike w:val="0"/>
           <w:sz w:val="22"/>
@@ -19380,6 +20136,7 @@
         <w:rPr>
           <w:rFonts w:ascii="Calibri" w:cs="Calibri" w:eastAsia="Calibri" w:hAnsi="Calibri"/>
           <w:b w:val="0"/>
+          <w:bCs w:val="0"/>
           <w:smallCaps w:val="0"/>
           <w:strike w:val="0"/>
           <w:sz w:val="22"/>
@@ -19415,6 +20172,7 @@
         <w:rPr>
           <w:rFonts w:ascii="Calibri" w:cs="Calibri" w:eastAsia="Calibri" w:hAnsi="Calibri"/>
           <w:b w:val="0"/>
+          <w:bCs w:val="0"/>
           <w:smallCaps w:val="0"/>
           <w:strike w:val="0"/>
           <w:sz w:val="22"/>
@@ -19428,6 +20186,7 @@
         <w:rPr>
           <w:rFonts w:ascii="Calibri" w:cs="Calibri" w:eastAsia="Calibri" w:hAnsi="Calibri"/>
           <w:b w:val="0"/>
+          <w:bCs w:val="0"/>
           <w:smallCaps w:val="0"/>
           <w:strike w:val="0"/>
           <w:sz w:val="22"/>
@@ -19466,6 +20225,7 @@
         <w:rPr>
           <w:rFonts w:ascii="Calibri" w:cs="Calibri" w:eastAsia="Calibri" w:hAnsi="Calibri"/>
           <w:b w:val="0"/>
+          <w:bCs w:val="0"/>
           <w:smallCaps w:val="0"/>
           <w:strike w:val="0"/>
           <w:sz w:val="22"/>
@@ -19502,6 +20262,7 @@
       <w:r>
         <w:rPr>
           <w:b w:val="1"/>
+          <w:bCs w:val="1"/>
           <w:rtl w:val="0"/>
         </w:rPr>
         <w:t xml:space="preserve">TNEF = 4</w:t>
@@ -19533,7 +20294,9 @@
         <w:rPr>
           <w:rFonts w:ascii="Calibri" w:cs="Calibri" w:eastAsia="Calibri" w:hAnsi="Calibri"/>
           <w:b w:val="0"/>
+          <w:bCs w:val="0"/>
           <w:i w:val="0"/>
+          <w:iCs w:val="0"/>
           <w:smallCaps w:val="0"/>
           <w:strike w:val="0"/>
           <w:color w:val="000000"/>
@@ -19611,12 +20374,12 @@
             <wp:extent cx="6926942" cy="1955353"/>
             <wp:effectExtent b="0" l="0" r="0" t="0"/>
             <wp:wrapTopAndBottom distB="114300" distT="114300"/>
-            <wp:docPr id="17" name="image4.png"/>
+            <wp:docPr id="17" name="image6.png"/>
             <a:graphic>
               <a:graphicData uri="http://schemas.openxmlformats.org/drawingml/2006/picture">
                 <pic:pic>
                   <pic:nvPicPr>
-                    <pic:cNvPr id="0" name="image4.png"/>
+                    <pic:cNvPr id="0" name="image6.png"/>
                     <pic:cNvPicPr preferRelativeResize="0"/>
                   </pic:nvPicPr>
                   <pic:blipFill>
@@ -19646,11 +20409,13 @@
         <w:ind w:left="0"/>
         <w:rPr>
           <w:b w:val="1"/>
+          <w:bCs w:val="1"/>
         </w:rPr>
       </w:pPr>
       <w:r>
         <w:rPr>
           <w:b w:val="1"/>
+          <w:bCs w:val="1"/>
           <w:rtl w:val="0"/>
         </w:rPr>
         <w:t xml:space="preserve">El proyecto Kairos, presenta una duración de 2,6 meses, basándose en la influencia de los factores de entorno y técnicos evaluados previamente.</w:t>
@@ -19672,11 +20437,13 @@
       <w:pPr>
         <w:rPr>
           <w:b w:val="1"/>
+          <w:bCs w:val="1"/>
         </w:rPr>
       </w:pPr>
       <w:r>
         <w:rPr>
           <w:b w:val="1"/>
+          <w:bCs w:val="1"/>
           <w:rtl w:val="0"/>
         </w:rPr>
         <w:t xml:space="preserve">Escenario Pesimista: el proyecto Kairos presenta una duración de 3,9 meses.</w:t>
@@ -19689,6 +20456,7 @@
       <w:r>
         <w:rPr>
           <w:b w:val="1"/>
+          <w:bCs w:val="1"/>
           <w:rtl w:val="0"/>
         </w:rPr>
         <w:t xml:space="preserve">Escenario Optimista: el proyecto Kairos presenta una duración de 0,8 meses</w:t>
@@ -19724,11 +20492,13 @@
       <w:pPr>
         <w:rPr>
           <w:b w:val="1"/>
+          <w:bCs w:val="1"/>
         </w:rPr>
       </w:pPr>
       <w:r>
         <w:rPr>
           <w:b w:val="1"/>
+          <w:bCs w:val="1"/>
           <w:rtl w:val="0"/>
         </w:rPr>
         <w:t xml:space="preserve">Resumen Escenario Más Probable:</w:t>
@@ -19756,6 +20526,7 @@
       <w:r>
         <w:rPr>
           <w:b w:val="1"/>
+          <w:bCs w:val="1"/>
           <w:rtl w:val="0"/>
         </w:rPr>
         <w:t xml:space="preserve">Experiencia:</w:t>
@@ -19777,6 +20548,7 @@
       <w:r>
         <w:rPr>
           <w:b w:val="1"/>
+          <w:bCs w:val="1"/>
           <w:rtl w:val="0"/>
         </w:rPr>
         <w:t xml:space="preserve">Motivación:</w:t>
@@ -19798,6 +20570,7 @@
       <w:r>
         <w:rPr>
           <w:b w:val="1"/>
+          <w:bCs w:val="1"/>
           <w:rtl w:val="0"/>
         </w:rPr>
         <w:t xml:space="preserve">Liderazgo y organización:</w:t>
@@ -19817,11 +20590,13 @@
         <w:jc w:val="both"/>
         <w:rPr>
           <w:b w:val="1"/>
+          <w:bCs w:val="1"/>
         </w:rPr>
       </w:pPr>
       <w:r>
         <w:rPr>
           <w:b w:val="1"/>
+          <w:bCs w:val="1"/>
           <w:rtl w:val="0"/>
         </w:rPr>
         <w:t xml:space="preserve">Requerimientos:</w:t>
@@ -19836,6 +20611,7 @@
       <w:r>
         <w:rPr>
           <w:b w:val="1"/>
+          <w:bCs w:val="1"/>
           <w:rtl w:val="0"/>
         </w:rPr>
         <w:t xml:space="preserve">me</w:t>
@@ -19851,6 +20627,7 @@
       <w:r>
         <w:rPr>
           <w:b w:val="1"/>
+          <w:bCs w:val="1"/>
           <w:rtl w:val="0"/>
         </w:rPr>
         <w:t xml:space="preserve">kdianamente estables</w:t>
@@ -19871,6 +20648,7 @@
       <w:r>
         <w:rPr>
           <w:b w:val="1"/>
+          <w:bCs w:val="1"/>
           <w:rtl w:val="0"/>
         </w:rPr>
         <w:t xml:space="preserve">Disponibilidad horaria:</w:t>
@@ -19892,6 +20670,7 @@
       <w:r>
         <w:rPr>
           <w:b w:val="1"/>
+          <w:bCs w:val="1"/>
           <w:rtl w:val="0"/>
         </w:rPr>
         <w:t xml:space="preserve">Complejidad técnica y riesgos:</w:t>
@@ -19911,6 +20690,7 @@
       <w:r>
         <w:rPr>
           <w:b w:val="1"/>
+          <w:bCs w:val="1"/>
           <w:rtl w:val="0"/>
         </w:rPr>
         <w:t xml:space="preserve">Escenario Optimista</w:t>
@@ -19941,6 +20721,7 @@
       <w:r>
         <w:rPr>
           <w:b w:val="1"/>
+          <w:bCs w:val="1"/>
           <w:rtl w:val="0"/>
         </w:rPr>
         <w:t xml:space="preserve">Ausencia de Riesgos</w:t>
@@ -19960,6 +20741,7 @@
       <w:r>
         <w:rPr>
           <w:b w:val="1"/>
+          <w:bCs w:val="1"/>
           <w:rtl w:val="0"/>
         </w:rPr>
         <w:t xml:space="preserve">Eficiencia:</w:t>
@@ -19979,6 +20761,7 @@
       <w:r>
         <w:rPr>
           <w:b w:val="1"/>
+          <w:bCs w:val="1"/>
           <w:rtl w:val="0"/>
         </w:rPr>
         <w:t xml:space="preserve">Experiencia:</w:t>
@@ -19998,6 +20781,7 @@
       <w:r>
         <w:rPr>
           <w:b w:val="1"/>
+          <w:bCs w:val="1"/>
           <w:rtl w:val="0"/>
         </w:rPr>
         <w:t xml:space="preserve">Motivación:</w:t>
@@ -20017,6 +20801,7 @@
       <w:r>
         <w:rPr>
           <w:b w:val="1"/>
+          <w:bCs w:val="1"/>
           <w:rtl w:val="0"/>
         </w:rPr>
         <w:t xml:space="preserve">Disponibilidad horaria</w:t>
@@ -20033,11 +20818,13 @@
         <w:ind w:left="0"/>
         <w:rPr>
           <w:b w:val="1"/>
+          <w:bCs w:val="1"/>
         </w:rPr>
       </w:pPr>
       <w:r>
         <w:rPr>
           <w:b w:val="1"/>
+          <w:bCs w:val="1"/>
           <w:rtl w:val="0"/>
         </w:rPr>
         <w:t xml:space="preserve">Resumen Escenario Pesimista </w:t>
@@ -20052,6 +20839,7 @@
       <w:r>
         <w:rPr>
           <w:b w:val="1"/>
+          <w:bCs w:val="1"/>
           <w:rtl w:val="0"/>
         </w:rPr>
         <w:t xml:space="preserve">Productividad del Equipo:</w:t>
@@ -20073,6 +20861,7 @@
       <w:r>
         <w:rPr>
           <w:b w:val="1"/>
+          <w:bCs w:val="1"/>
           <w:rtl w:val="0"/>
         </w:rPr>
         <w:t xml:space="preserve">Experiencia y Liderazgo:</w:t>
@@ -20094,6 +20883,7 @@
       <w:r>
         <w:rPr>
           <w:b w:val="1"/>
+          <w:bCs w:val="1"/>
           <w:rtl w:val="0"/>
         </w:rPr>
         <w:t xml:space="preserve">Motivación:</w:t>
@@ -20115,6 +20905,7 @@
       <w:r>
         <w:rPr>
           <w:b w:val="1"/>
+          <w:bCs w:val="1"/>
           <w:rtl w:val="0"/>
         </w:rPr>
         <w:t xml:space="preserve">Requerimientos:</w:t>
@@ -20135,6 +20926,7 @@
       <w:r>
         <w:rPr>
           <w:b w:val="1"/>
+          <w:bCs w:val="1"/>
           <w:rtl w:val="0"/>
         </w:rPr>
         <w:t xml:space="preserve">E7: Comunicación Inadecuada (Evaluación 3)</w:t>
@@ -20154,6 +20946,7 @@
       <w:r>
         <w:rPr>
           <w:b w:val="1"/>
+          <w:bCs w:val="1"/>
           <w:rtl w:val="0"/>
         </w:rPr>
         <w:t xml:space="preserve">E8: Dificultad con el Lenguaje de Programación (Evaluación 5)</w:t>
@@ -20183,6 +20976,7 @@
         <w:rPr>
           <w:rFonts w:ascii="Courier New" w:cs="Courier New" w:eastAsia="Courier New" w:hAnsi="Courier New"/>
           <w:i w:val="1"/>
+          <w:iCs w:val="1"/>
           <w:color w:val="ce9178"/>
           <w:sz w:val="21"/>
           <w:szCs w:val="21"/>
@@ -20191,6 +20985,7 @@
       <w:r>
         <w:rPr>
           <w:i w:val="1"/>
+          <w:iCs w:val="1"/>
           <w:rtl w:val="0"/>
         </w:rPr>
         <w:t xml:space="preserve">Ley de Murphy: En la gestión de proyectos, el peor escenario debe ser lo suficientemente amplio como para cubrir una combinación de problemas. Es mucho más probable que varios pequeños problemas se combinen para que todo salga perfectamente bien. El escenario pesimista es un amortiguador robusto contra la combinación de: errores de framework, requisitos cambiantes y fallos de comunicación.</w:t>
@@ -21160,12 +21955,12 @@
           <wp:extent cx="669290" cy="669290"/>
           <wp:effectExtent b="0" l="0" r="0" t="0"/>
           <wp:wrapSquare wrapText="bothSides" distB="0" distT="0" distL="114300" distR="114300"/>
-          <wp:docPr descr="psi-negro.png" id="15" name="image3.png"/>
+          <wp:docPr descr="psi-negro.png" id="15" name="image2.png"/>
           <a:graphic>
             <a:graphicData uri="http://schemas.openxmlformats.org/drawingml/2006/picture">
               <pic:pic>
                 <pic:nvPicPr>
-                  <pic:cNvPr descr="psi-negro.png" id="0" name="image3.png"/>
+                  <pic:cNvPr descr="psi-negro.png" id="0" name="image2.png"/>
                   <pic:cNvPicPr preferRelativeResize="0"/>
                 </pic:nvPicPr>
                 <pic:blipFill>
@@ -21205,12 +22000,12 @@
           <wp:extent cx="425450" cy="666750"/>
           <wp:effectExtent b="0" l="0" r="0" t="0"/>
           <wp:wrapSquare wrapText="bothSides" distB="0" distT="0" distL="114300" distR="114300"/>
-          <wp:docPr descr="UNPA.JPG" id="16" name="image6.jpg"/>
+          <wp:docPr descr="UNPA.JPG" id="16" name="image5.jpg"/>
           <a:graphic>
             <a:graphicData uri="http://schemas.openxmlformats.org/drawingml/2006/picture">
               <pic:pic>
                 <pic:nvPicPr>
-                  <pic:cNvPr descr="UNPA.JPG" id="0" name="image6.jpg"/>
+                  <pic:cNvPr descr="UNPA.JPG" id="0" name="image5.jpg"/>
                   <pic:cNvPicPr preferRelativeResize="0"/>
                 </pic:nvPicPr>
                 <pic:blipFill>
@@ -21629,6 +22424,7 @@
     <w:rPr>
       <w:rFonts w:ascii="Cambria" w:cs="Cambria" w:eastAsia="Cambria" w:hAnsi="Cambria"/>
       <w:b w:val="1"/>
+      <w:bCs w:val="1"/>
       <w:color w:val="366091"/>
       <w:sz w:val="28"/>
       <w:szCs w:val="28"/>
@@ -21647,6 +22443,7 @@
     <w:rPr>
       <w:rFonts w:ascii="Cambria" w:cs="Cambria" w:eastAsia="Cambria" w:hAnsi="Cambria"/>
       <w:b w:val="1"/>
+      <w:bCs w:val="1"/>
       <w:color w:val="4f81bd"/>
       <w:sz w:val="26"/>
       <w:szCs w:val="26"/>
@@ -21663,6 +22460,7 @@
     <w:rPr>
       <w:rFonts w:ascii="Cambria" w:cs="Cambria" w:eastAsia="Cambria" w:hAnsi="Cambria"/>
       <w:b w:val="1"/>
+      <w:bCs w:val="1"/>
       <w:color w:val="4f81bd"/>
     </w:rPr>
   </w:style>
@@ -21677,7 +22475,9 @@
     <w:rPr>
       <w:rFonts w:ascii="Cambria" w:cs="Cambria" w:eastAsia="Cambria" w:hAnsi="Cambria"/>
       <w:b w:val="1"/>
+      <w:bCs w:val="1"/>
       <w:i w:val="1"/>
+      <w:iCs w:val="1"/>
       <w:color w:val="4f81bd"/>
     </w:rPr>
   </w:style>
@@ -21693,6 +22493,7 @@
     </w:pPr>
     <w:rPr>
       <w:b w:val="1"/>
+      <w:bCs w:val="1"/>
       <w:sz w:val="22"/>
       <w:szCs w:val="22"/>
     </w:rPr>
@@ -21709,6 +22510,7 @@
     </w:pPr>
     <w:rPr>
       <w:b w:val="1"/>
+      <w:bCs w:val="1"/>
       <w:sz w:val="20"/>
       <w:szCs w:val="20"/>
     </w:rPr>
@@ -21744,6 +22546,7 @@
     <w:rPr>
       <w:rFonts w:ascii="Georgia" w:cs="Georgia" w:eastAsia="Georgia" w:hAnsi="Georgia"/>
       <w:i w:val="1"/>
+      <w:iCs w:val="1"/>
       <w:color w:val="666666"/>
       <w:sz w:val="48"/>
       <w:szCs w:val="48"/>

--- a/Etapa Elaboración - Iteración 2/Estimacion 03 - Kairos - NexTech.docx
+++ b/Etapa Elaboración - Iteración 2/Estimacion 03 - Kairos - NexTech.docx
@@ -1025,12 +1025,12 @@
             <wp:extent cx="1200150" cy="1200150"/>
             <wp:effectExtent b="0" l="0" r="0" t="0"/>
             <wp:wrapSquare wrapText="bothSides" distB="0" distT="0" distL="114300" distR="114300"/>
-            <wp:docPr descr="psi-negro.png" id="18" name="image4.png"/>
+            <wp:docPr descr="psi-negro.png" id="18" name="image2.png"/>
             <a:graphic>
               <a:graphicData uri="http://schemas.openxmlformats.org/drawingml/2006/picture">
                 <pic:pic>
                   <pic:nvPicPr>
-                    <pic:cNvPr descr="psi-negro.png" id="0" name="image4.png"/>
+                    <pic:cNvPr descr="psi-negro.png" id="0" name="image2.png"/>
                     <pic:cNvPicPr preferRelativeResize="0"/>
                   </pic:nvPicPr>
                   <pic:blipFill>
@@ -1082,12 +1082,12 @@
             <wp:extent cx="1304925" cy="2019300"/>
             <wp:effectExtent b="0" l="0" r="0" t="0"/>
             <wp:wrapSquare wrapText="bothSides" distB="0" distT="0" distL="114300" distR="114300"/>
-            <wp:docPr descr="UNPA.JPG" id="19" name="image3.jpg"/>
+            <wp:docPr descr="UNPA.JPG" id="19" name="image5.jpg"/>
             <a:graphic>
               <a:graphicData uri="http://schemas.openxmlformats.org/drawingml/2006/picture">
                 <pic:pic>
                   <pic:nvPicPr>
-                    <pic:cNvPr descr="UNPA.JPG" id="0" name="image3.jpg"/>
+                    <pic:cNvPr descr="UNPA.JPG" id="0" name="image5.jpg"/>
                     <pic:cNvPicPr preferRelativeResize="0"/>
                   </pic:nvPicPr>
                   <pic:blipFill>
@@ -1535,7 +1535,7 @@
     </w:p>
     <w:sdt>
       <w:sdtPr>
-        <w:id w:val="-1732047229"/>
+        <w:id w:val="-970993387"/>
         <w:docPartObj>
           <w:docPartGallery w:val="Table of Contents"/>
           <w:docPartUnique w:val="1"/>
@@ -21955,12 +21955,12 @@
           <wp:extent cx="669290" cy="669290"/>
           <wp:effectExtent b="0" l="0" r="0" t="0"/>
           <wp:wrapSquare wrapText="bothSides" distB="0" distT="0" distL="114300" distR="114300"/>
-          <wp:docPr descr="psi-negro.png" id="15" name="image2.png"/>
+          <wp:docPr descr="psi-negro.png" id="15" name="image4.png"/>
           <a:graphic>
             <a:graphicData uri="http://schemas.openxmlformats.org/drawingml/2006/picture">
               <pic:pic>
                 <pic:nvPicPr>
-                  <pic:cNvPr descr="psi-negro.png" id="0" name="image2.png"/>
+                  <pic:cNvPr descr="psi-negro.png" id="0" name="image4.png"/>
                   <pic:cNvPicPr preferRelativeResize="0"/>
                 </pic:nvPicPr>
                 <pic:blipFill>
@@ -22000,12 +22000,12 @@
           <wp:extent cx="425450" cy="666750"/>
           <wp:effectExtent b="0" l="0" r="0" t="0"/>
           <wp:wrapSquare wrapText="bothSides" distB="0" distT="0" distL="114300" distR="114300"/>
-          <wp:docPr descr="UNPA.JPG" id="16" name="image5.jpg"/>
+          <wp:docPr descr="UNPA.JPG" id="16" name="image3.jpg"/>
           <a:graphic>
             <a:graphicData uri="http://schemas.openxmlformats.org/drawingml/2006/picture">
               <pic:pic>
                 <pic:nvPicPr>
-                  <pic:cNvPr descr="UNPA.JPG" id="0" name="image5.jpg"/>
+                  <pic:cNvPr descr="UNPA.JPG" id="0" name="image3.jpg"/>
                   <pic:cNvPicPr preferRelativeResize="0"/>
                 </pic:nvPicPr>
                 <pic:blipFill>

--- a/Etapa Elaboración - Iteración 2/Estimacion 03 - Kairos - NexTech.docx
+++ b/Etapa Elaboración - Iteración 2/Estimacion 03 - Kairos - NexTech.docx
@@ -1082,12 +1082,12 @@
             <wp:extent cx="1304925" cy="2019300"/>
             <wp:effectExtent b="0" l="0" r="0" t="0"/>
             <wp:wrapSquare wrapText="bothSides" distB="0" distT="0" distL="114300" distR="114300"/>
-            <wp:docPr descr="UNPA.JPG" id="19" name="image5.jpg"/>
+            <wp:docPr descr="UNPA.JPG" id="19" name="image3.jpg"/>
             <a:graphic>
               <a:graphicData uri="http://schemas.openxmlformats.org/drawingml/2006/picture">
                 <pic:pic>
                   <pic:nvPicPr>
-                    <pic:cNvPr descr="UNPA.JPG" id="0" name="image5.jpg"/>
+                    <pic:cNvPr descr="UNPA.JPG" id="0" name="image3.jpg"/>
                     <pic:cNvPicPr preferRelativeResize="0"/>
                   </pic:nvPicPr>
                   <pic:blipFill>
@@ -1535,7 +1535,7 @@
     </w:p>
     <w:sdt>
       <w:sdtPr>
-        <w:id w:val="-970993387"/>
+        <w:id w:val="-137193910"/>
         <w:docPartObj>
           <w:docPartGallery w:val="Table of Contents"/>
           <w:docPartUnique w:val="1"/>
@@ -22000,12 +22000,12 @@
           <wp:extent cx="425450" cy="666750"/>
           <wp:effectExtent b="0" l="0" r="0" t="0"/>
           <wp:wrapSquare wrapText="bothSides" distB="0" distT="0" distL="114300" distR="114300"/>
-          <wp:docPr descr="UNPA.JPG" id="16" name="image3.jpg"/>
+          <wp:docPr descr="UNPA.JPG" id="16" name="image5.jpg"/>
           <a:graphic>
             <a:graphicData uri="http://schemas.openxmlformats.org/drawingml/2006/picture">
               <pic:pic>
                 <pic:nvPicPr>
-                  <pic:cNvPr descr="UNPA.JPG" id="0" name="image3.jpg"/>
+                  <pic:cNvPr descr="UNPA.JPG" id="0" name="image5.jpg"/>
                   <pic:cNvPicPr preferRelativeResize="0"/>
                 </pic:nvPicPr>
                 <pic:blipFill>

--- a/Etapa Elaboración - Iteración 2/Estimacion 03 - Kairos - NexTech.docx
+++ b/Etapa Elaboración - Iteración 2/Estimacion 03 - Kairos - NexTech.docx
@@ -1025,12 +1025,12 @@
             <wp:extent cx="1200150" cy="1200150"/>
             <wp:effectExtent b="0" l="0" r="0" t="0"/>
             <wp:wrapSquare wrapText="bothSides" distB="0" distT="0" distL="114300" distR="114300"/>
-            <wp:docPr descr="psi-negro.png" id="18" name="image2.png"/>
+            <wp:docPr descr="psi-negro.png" id="18" name="image1.png"/>
             <a:graphic>
               <a:graphicData uri="http://schemas.openxmlformats.org/drawingml/2006/picture">
                 <pic:pic>
                   <pic:nvPicPr>
-                    <pic:cNvPr descr="psi-negro.png" id="0" name="image2.png"/>
+                    <pic:cNvPr descr="psi-negro.png" id="0" name="image1.png"/>
                     <pic:cNvPicPr preferRelativeResize="0"/>
                   </pic:nvPicPr>
                   <pic:blipFill>
@@ -1082,12 +1082,12 @@
             <wp:extent cx="1304925" cy="2019300"/>
             <wp:effectExtent b="0" l="0" r="0" t="0"/>
             <wp:wrapSquare wrapText="bothSides" distB="0" distT="0" distL="114300" distR="114300"/>
-            <wp:docPr descr="UNPA.JPG" id="19" name="image3.jpg"/>
+            <wp:docPr descr="UNPA.JPG" id="19" name="image4.jpg"/>
             <a:graphic>
               <a:graphicData uri="http://schemas.openxmlformats.org/drawingml/2006/picture">
                 <pic:pic>
                   <pic:nvPicPr>
-                    <pic:cNvPr descr="UNPA.JPG" id="0" name="image3.jpg"/>
+                    <pic:cNvPr descr="UNPA.JPG" id="0" name="image4.jpg"/>
                     <pic:cNvPicPr preferRelativeResize="0"/>
                   </pic:nvPicPr>
                   <pic:blipFill>
@@ -1428,12 +1428,12 @@
             <wp:extent cx="1200150" cy="1200150"/>
             <wp:effectExtent b="0" l="0" r="0" t="0"/>
             <wp:wrapSquare wrapText="bothSides" distB="0" distT="0" distL="114300" distR="114300"/>
-            <wp:docPr id="14" name="image1.png"/>
+            <wp:docPr id="14" name="image2.png"/>
             <a:graphic>
               <a:graphicData uri="http://schemas.openxmlformats.org/drawingml/2006/picture">
                 <pic:pic>
                   <pic:nvPicPr>
-                    <pic:cNvPr id="0" name="image1.png"/>
+                    <pic:cNvPr id="0" name="image2.png"/>
                     <pic:cNvPicPr preferRelativeResize="0"/>
                   </pic:nvPicPr>
                   <pic:blipFill>
@@ -1535,7 +1535,7 @@
     </w:p>
     <w:sdt>
       <w:sdtPr>
-        <w:id w:val="-137193910"/>
+        <w:id w:val="-2011478976"/>
         <w:docPartObj>
           <w:docPartGallery w:val="Table of Contents"/>
           <w:docPartUnique w:val="1"/>
@@ -21955,12 +21955,12 @@
           <wp:extent cx="669290" cy="669290"/>
           <wp:effectExtent b="0" l="0" r="0" t="0"/>
           <wp:wrapSquare wrapText="bothSides" distB="0" distT="0" distL="114300" distR="114300"/>
-          <wp:docPr descr="psi-negro.png" id="15" name="image4.png"/>
+          <wp:docPr descr="psi-negro.png" id="15" name="image5.png"/>
           <a:graphic>
             <a:graphicData uri="http://schemas.openxmlformats.org/drawingml/2006/picture">
               <pic:pic>
                 <pic:nvPicPr>
-                  <pic:cNvPr descr="psi-negro.png" id="0" name="image4.png"/>
+                  <pic:cNvPr descr="psi-negro.png" id="0" name="image5.png"/>
                   <pic:cNvPicPr preferRelativeResize="0"/>
                 </pic:nvPicPr>
                 <pic:blipFill>
@@ -22000,12 +22000,12 @@
           <wp:extent cx="425450" cy="666750"/>
           <wp:effectExtent b="0" l="0" r="0" t="0"/>
           <wp:wrapSquare wrapText="bothSides" distB="0" distT="0" distL="114300" distR="114300"/>
-          <wp:docPr descr="UNPA.JPG" id="16" name="image5.jpg"/>
+          <wp:docPr descr="UNPA.JPG" id="16" name="image3.jpg"/>
           <a:graphic>
             <a:graphicData uri="http://schemas.openxmlformats.org/drawingml/2006/picture">
               <pic:pic>
                 <pic:nvPicPr>
-                  <pic:cNvPr descr="UNPA.JPG" id="0" name="image5.jpg"/>
+                  <pic:cNvPr descr="UNPA.JPG" id="0" name="image3.jpg"/>
                   <pic:cNvPicPr preferRelativeResize="0"/>
                 </pic:nvPicPr>
                 <pic:blipFill>

--- a/Etapa Elaboración - Iteración 2/Estimacion 03 - Kairos - NexTech.docx
+++ b/Etapa Elaboración - Iteración 2/Estimacion 03 - Kairos - NexTech.docx
@@ -1025,12 +1025,12 @@
             <wp:extent cx="1200150" cy="1200150"/>
             <wp:effectExtent b="0" l="0" r="0" t="0"/>
             <wp:wrapSquare wrapText="bothSides" distB="0" distT="0" distL="114300" distR="114300"/>
-            <wp:docPr descr="psi-negro.png" id="18" name="image1.png"/>
+            <wp:docPr descr="psi-negro.png" id="18" name="image3.png"/>
             <a:graphic>
               <a:graphicData uri="http://schemas.openxmlformats.org/drawingml/2006/picture">
                 <pic:pic>
                   <pic:nvPicPr>
-                    <pic:cNvPr descr="psi-negro.png" id="0" name="image1.png"/>
+                    <pic:cNvPr descr="psi-negro.png" id="0" name="image3.png"/>
                     <pic:cNvPicPr preferRelativeResize="0"/>
                   </pic:nvPicPr>
                   <pic:blipFill>
@@ -1082,12 +1082,12 @@
             <wp:extent cx="1304925" cy="2019300"/>
             <wp:effectExtent b="0" l="0" r="0" t="0"/>
             <wp:wrapSquare wrapText="bothSides" distB="0" distT="0" distL="114300" distR="114300"/>
-            <wp:docPr descr="UNPA.JPG" id="19" name="image4.jpg"/>
+            <wp:docPr descr="UNPA.JPG" id="19" name="image1.jpg"/>
             <a:graphic>
               <a:graphicData uri="http://schemas.openxmlformats.org/drawingml/2006/picture">
                 <pic:pic>
                   <pic:nvPicPr>
-                    <pic:cNvPr descr="UNPA.JPG" id="0" name="image4.jpg"/>
+                    <pic:cNvPr descr="UNPA.JPG" id="0" name="image1.jpg"/>
                     <pic:cNvPicPr preferRelativeResize="0"/>
                   </pic:nvPicPr>
                   <pic:blipFill>
@@ -1535,7 +1535,7 @@
     </w:p>
     <w:sdt>
       <w:sdtPr>
-        <w:id w:val="-2011478976"/>
+        <w:id w:val="683911024"/>
         <w:docPartObj>
           <w:docPartGallery w:val="Table of Contents"/>
           <w:docPartUnique w:val="1"/>
@@ -21955,12 +21955,12 @@
           <wp:extent cx="669290" cy="669290"/>
           <wp:effectExtent b="0" l="0" r="0" t="0"/>
           <wp:wrapSquare wrapText="bothSides" distB="0" distT="0" distL="114300" distR="114300"/>
-          <wp:docPr descr="psi-negro.png" id="15" name="image5.png"/>
+          <wp:docPr descr="psi-negro.png" id="15" name="image4.png"/>
           <a:graphic>
             <a:graphicData uri="http://schemas.openxmlformats.org/drawingml/2006/picture">
               <pic:pic>
                 <pic:nvPicPr>
-                  <pic:cNvPr descr="psi-negro.png" id="0" name="image5.png"/>
+                  <pic:cNvPr descr="psi-negro.png" id="0" name="image4.png"/>
                   <pic:cNvPicPr preferRelativeResize="0"/>
                 </pic:nvPicPr>
                 <pic:blipFill>
@@ -22000,12 +22000,12 @@
           <wp:extent cx="425450" cy="666750"/>
           <wp:effectExtent b="0" l="0" r="0" t="0"/>
           <wp:wrapSquare wrapText="bothSides" distB="0" distT="0" distL="114300" distR="114300"/>
-          <wp:docPr descr="UNPA.JPG" id="16" name="image3.jpg"/>
+          <wp:docPr descr="UNPA.JPG" id="16" name="image5.jpg"/>
           <a:graphic>
             <a:graphicData uri="http://schemas.openxmlformats.org/drawingml/2006/picture">
               <pic:pic>
                 <pic:nvPicPr>
-                  <pic:cNvPr descr="UNPA.JPG" id="0" name="image3.jpg"/>
+                  <pic:cNvPr descr="UNPA.JPG" id="0" name="image5.jpg"/>
                   <pic:cNvPicPr preferRelativeResize="0"/>
                 </pic:nvPicPr>
                 <pic:blipFill>
